--- a/por/docx/18.content.docx
+++ b/por/docx/18.content.docx
@@ -256,7 +256,7 @@
         <w:rPr>
           <w:lang w:val="pt_PT" w:bidi="pt_PT"/>
         </w:rPr>
-        <w:t xml:space="preserve"> além de sete mil ovelhas, três mil camelos, quinhentas juntas de bois, quinhentas jumentas e muitos servos. Era o homem mais importante entre todos os povos do Oriente.</w:t>
+        <w:t xml:space="preserve"> além de sete mil ovelhas, três mil camelos, quinhentas juntas de bois, quinhentas jumentas e muitos servos. Ele era o homem mais rico e respeitado entre os povos do Oriente.</w:t>
       </w:r>
     </w:p>
     <w:p>
@@ -277,7 +277,7 @@
         <w:rPr>
           <w:lang w:val="pt_PT" w:bidi="pt_PT"/>
         </w:rPr>
-        <w:t xml:space="preserve"> Seus filhos normalmente faziam banquetes em casa, um de cada vez, com muita comida e bebida, e convidavam sempre as três irmãs.</w:t>
+        <w:t xml:space="preserve"> Seus filhos costumavam fazer festas em casa, cada um na sua vez, e sempre convidavam as três irmãs para comer e beber com eles.</w:t>
       </w:r>
     </w:p>
     <w:p>
@@ -298,7 +298,7 @@
         <w:rPr>
           <w:lang w:val="pt_PT" w:bidi="pt_PT"/>
         </w:rPr>
-        <w:t xml:space="preserve"> Quando terminava o período desses banquetes, Jó mandava chamá-los para santificá-los; levantava-se de madrugada e oferecia holocaustos segundo o número de todos eles, pois dizia: “Talvez os meus filhos tenham pecado e falado contra Deus no coração deles". Assim Jó fazia continuamente.</w:t>
+        <w:t xml:space="preserve"> Quando terminava esse período de festas, Jó os chamava para um tempo de purificação. Levantava-se de madrugada e oferecia holocaustos em favor de cada um deles, pois pensava: “Talvez meus filhos tenham pecado e ofendido a Deus no coração deles”. Era assim que Jó sempre fazia.</w:t>
       </w:r>
     </w:p>
     <w:p>
@@ -319,7 +319,7 @@
         <w:rPr>
           <w:lang w:val="pt_PT" w:bidi="pt_PT"/>
         </w:rPr>
-        <w:t xml:space="preserve"> Chegou o dia em que os filhos de Deus vieram apresentar-se diante do SENHOR, e Satanás veio também entre eles.</w:t>
+        <w:t xml:space="preserve"> Chegou o dia em que os anjos vieram apresentar-se diante do SENHOR, e Satanás veio também entre eles.</w:t>
       </w:r>
     </w:p>
     <w:p>
@@ -340,7 +340,7 @@
         <w:rPr>
           <w:lang w:val="pt_PT" w:bidi="pt_PT"/>
         </w:rPr>
-        <w:t xml:space="preserve"> Então o SENHOR perguntou a Satanás: "De onde você vem?". Satanás respondeu: "De rodear a terra e passear por ela".</w:t>
+        <w:t xml:space="preserve"> Então o SENHOR perguntou a Satanás: “De onde você vem?”. Satanás respondeu: “De rodear a terra e passear por ela”.</w:t>
       </w:r>
     </w:p>
     <w:p>
@@ -361,7 +361,7 @@
         <w:rPr>
           <w:lang w:val="pt_PT" w:bidi="pt_PT"/>
         </w:rPr>
-        <w:t xml:space="preserve"> Então, o SENHOR disse a Satanás: "Você observou o meu servo Jó? Não há um homem na terra como ele, sincero, reto, temente a Deus e que se afasta do mal.</w:t>
+        <w:t xml:space="preserve"> Então o SENHOR disse a Satanás: “Você observou o meu servo Jó? Não há ninguém na terra como ele. É um homem íntegro, reto, temente a Deus e que se afasta do mal”.</w:t>
       </w:r>
     </w:p>
     <w:p>
@@ -382,7 +382,7 @@
         <w:rPr>
           <w:lang w:val="pt_PT" w:bidi="pt_PT"/>
         </w:rPr>
-        <w:t xml:space="preserve"> Então Satanás perguntou ao SENHOR: "Será que Jó teme a Deus em vão?</w:t>
+        <w:t xml:space="preserve"> Então Satanás perguntou ao SENHOR: “Será que Jó teme a Deus em vão?</w:t>
       </w:r>
     </w:p>
     <w:p>
@@ -403,7 +403,7 @@
         <w:rPr>
           <w:lang w:val="pt_PT" w:bidi="pt_PT"/>
         </w:rPr>
-        <w:t xml:space="preserve"> Não colocaste uma proteção ao redor dele, da sua casa e de tudo o que ele tem? Abençoaste a obra de suas mãos, e o seu gado se multiplicou na terra.</w:t>
+        <w:t xml:space="preserve"> Não colocaste uma proteção ao redor dele, da sua família e de tudo o que ele possui? Tu abençoaste o trabalho de suas mãos, e os seus rebanhos cresceram por toda a terra.</w:t>
       </w:r>
     </w:p>
     <w:p>
@@ -424,7 +424,7 @@
         <w:rPr>
           <w:lang w:val="pt_PT" w:bidi="pt_PT"/>
         </w:rPr>
-        <w:t xml:space="preserve"> Mas estende a tua mão e toca em tudo o que ele tem, e verás se não te amaldiçoa na tua presença".</w:t>
+        <w:t xml:space="preserve"> Mas estende a tua mão e toca em tudo o que ele tem, e verás se não te amaldiçoa na tua presença”.</w:t>
       </w:r>
     </w:p>
     <w:p>
@@ -445,7 +445,7 @@
         <w:rPr>
           <w:lang w:val="pt_PT" w:bidi="pt_PT"/>
         </w:rPr>
-        <w:t xml:space="preserve"> O SENHOR lhe disse: "Tudo o que ele tem está em seu poder; só não estenda a mão contra ele". E Satanás saiu da presença do SENHOR.</w:t>
+        <w:t xml:space="preserve"> O SENHOR disse a Satanás: “Você pode fazer o que quiser com tudo o que pertence a Jó, mas não estenda a mão contra ele”. E Satanás saiu da presença do SENHOR.</w:t>
       </w:r>
     </w:p>
     <w:p>
@@ -487,7 +487,7 @@
         <w:rPr>
           <w:lang w:val="pt_PT" w:bidi="pt_PT"/>
         </w:rPr>
-        <w:t xml:space="preserve"> quando chegou um mensageiro e disse a Jó: "Os bois estavam lavrando, e as jumentas pastavam perto deles,</w:t>
+        <w:t xml:space="preserve"> quando chegou um mensageiro e disse a Jó: “Os bois estavam lavrando, e as jumentas pastavam perto deles,</w:t>
       </w:r>
     </w:p>
     <w:p>
@@ -529,7 +529,7 @@
         <w:rPr>
           <w:lang w:val="pt_PT" w:bidi="pt_PT"/>
         </w:rPr>
-        <w:t xml:space="preserve"> Enquanto este homem ainda falava, chegou outro e disse: "Caiu fogo de Deus do céu e consumiu as ovelhas e os servos; só eu escapei para trazer a notícia".</w:t>
+        <w:t xml:space="preserve"> Enquanto ele ainda falava, chegou outro e disse: “Um fogo vindo do céu caiu e consumiu as ovelhas e os servos; só eu escapei para trazer a notícia”.</w:t>
       </w:r>
     </w:p>
     <w:p>
@@ -550,7 +550,7 @@
         <w:rPr>
           <w:lang w:val="pt_PT" w:bidi="pt_PT"/>
         </w:rPr>
-        <w:t xml:space="preserve"> Enquanto este homem ainda falava, chegou outro e disse: "Os caldeus, divididos em três bandos, atacaram os camelos, levaram-nos e mataram os servos à espada; só eu escapei para trazer a notícia".</w:t>
+        <w:t xml:space="preserve"> Enquanto o segundo homem ainda falava, chegou outro e disse: “Os caldeus, divididos em três bandos, atacaram os camelos, os levaram e mataram os servos à espada; só eu escapei para trazer a notícia”.</w:t>
       </w:r>
     </w:p>
     <w:p>
@@ -571,7 +571,7 @@
         <w:rPr>
           <w:lang w:val="pt_PT" w:bidi="pt_PT"/>
         </w:rPr>
-        <w:t xml:space="preserve"> Enquanto este homem ainda falava, chegou mais um e disse: "Seus filhos e suas filhas estavam comendo e bebendo vinho na casa do irmão mais velho;</w:t>
+        <w:t xml:space="preserve"> Enquanto o terceiro homem ainda falava, chegou mais um e disse: “Seus filhos e suas filhas estavam comendo e bebendo vinho na casa do irmão mais velho;</w:t>
       </w:r>
     </w:p>
     <w:p>
@@ -592,7 +592,7 @@
         <w:rPr>
           <w:lang w:val="pt_PT" w:bidi="pt_PT"/>
         </w:rPr>
-        <w:t xml:space="preserve"> veio uma ventania do deserto e atingiu os quatro lados da casa, que caiu sobre eles, e morreram; só eu escapei para trazer a notícia".</w:t>
+        <w:t xml:space="preserve"> veio uma ventania do deserto e atingiu os quatro lados da casa, que caiu sobre eles, e morreram; só eu escapei para trazer a notícia”.</w:t>
       </w:r>
     </w:p>
     <w:p>
@@ -634,7 +634,7 @@
         <w:rPr>
           <w:lang w:val="pt_PT" w:bidi="pt_PT"/>
         </w:rPr>
-        <w:t xml:space="preserve"> dizendo: "Eu saí nu do ventre da minha mãe e nu voltarei para lá. Foi o SENHOR quem deu e foi o SENHOR quem tomou; bendito seja o nome do SENHOR".</w:t>
+        <w:t xml:space="preserve"> dizendo: “Saí nu do ventre da minha mãe e nu partirei desta vida. O SENHOR deu, e o SENHOR tirou; bendito seja o nome do SENHOR”.</w:t>
       </w:r>
     </w:p>
     <w:p>
@@ -655,7 +655,7 @@
         <w:rPr>
           <w:lang w:val="pt_PT" w:bidi="pt_PT"/>
         </w:rPr>
-        <w:t xml:space="preserve"> Jó não pecou em nada disso, nem atribuiu algo injusto a Deus.</w:t>
+        <w:t xml:space="preserve"> Em tudo isso, Jó não pecou nem colocou a culpa em Deus.</w:t>
       </w:r>
     </w:p>
     <w:p>
@@ -692,7 +692,7 @@
         <w:rPr>
           <w:lang w:val="pt_PT" w:bidi="pt_PT"/>
         </w:rPr>
-        <w:t xml:space="preserve"> Em outro dia, os filhos de Deus vieram apresentar-se diante do SENHOR, e Satanás veio também entre eles para se apresentar diante do SENHOR.</w:t>
+        <w:t xml:space="preserve"> Em outro dia, os filhos de Deus vieram se apresentar diante do SENHOR, e Satanás também veio com eles.</w:t>
       </w:r>
     </w:p>
     <w:p>
@@ -713,7 +713,7 @@
         <w:rPr>
           <w:lang w:val="pt_PT" w:bidi="pt_PT"/>
         </w:rPr>
-        <w:t xml:space="preserve"> Então o SENHOR perguntou a Satanás: "De onde você vem?". E ele respondeu: "De rodear a terra e passear por ela".</w:t>
+        <w:t xml:space="preserve"> Então o SENHOR perguntou a Satanás: “De onde você vem?”. E ele respondeu: “De rodear a terra e passear por ela”.</w:t>
       </w:r>
     </w:p>
     <w:p>
@@ -734,7 +734,7 @@
         <w:rPr>
           <w:lang w:val="pt_PT" w:bidi="pt_PT"/>
         </w:rPr>
-        <w:t xml:space="preserve"> O SENHOR disse a Satanás: "Você observou meu servo Jó? Porque não há um homem na terra igual a ele, íntegro e reto, temente a Deus e que se afasta do mal. Ele ainda mantém sua integridade, mesmo você tendo me incitado contra ele para arruiná-lo sem motivo".</w:t>
+        <w:t xml:space="preserve"> O SENHOR disse a Satanás: “Você observou o meu servo Jó? Não existe ninguém na terra como ele: é íntegro, reto, temente a Deus e se afasta do mal. Ele continua fiel, mesmo depois que você me incentivou a prejudicá-lo sem motivo”.</w:t>
       </w:r>
     </w:p>
     <w:p>
@@ -755,7 +755,7 @@
         <w:rPr>
           <w:lang w:val="pt_PT" w:bidi="pt_PT"/>
         </w:rPr>
-        <w:t xml:space="preserve"> Então Satanás respondeu ao SENHOR: "Pele por pele! Tudo o que o homem possui dará por sua vida.</w:t>
+        <w:t xml:space="preserve"> Satanás respondeu ao SENHOR: “Um homem entrega tudo o que tem para salvar a própria vida. A própria pele é o que mais importa para ele.</w:t>
       </w:r>
     </w:p>
     <w:p>
@@ -776,7 +776,7 @@
         <w:rPr>
           <w:lang w:val="pt_PT" w:bidi="pt_PT"/>
         </w:rPr>
-        <w:t xml:space="preserve"> Estende, porém, a tua mão e toca nos ossos e na carne dele, e verás se não te amaldiçoa na tua presença".</w:t>
+        <w:t xml:space="preserve"> Mas toca no corpo dele, nos seus ossos e na sua carne, e verás se ele não te amaldiçoará na tua presença”.</w:t>
       </w:r>
     </w:p>
     <w:p>
@@ -797,7 +797,7 @@
         <w:rPr>
           <w:lang w:val="pt_PT" w:bidi="pt_PT"/>
         </w:rPr>
-        <w:t xml:space="preserve"> E o SENHOR lhe disse: "Ele está nas tuas mãos; apenas poupe a vida dele".</w:t>
+        <w:t xml:space="preserve"> E o SENHOR lhe disse: “Ele está nas suas mãos; apenas poupe a vida dele”.</w:t>
       </w:r>
     </w:p>
     <w:p>
@@ -818,7 +818,7 @@
         <w:rPr>
           <w:lang w:val="pt_PT" w:bidi="pt_PT"/>
         </w:rPr>
-        <w:t xml:space="preserve"> Então Satanás saiu de diante do SENHOR e feriu Jó com feridas dolorosas, da sola dos pés ao alto da cabeça.</w:t>
+        <w:t xml:space="preserve"> Então Satanás saiu da presença do SENHOR e feriu Jó com feridas terríveis, da sola dos pés até o alto da cabeça.</w:t>
       </w:r>
     </w:p>
     <w:p>
@@ -839,7 +839,7 @@
         <w:rPr>
           <w:lang w:val="pt_PT" w:bidi="pt_PT"/>
         </w:rPr>
-        <w:t xml:space="preserve"> Sentado no meio das cinzas, Jó pegou um caco de cerâmica para se raspar.</w:t>
+        <w:t xml:space="preserve"> Jó se sentou no meio das cinzas e pegou um pedaço de cerâmica para raspar suas feridas.</w:t>
       </w:r>
     </w:p>
     <w:p>
@@ -860,7 +860,7 @@
         <w:rPr>
           <w:lang w:val="pt_PT" w:bidi="pt_PT"/>
         </w:rPr>
-        <w:t xml:space="preserve"> Em seguida, sua mulher lhe disse: "Você ainda continua íntegro? Amaldiçoe a Deus e morra".</w:t>
+        <w:t xml:space="preserve"> Sua mulher lhe disse: “Você ainda mantém sua integridade? Amaldiçoe a Deus e morra!”.</w:t>
       </w:r>
     </w:p>
     <w:p>
@@ -881,7 +881,7 @@
         <w:rPr>
           <w:lang w:val="pt_PT" w:bidi="pt_PT"/>
         </w:rPr>
-        <w:t xml:space="preserve"> Mas ele respondeu: "Você fala como uma mulher insensata; receberemos o bem da parte de Deus e não receberíamos também a adversidade?". Jó não pecou com os seus lábios em nada disso.</w:t>
+        <w:t xml:space="preserve"> Mas Jó respondeu: “Você fala como uma pessoa sem juízo. Será que devemos aceitar de Deus apenas o bem e não também os problemas?”. Em tudo isso, Jó não pecou com suas palavras.</w:t>
       </w:r>
     </w:p>
     <w:p>
@@ -902,7 +902,7 @@
         <w:rPr>
           <w:lang w:val="pt_PT" w:bidi="pt_PT"/>
         </w:rPr>
-        <w:t xml:space="preserve"> Três amigos de Jó, ao ouvirem todo o mal que lhe havia acontecido, vieram, cada um do seu lugar: o temanita Elifaz; o suíta Bildade; e o naamatita Zofar. Eles combinaram ir juntos para se solidarizar com ele e consolá-lo.</w:t>
+        <w:t xml:space="preserve"> Três amigos de Jó ouviram sobre tudo o que tinha acontecido com ele e vieram, cada um do seu lugar, para visitá-lo e consolá-lo: Elifaz, o temanita; Bildade, o suíta; e Zofar, o naamatita.</w:t>
       </w:r>
     </w:p>
     <w:p>
@@ -923,7 +923,7 @@
         <w:rPr>
           <w:lang w:val="pt_PT" w:bidi="pt_PT"/>
         </w:rPr>
-        <w:t xml:space="preserve"> E, de longe, quando ergueram os olhos e não conseguiram reconhecê-lo, levantaram a voz e choraram; um por um rasgou o seu manto e jogou terra sobre a cabeça.</w:t>
+        <w:t xml:space="preserve"> De longe, eles viram Jó, mas não conseguiram reconhecê-lo. Então choraram em alta voz, rasgaram suas roupas e jogaram pó sobre a cabeça.</w:t>
       </w:r>
     </w:p>
     <w:p>
@@ -944,7 +944,7 @@
         <w:rPr>
           <w:lang w:val="pt_PT" w:bidi="pt_PT"/>
         </w:rPr>
-        <w:t xml:space="preserve"> E ficaram sentados com ele na terra por sete dias e sete noites; nenhum lhe dizia nada, porque viam que a dor era muito grande.</w:t>
+        <w:t xml:space="preserve"> Eles ficaram sentados no chão com Jó por sete dias e sete noites. Ninguém falou nada, porque viram que seu sofrimento era enorme.</w:t>
       </w:r>
     </w:p>
     <w:p>
@@ -981,7 +981,7 @@
         <w:rPr>
           <w:lang w:val="pt_PT" w:bidi="pt_PT"/>
         </w:rPr>
-        <w:t xml:space="preserve"> Finalmente, Jó quebrou o silêncio, amaldiçoando o dia em que tinha nascido,</w:t>
+        <w:t xml:space="preserve"> Depois disso, Jó abriu a boca e amaldiçoou o dia em que nasceu.</w:t>
       </w:r>
     </w:p>
     <w:p>
@@ -1002,7 +1002,7 @@
         <w:rPr>
           <w:lang w:val="pt_PT" w:bidi="pt_PT"/>
         </w:rPr>
-        <w:t xml:space="preserve"> e falou:</w:t>
+        <w:t xml:space="preserve"> Ele falou:</w:t>
       </w:r>
     </w:p>
     <w:p>
@@ -1023,7 +1023,7 @@
         <w:rPr>
           <w:lang w:val="pt_PT" w:bidi="pt_PT"/>
         </w:rPr>
-        <w:t xml:space="preserve"> "Maldito seja o dia em que nasci, e a noite em que se disse: 'Veio à luz um homem!'.</w:t>
+        <w:t xml:space="preserve"> "Maldito seja o dia em que nasci, e a noite em que disseram: ‘Nasceu um menino!’.</w:t>
       </w:r>
     </w:p>
     <w:p>
@@ -1044,7 +1044,7 @@
         <w:rPr>
           <w:lang w:val="pt_PT" w:bidi="pt_PT"/>
         </w:rPr>
-        <w:t xml:space="preserve"> Que aquele dia se torne completamente escuro, e que Deus, lá do alto, não olhe para ele; que nenhuma luz o ilumine.</w:t>
+        <w:t xml:space="preserve"> Que aquele dia seja coberto de escuridão; que Deus, do alto, não se lembre dele, e que nenhuma luz brilhe sobre ele.</w:t>
       </w:r>
     </w:p>
     <w:p>
@@ -1086,7 +1086,7 @@
         <w:rPr>
           <w:lang w:val="pt_PT" w:bidi="pt_PT"/>
         </w:rPr>
-        <w:t xml:space="preserve"> Que aquela noite seja dominada pelas trevas, não seja contada entre os dias do ano, nem faça parte de algum mês.</w:t>
+        <w:t xml:space="preserve"> Que aquela noite fique nas trevas; que não seja incluída entre os dias do ano nem apareça em nenhum mês.</w:t>
       </w:r>
     </w:p>
     <w:p>
@@ -1128,7 +1128,7 @@
         <w:rPr>
           <w:lang w:val="pt_PT" w:bidi="pt_PT"/>
         </w:rPr>
-        <w:t xml:space="preserve"> Que a amaldiçoem aqueles que amaldiçoam os dias, e que se preparem para derramar seu pranto sobre ela.</w:t>
+        <w:t xml:space="preserve"> Que aqueles que amaldiçoam dias e despertam o Leviatã amaldiçoem essa noite.</w:t>
       </w:r>
     </w:p>
     <w:p>
@@ -1170,7 +1170,7 @@
         <w:rPr>
           <w:lang w:val="pt_PT" w:bidi="pt_PT"/>
         </w:rPr>
-        <w:t xml:space="preserve"> Pois não fechou as portas do ventre de minha mãe para me impedir de nascer e enfrentar este sofrimento.</w:t>
+        <w:t xml:space="preserve"> Pois essa noite não fechou o ventre da minha mãe, nem escondeu de mim este sofrimento.</w:t>
       </w:r>
     </w:p>
     <w:p>
@@ -1191,7 +1191,7 @@
         <w:rPr>
           <w:lang w:val="pt_PT" w:bidi="pt_PT"/>
         </w:rPr>
-        <w:t xml:space="preserve"> Por que não morri antes de nascer? Por que não saí em silêncio do ventre de minha mãe?</w:t>
+        <w:t xml:space="preserve"> Por que não morri ao nascer? Por que não perdi a vida quando saí do ventre da minha mãe?</w:t>
       </w:r>
     </w:p>
     <w:p>
@@ -1212,7 +1212,7 @@
         <w:rPr>
           <w:lang w:val="pt_PT" w:bidi="pt_PT"/>
         </w:rPr>
-        <w:t xml:space="preserve"> Por que houve joelhos para me receber e seios para me alimentar?</w:t>
+        <w:t xml:space="preserve"> Por que fui acolhido no colo e alimentado ao peito?</w:t>
       </w:r>
     </w:p>
     <w:p>
@@ -1233,7 +1233,7 @@
         <w:rPr>
           <w:lang w:val="pt_PT" w:bidi="pt_PT"/>
         </w:rPr>
-        <w:t xml:space="preserve"> Se eu tivesse morrido ao nascer, agora estaria em paz,</w:t>
+        <w:t xml:space="preserve"> Se eu tivesse morrido naquele momento, agora estaria descansando em paz,</w:t>
       </w:r>
     </w:p>
     <w:p>
@@ -1254,7 +1254,7 @@
         <w:rPr>
           <w:lang w:val="pt_PT" w:bidi="pt_PT"/>
         </w:rPr>
-        <w:t xml:space="preserve"> repousando entre reis e conselheiros da terra, cujos palácios hoje estão em ruínas,</w:t>
+        <w:t xml:space="preserve"> junto com reis e conselheiros da terra, que construíram lugares hoje abandonados,</w:t>
       </w:r>
     </w:p>
     <w:p>
@@ -1296,7 +1296,7 @@
         <w:rPr>
           <w:lang w:val="pt_PT" w:bidi="pt_PT"/>
         </w:rPr>
-        <w:t xml:space="preserve"> Por que não me sepultaram como uma criança morta, uma criança que nunca viu a luz do dia?</w:t>
+        <w:t xml:space="preserve"> Por que não fui como uma criança que nasceu morta, que nunca viu a luz?</w:t>
       </w:r>
     </w:p>
     <w:p>
@@ -1317,7 +1317,7 @@
         <w:rPr>
           <w:lang w:val="pt_PT" w:bidi="pt_PT"/>
         </w:rPr>
-        <w:t xml:space="preserve"> Pois ali os perversos já não causam perturbação, os cansados repousam,</w:t>
+        <w:t xml:space="preserve"> Pois ali os perversos já não causam perturbação, os cansados repousam</w:t>
       </w:r>
     </w:p>
     <w:p>
@@ -1338,7 +1338,7 @@
         <w:rPr>
           <w:lang w:val="pt_PT" w:bidi="pt_PT"/>
         </w:rPr>
-        <w:t xml:space="preserve"> e os prisioneiros desfrutam de sossego, sem ouvir mais a voz do opressor.</w:t>
+        <w:t xml:space="preserve"> e os prisioneiros encontram descanso e não escutam mais as ordens dos seus opressores.</w:t>
       </w:r>
     </w:p>
     <w:p>
@@ -1380,7 +1380,7 @@
         <w:rPr>
           <w:lang w:val="pt_PT" w:bidi="pt_PT"/>
         </w:rPr>
-        <w:t xml:space="preserve"> Por que conceder vida aos infelizes, e permitir que vivam os amargurados de espírito?</w:t>
+        <w:t xml:space="preserve"> Por que dar luz ao sofredor e vida aos de coração amargurado,</w:t>
       </w:r>
     </w:p>
     <w:p>
@@ -1401,7 +1401,7 @@
         <w:rPr>
           <w:lang w:val="pt_PT" w:bidi="pt_PT"/>
         </w:rPr>
-        <w:t xml:space="preserve"> Eles desejam a morte, mas ela não chega, procuram-na mais que tesouros escondidos,</w:t>
+        <w:t xml:space="preserve"> que anseiam pela morte, mas ela não chega, e a buscam mais do que a tesouros escondidos?</w:t>
       </w:r>
     </w:p>
     <w:p>
@@ -1443,7 +1443,7 @@
         <w:rPr>
           <w:lang w:val="pt_PT" w:bidi="pt_PT"/>
         </w:rPr>
-        <w:t xml:space="preserve"> Por que dar vida a quem tem o caminho cercado, a quem Deus fechou todas as saídas?</w:t>
+        <w:t xml:space="preserve"> Por que dar vida a alguém cujo caminho está bloqueado, alguém que Deus cercou por todos os lados?</w:t>
       </w:r>
     </w:p>
     <w:p>
@@ -1464,7 +1464,7 @@
         <w:rPr>
           <w:lang w:val="pt_PT" w:bidi="pt_PT"/>
         </w:rPr>
-        <w:t xml:space="preserve"> Meus suspiros substituem o alimento; meus gritos de dor transbordam como água.</w:t>
+        <w:t xml:space="preserve"> Meus suspiros tomam o lugar da comida, e meus gemidos se derramam como água.</w:t>
       </w:r>
     </w:p>
     <w:p>
@@ -1506,7 +1506,7 @@
         <w:rPr>
           <w:lang w:val="pt_PT" w:bidi="pt_PT"/>
         </w:rPr>
-        <w:t xml:space="preserve"> Faltam-me paz e descanso; só tenho inquietação, sofrimento e aflição".</w:t>
+        <w:t xml:space="preserve"> Não tenho paz nem descanso; só encontro angústia e sofrimento”.</w:t>
       </w:r>
     </w:p>
     <w:p>
@@ -1564,7 +1564,7 @@
         <w:rPr>
           <w:lang w:val="pt_PT" w:bidi="pt_PT"/>
         </w:rPr>
-        <w:t xml:space="preserve"> "Você me permite dizer algo sem se irritar? Mas quem poderia permanecer em silêncio diante de tudo isso?</w:t>
+        <w:t xml:space="preserve"> "Você permite que eu diga uma palavra? Será que vai ficar ofendido? Mas quem consegue ficar calado diante de tudo isso?</w:t>
       </w:r>
     </w:p>
     <w:p>
@@ -1585,7 +1585,7 @@
         <w:rPr>
           <w:lang w:val="pt_PT" w:bidi="pt_PT"/>
         </w:rPr>
-        <w:t xml:space="preserve"> Lembre-se das coisas boas que você já realizou: ensinou muitos e fortaleceu os que estavam enfraquecidos.</w:t>
+        <w:t xml:space="preserve"> Veja, você ensinou muitas pessoas e fortaleceu os fracos.</w:t>
       </w:r>
     </w:p>
     <w:p>
@@ -1627,7 +1627,7 @@
         <w:rPr>
           <w:lang w:val="pt_PT" w:bidi="pt_PT"/>
         </w:rPr>
-        <w:t xml:space="preserve"> Mas agora, quando o sofrimento o alcança, você se abate; atingido pela dor, se curva.</w:t>
+        <w:t xml:space="preserve"> Mas agora que o sofrimento chegou a você, você desanima; quando a dor toca você, fica sem forças.</w:t>
       </w:r>
     </w:p>
     <w:p>
@@ -1648,7 +1648,7 @@
         <w:rPr>
           <w:lang w:val="pt_PT" w:bidi="pt_PT"/>
         </w:rPr>
-        <w:t xml:space="preserve"> A sua vida reta e íntegra não é o que lhe deveria dar confiança e esperança?</w:t>
+        <w:t xml:space="preserve"> Sua confiança não deveria estar no seu temor a Deus? Sua esperança não deveria estar na sua vida correta?</w:t>
       </w:r>
     </w:p>
     <w:p>
@@ -1669,7 +1669,7 @@
         <w:rPr>
           <w:lang w:val="pt_PT" w:bidi="pt_PT"/>
         </w:rPr>
-        <w:t xml:space="preserve"> Pense bem: alguém inocente já desapareceu sem motivo? Onde foram destruídos os justos?</w:t>
+        <w:t xml:space="preserve"> Pense bem: quando foi que um inocente foi destruído? Quando os justos foram eliminados?</w:t>
       </w:r>
     </w:p>
     <w:p>
@@ -1690,7 +1690,7 @@
         <w:rPr>
           <w:lang w:val="pt_PT" w:bidi="pt_PT"/>
         </w:rPr>
-        <w:t xml:space="preserve"> Pelo que tenho observado: os que lavram a iniquidade e semeiam o mal colhem o mesmo.</w:t>
+        <w:t xml:space="preserve"> Pelo que vejo, os que praticam o mal e plantam sofrimento acabam colhendo o que fizeram.</w:t>
       </w:r>
     </w:p>
     <w:p>
@@ -1711,7 +1711,7 @@
         <w:rPr>
           <w:lang w:val="pt_PT" w:bidi="pt_PT"/>
         </w:rPr>
-        <w:t xml:space="preserve"> Pelo sopro de Deus perecem e pelo hálito da sua ira são consumidos.</w:t>
+        <w:t xml:space="preserve"> Pelo sopro de Deus eles são destruídos; pela sua ira desaparecem.</w:t>
       </w:r>
     </w:p>
     <w:p>
@@ -1753,7 +1753,7 @@
         <w:rPr>
           <w:lang w:val="pt_PT" w:bidi="pt_PT"/>
         </w:rPr>
-        <w:t xml:space="preserve"> O leão velho morre de fome, e os filhotes da leoa se dispersam.</w:t>
+        <w:t xml:space="preserve"> O leão morre por falta de alimento, e os filhotes da leoa são espalhados.</w:t>
       </w:r>
     </w:p>
     <w:p>
@@ -1774,7 +1774,7 @@
         <w:rPr>
           <w:lang w:val="pt_PT" w:bidi="pt_PT"/>
         </w:rPr>
-        <w:t xml:space="preserve"> Uma mensagem chegou a mim em segredo, quase como um sussurro ao meu ouvido.</w:t>
+        <w:t xml:space="preserve"> Recebi uma palavra em segredo, como um sussurro que chegou aos meus ouvidos.</w:t>
       </w:r>
     </w:p>
     <w:p>
@@ -1795,7 +1795,7 @@
         <w:rPr>
           <w:lang w:val="pt_PT" w:bidi="pt_PT"/>
         </w:rPr>
-        <w:t xml:space="preserve"> Em pensamentos vindos de visões da noite, quando um sono profundo cai sobre os homens,</w:t>
+        <w:t xml:space="preserve"> Durante visões perturbadoras à noite, quando um sono profundo cai sobre as pessoas,</w:t>
       </w:r>
     </w:p>
     <w:p>
@@ -1837,7 +1837,7 @@
         <w:rPr>
           <w:lang w:val="pt_PT" w:bidi="pt_PT"/>
         </w:rPr>
-        <w:t xml:space="preserve"> Então um espírito passou diante do meu rosto, e os pelos do meu corpo se arrepiaram.</w:t>
+        <w:t xml:space="preserve"> Então um espírito passou diante do meu rosto, e meu corpo inteiro ficou arrepiado.</w:t>
       </w:r>
     </w:p>
     <w:p>
@@ -1858,7 +1858,7 @@
         <w:rPr>
           <w:lang w:val="pt_PT" w:bidi="pt_PT"/>
         </w:rPr>
-        <w:t xml:space="preserve"> Ele parou, mas não consegui ver sua forma; uma sombra passou diante dos meus olhos, e ouvi uma voz suave que dizia:</w:t>
+        <w:t xml:space="preserve"> Ele parou, mas eu não consegui ver sua aparência. Uma forma passou diante dos meus olhos, e ouvi uma voz dizendo:</w:t>
       </w:r>
     </w:p>
     <w:p>
@@ -1879,7 +1879,7 @@
         <w:rPr>
           <w:lang w:val="pt_PT" w:bidi="pt_PT"/>
         </w:rPr>
-        <w:t xml:space="preserve"> 'Algum mortal pode ser justo diante de Deus? Alguém pode ser puro diante Daquele que o fez?'.</w:t>
+        <w:t xml:space="preserve"> 'Algum mortal pode ser justo diante de Deus? Alguém pode ser puro diante do seu Criador?’.</w:t>
       </w:r>
     </w:p>
     <w:p>
@@ -1900,7 +1900,7 @@
         <w:rPr>
           <w:lang w:val="pt_PT" w:bidi="pt_PT"/>
         </w:rPr>
-        <w:t xml:space="preserve"> Se Deus não confia nem nos seus anjos e encontra falhas em seus mensageiros,</w:t>
+        <w:t xml:space="preserve"> Se Deus não confia nem nos seus servos celestiais e vê falhas até nos seus mensageiros,</w:t>
       </w:r>
     </w:p>
     <w:p>
@@ -1921,7 +1921,7 @@
         <w:rPr>
           <w:lang w:val="pt_PT" w:bidi="pt_PT"/>
         </w:rPr>
-        <w:t xml:space="preserve"> quanto menos nos homens, feitos do pó, frágeis como traças!</w:t>
+        <w:t xml:space="preserve"> quanto mais em nós, que vivemos em corpos frágeis como casas de barro, firmados no pó e esmagados como uma traça.</w:t>
       </w:r>
     </w:p>
     <w:p>
@@ -1963,7 +1963,7 @@
         <w:rPr>
           <w:lang w:val="pt_PT" w:bidi="pt_PT"/>
         </w:rPr>
-        <w:t xml:space="preserve"> Não se arrancam as cordas de suas tendas? Eles morrem sem sabedoria".</w:t>
+        <w:t xml:space="preserve"> Suas tendas são desmontadas, e eles morrem sem alcançar sabedoria”.</w:t>
       </w:r>
     </w:p>
     <w:p>
@@ -2000,7 +2000,7 @@
         <w:rPr>
           <w:lang w:val="pt_PT" w:bidi="pt_PT"/>
         </w:rPr>
-        <w:t xml:space="preserve"> "Grite, se quiser; quem lhe responderá? A qual dos santos você recorrerá?</w:t>
+        <w:t xml:space="preserve"> "Grite, se quiser; quem vai responder? A qual dos anjos você pedirá ajuda?</w:t>
       </w:r>
     </w:p>
     <w:p>
@@ -2042,7 +2042,7 @@
         <w:rPr>
           <w:lang w:val="pt_PT" w:bidi="pt_PT"/>
         </w:rPr>
-        <w:t xml:space="preserve"> Eu vi um insensato criar raízes, mas amaldiçoei de imediato a sua morada.</w:t>
+        <w:t xml:space="preserve"> Eu vi o insensato criando raízes, mas logo percebi que sua casa seria destruída.</w:t>
       </w:r>
     </w:p>
     <w:p>
@@ -2063,7 +2063,7 @@
         <w:rPr>
           <w:lang w:val="pt_PT" w:bidi="pt_PT"/>
         </w:rPr>
-        <w:t xml:space="preserve"> Seus filhos ficam sem defesa; são oprimidos no tribunal, e não há quem os livre.</w:t>
+        <w:t xml:space="preserve"> Seus filhos ficam sem proteção; são levados ao tribunal, e ninguém os defende.</w:t>
       </w:r>
     </w:p>
     <w:p>
@@ -2084,7 +2084,7 @@
         <w:rPr>
           <w:lang w:val="pt_PT" w:bidi="pt_PT"/>
         </w:rPr>
-        <w:t xml:space="preserve"> Os famintos devoram a sua colheita, arrancam-na até do meio dos espinhos; os gananciosos engolem seus bens.</w:t>
+        <w:t xml:space="preserve"> Os famintos comem sua colheita e até a tiram do meio dos espinhos; os sedentos por riqueza tomam seus bens.</w:t>
       </w:r>
     </w:p>
     <w:p>
@@ -2126,7 +2126,7 @@
         <w:rPr>
           <w:lang w:val="pt_PT" w:bidi="pt_PT"/>
         </w:rPr>
-        <w:t xml:space="preserve"> o ser humano, porém, nasce para o sofrimento, como as faíscas que sobem para o alto.</w:t>
+        <w:t xml:space="preserve"> o ser humano nasce para enfrentar dificuldades, assim como as faíscas sobem para o alto.</w:t>
       </w:r>
     </w:p>
     <w:p>
@@ -2210,7 +2210,7 @@
         <w:rPr>
           <w:lang w:val="pt_PT" w:bidi="pt_PT"/>
         </w:rPr>
-        <w:t xml:space="preserve"> Ele eleva os humildes e coloca em lugar seguro os que choram.</w:t>
+        <w:t xml:space="preserve"> Ele levanta os humildes e protege os que sofrem.</w:t>
       </w:r>
     </w:p>
     <w:p>
@@ -2252,7 +2252,7 @@
         <w:rPr>
           <w:lang w:val="pt_PT" w:bidi="pt_PT"/>
         </w:rPr>
-        <w:t xml:space="preserve"> Ele apanha os sábios na própria astúcia, e os projetos dos ardilosos se precipitam.</w:t>
+        <w:t xml:space="preserve"> Ele apanha os sábios na própria esperteza, e os planos dos astutos acabam por fracassar.</w:t>
       </w:r>
     </w:p>
     <w:p>
@@ -2273,7 +2273,7 @@
         <w:rPr>
           <w:lang w:val="pt_PT" w:bidi="pt_PT"/>
         </w:rPr>
-        <w:t xml:space="preserve"> De dia encontram trevas; ao meio-dia andam a tatear como à noite.</w:t>
+        <w:t xml:space="preserve"> No meio do dia eles ficam na escuridão e tropeçam como se fosse noite.</w:t>
       </w:r>
     </w:p>
     <w:p>
@@ -2294,7 +2294,7 @@
         <w:rPr>
           <w:lang w:val="pt_PT" w:bidi="pt_PT"/>
         </w:rPr>
-        <w:t xml:space="preserve"> Ele salva o necessitado da espada e da boca deles; livra o pobre da mão do forte.</w:t>
+        <w:t xml:space="preserve"> Ele salva o necessitado da espada e da boca dos seus opressores; livra o pobre das mãos do homem forte.</w:t>
       </w:r>
     </w:p>
     <w:p>
@@ -2315,7 +2315,7 @@
         <w:rPr>
           <w:lang w:val="pt_PT" w:bidi="pt_PT"/>
         </w:rPr>
-        <w:t xml:space="preserve"> Assim, o fraco encontra esperança, e a injustiça fecha a própria boca.</w:t>
+        <w:t xml:space="preserve"> Assim, o pobre encontra esperança, e a maldade perde sua força.</w:t>
       </w:r>
     </w:p>
     <w:p>
@@ -2336,7 +2336,7 @@
         <w:rPr>
           <w:lang w:val="pt_PT" w:bidi="pt_PT"/>
         </w:rPr>
-        <w:t xml:space="preserve"> Feliz é o homem que é corrigido por Deus; não despreze a disciplina do Todo-poderoso.</w:t>
+        <w:t xml:space="preserve"> Feliz é aquele que Deus corrige; não rejeite a disciplina do Todo-poderoso.</w:t>
       </w:r>
     </w:p>
     <w:p>
@@ -2357,7 +2357,7 @@
         <w:rPr>
           <w:lang w:val="pt_PT" w:bidi="pt_PT"/>
         </w:rPr>
-        <w:t xml:space="preserve"> Pois ele fere, mas ele mesmo cura; ele machuca, e suas mãos restauram.</w:t>
+        <w:t xml:space="preserve"> Pois ele causa a ferida, mas também cura; ele fere, mas suas mãos restauram.</w:t>
       </w:r>
     </w:p>
     <w:p>
@@ -2420,7 +2420,7 @@
         <w:rPr>
           <w:lang w:val="pt_PT" w:bidi="pt_PT"/>
         </w:rPr>
-        <w:t xml:space="preserve"> Você será protegido do açoite da língua e não temerá a devastação quando ela vier.</w:t>
+        <w:t xml:space="preserve"> Você será protegido das acusações e não terá medo da destruição quando ela chegar.</w:t>
       </w:r>
     </w:p>
     <w:p>
@@ -2462,7 +2462,7 @@
         <w:rPr>
           <w:lang w:val="pt_PT" w:bidi="pt_PT"/>
         </w:rPr>
-        <w:t xml:space="preserve"> Você estará em aliança com as pedras do campo, e as feras do campo viverão em paz com você.</w:t>
+        <w:t xml:space="preserve"> Você fará paz com a terra, e os animais selvagens não serão uma ameaça para você.</w:t>
       </w:r>
     </w:p>
     <w:p>
@@ -2525,7 +2525,7 @@
         <w:rPr>
           <w:lang w:val="pt_PT" w:bidi="pt_PT"/>
         </w:rPr>
-        <w:t xml:space="preserve"> Você irá ao sepulcro em plena maturidade, como feixe que se recolhe no tempo certo.</w:t>
+        <w:t xml:space="preserve"> Você chegará ao fim da vida em boa idade, como uma colheita feita no momento certo.</w:t>
       </w:r>
     </w:p>
     <w:p>
@@ -2546,7 +2546,7 @@
         <w:rPr>
           <w:lang w:val="pt_PT" w:bidi="pt_PT"/>
         </w:rPr>
-        <w:t xml:space="preserve"> Examinamos tudo isso, e assim é; ouça e reflita, para o seu próprio bem".</w:t>
+        <w:t xml:space="preserve"> Examinamos isso, e é verdade. Ouça e aplique à sua vida”.</w:t>
       </w:r>
     </w:p>
     <w:p>
@@ -2625,7 +2625,7 @@
         <w:rPr>
           <w:lang w:val="pt_PT" w:bidi="pt_PT"/>
         </w:rPr>
-        <w:t xml:space="preserve"> veriam que pesa mais do que toda a areia do mar. Por isso minhas palavras saem tão fortes e impetuosas!</w:t>
+        <w:t xml:space="preserve"> veriam que pesa mais do que a areia do mar. Por isso minhas palavras saem sem controle.</w:t>
       </w:r>
     </w:p>
     <w:p>
@@ -2646,7 +2646,7 @@
         <w:rPr>
           <w:lang w:val="pt_PT" w:bidi="pt_PT"/>
         </w:rPr>
-        <w:t xml:space="preserve"> As flechas do Todo-poderoso estão voltadas para mim, e minha alma bebe o veneno delas; Deus me cercou de males.</w:t>
+        <w:t xml:space="preserve"> As flechas do Todo-poderoso me atingem, e seu veneno penetra em mim; Deus me cerca com seus terrores.</w:t>
       </w:r>
     </w:p>
     <w:p>
@@ -2688,7 +2688,7 @@
         <w:rPr>
           <w:lang w:val="pt_PT" w:bidi="pt_PT"/>
         </w:rPr>
-        <w:t xml:space="preserve"> Alguém se satisfaz com comida sem tempero? Ou a clara do ovo tem algum sabor?</w:t>
+        <w:t xml:space="preserve"> Alguém consegue comer comida sem sal? A clara do ovo tem algum sabor?</w:t>
       </w:r>
     </w:p>
     <w:p>
@@ -2709,7 +2709,7 @@
         <w:rPr>
           <w:lang w:val="pt_PT" w:bidi="pt_PT"/>
         </w:rPr>
-        <w:t xml:space="preserve"> Recuso-me a tocar nessas coisas; elas me causam repulsa.</w:t>
+        <w:t xml:space="preserve"> Não consigo aceitar esse alimento; ele me causa repulsa.</w:t>
       </w:r>
     </w:p>
     <w:p>
@@ -2772,7 +2772,7 @@
         <w:rPr>
           <w:lang w:val="pt_PT" w:bidi="pt_PT"/>
         </w:rPr>
-        <w:t xml:space="preserve"> Mesmo assim, eu ainda teria consolo: minha alegria seria não ter negado as palavras do Santo.</w:t>
+        <w:t xml:space="preserve"> Mesmo assim, eu teria uma alegria: saber que nunca rejeitei as palavras do Santo.</w:t>
       </w:r>
     </w:p>
     <w:p>
@@ -2793,7 +2793,7 @@
         <w:rPr>
           <w:lang w:val="pt_PT" w:bidi="pt_PT"/>
         </w:rPr>
-        <w:t xml:space="preserve"> Que esperança me resta, se minhas forças se foram? Como posso ter paciência, se não vejo futuro?</w:t>
+        <w:t xml:space="preserve"> Que esperança eu tenho, se já perdi minhas forças? Por que continuar a esperar, se meu fim parece próximo?</w:t>
       </w:r>
     </w:p>
     <w:p>
@@ -2835,7 +2835,7 @@
         <w:rPr>
           <w:lang w:val="pt_PT" w:bidi="pt_PT"/>
         </w:rPr>
-        <w:t xml:space="preserve"> Já não há força em mim para me ajudar; meus recursos se foram.</w:t>
+        <w:t xml:space="preserve"> Não tenho mais forças para me ajudar; perdi toda a esperança de ser socorrido.</w:t>
       </w:r>
     </w:p>
     <w:p>
@@ -2856,7 +2856,7 @@
         <w:rPr>
           <w:lang w:val="pt_PT" w:bidi="pt_PT"/>
         </w:rPr>
-        <w:t xml:space="preserve"> Um homem aflito merece compaixão de seus amigos, mesmo que tenha abandonado o temor do Todo-poderoso.</w:t>
+        <w:t xml:space="preserve"> Ao que sofre, o amigo deve mostrar compaixão, mesmo que ele tenha abandonado o temor do Todo-poderoso.</w:t>
       </w:r>
     </w:p>
     <w:p>
@@ -2877,7 +2877,7 @@
         <w:rPr>
           <w:lang w:val="pt_PT" w:bidi="pt_PT"/>
         </w:rPr>
-        <w:t xml:space="preserve"> Mas vocês, meus irmãos, me enganaram, como riachos temporários,</w:t>
+        <w:t xml:space="preserve"> Mas vocês, meus irmãos, me decepcionaram como riachos que descem pela encosta da montanha até os vales,</w:t>
       </w:r>
     </w:p>
     <w:p>
@@ -2940,7 +2940,7 @@
         <w:rPr>
           <w:lang w:val="pt_PT" w:bidi="pt_PT"/>
         </w:rPr>
-        <w:t xml:space="preserve"> As caravanas desviam-se de seus caminhos; sobem ao deserto e acabam por perecer.</w:t>
+        <w:t xml:space="preserve"> As caravanas mudam de caminho; entram no deserto e acabam por perecer.</w:t>
       </w:r>
     </w:p>
     <w:p>
@@ -2982,7 +2982,7 @@
         <w:rPr>
           <w:lang w:val="pt_PT" w:bidi="pt_PT"/>
         </w:rPr>
-        <w:t xml:space="preserve"> Contam com ela, mas se decepcionam; chegando lá, nada encontram.</w:t>
+        <w:t xml:space="preserve"> Eles esperam encontrar água, mas ficam decepcionados; quando chegam ao lugar, não encontram nada.</w:t>
       </w:r>
     </w:p>
     <w:p>
@@ -3003,7 +3003,7 @@
         <w:rPr>
           <w:lang w:val="pt_PT" w:bidi="pt_PT"/>
         </w:rPr>
-        <w:t xml:space="preserve"> Do mesmo modo, vocês não me ajudaram em nada; olharam para mim e tiveram medo.</w:t>
+        <w:t xml:space="preserve"> Assim também vocês não me ajudaram; apenas viram minha situação e ficaram assustados.</w:t>
       </w:r>
     </w:p>
     <w:p>
@@ -3087,7 +3087,7 @@
         <w:rPr>
           <w:lang w:val="pt_PT" w:bidi="pt_PT"/>
         </w:rPr>
-        <w:t xml:space="preserve"> Palavras verdadeiras podem doer, mas o que provam as suas críticas?</w:t>
+        <w:t xml:space="preserve"> Como são fortes as palavras verdadeiras! Mas o que mostram as acusações de vocês?</w:t>
       </w:r>
     </w:p>
     <w:p>
@@ -3108,7 +3108,7 @@
         <w:rPr>
           <w:lang w:val="pt_PT" w:bidi="pt_PT"/>
         </w:rPr>
-        <w:t xml:space="preserve"> Querem corrigir minhas palavras e tratar as palavras de um desesperado como vento?</w:t>
+        <w:t xml:space="preserve"> Vocês querem corrigir o que eu digo e tratar como vento as palavras de alguém desesperado?</w:t>
       </w:r>
     </w:p>
     <w:p>
@@ -3129,7 +3129,7 @@
         <w:rPr>
           <w:lang w:val="pt_PT" w:bidi="pt_PT"/>
         </w:rPr>
-        <w:t xml:space="preserve"> Vocês seriam capazes de lançar um órfão à sorte ou vender um amigo por nada?</w:t>
+        <w:t xml:space="preserve"> Vocês seriam capazes de negociar até a vida de um órfão ou vender um amigo por nada?</w:t>
       </w:r>
     </w:p>
     <w:p>
@@ -3171,7 +3171,7 @@
         <w:rPr>
           <w:lang w:val="pt_PT" w:bidi="pt_PT"/>
         </w:rPr>
-        <w:t xml:space="preserve"> Reconsiderem o que disseram, não sejam injustos; tornem a examinar, pois minha integridade está em jogo.</w:t>
+        <w:t xml:space="preserve"> Pensem novamente e não sejam injustos; voltem a avaliar a situação, pois eu estou certo neste assunto.</w:t>
       </w:r>
     </w:p>
     <w:p>
@@ -3192,7 +3192,7 @@
         <w:rPr>
           <w:lang w:val="pt_PT" w:bidi="pt_PT"/>
         </w:rPr>
-        <w:t xml:space="preserve"> Há mentira em minhas palavras? Minha boca não sabe distinguir o bem do mal?".</w:t>
+        <w:t xml:space="preserve"> Há mentira em minhas palavras? Minha boca não sabe distinguir o bem do mal?”.</w:t>
       </w:r>
     </w:p>
     <w:p>
@@ -3229,7 +3229,7 @@
         <w:rPr>
           <w:lang w:val="pt_PT" w:bidi="pt_PT"/>
         </w:rPr>
-        <w:t xml:space="preserve"> "Não é serviço penoso a vida do ser humano na terra? Seus dias não se parecem com os de quem trabalha por salário?</w:t>
+        <w:t xml:space="preserve"> "A vida do ser humano na terra não é uma luta constante? Seus dias não são como os de um trabalhador que espera o fim do dia?</w:t>
       </w:r>
     </w:p>
     <w:p>
@@ -3250,7 +3250,7 @@
         <w:rPr>
           <w:lang w:val="pt_PT" w:bidi="pt_PT"/>
         </w:rPr>
-        <w:t xml:space="preserve"> Como o escravo que suspira pela sombra da tarde, como o empregado que espera ansioso pelo pagamento,</w:t>
+        <w:t xml:space="preserve"> Como o escravo que espera o descanso da tarde, como o trabalhador que aguarda seu pagamento,</w:t>
       </w:r>
     </w:p>
     <w:p>
@@ -3271,7 +3271,7 @@
         <w:rPr>
           <w:lang w:val="pt_PT" w:bidi="pt_PT"/>
         </w:rPr>
-        <w:t xml:space="preserve"> assim me couberam meses de inutilidade, e noites de angústia foram preparadas para mim.</w:t>
+        <w:t xml:space="preserve"> assim também recebi meses de sofrimento, e noites de aflição foram destinadas a mim.</w:t>
       </w:r>
     </w:p>
     <w:p>
@@ -3292,7 +3292,7 @@
         <w:rPr>
           <w:lang w:val="pt_PT" w:bidi="pt_PT"/>
         </w:rPr>
-        <w:t xml:space="preserve"> Ao me deitar, fico pensando: 'Quando amanhecerá?'. A noite se alonga, e eu me viro na cama até clarear.</w:t>
+        <w:t xml:space="preserve"> Quando me deito, penso: ‘Quando vai amanhecer?’. A noite parece não acabar, e fico inquieto até o dia nascer.</w:t>
       </w:r>
     </w:p>
     <w:p>
@@ -3313,7 +3313,7 @@
         <w:rPr>
           <w:lang w:val="pt_PT" w:bidi="pt_PT"/>
         </w:rPr>
-        <w:t xml:space="preserve"> Meu corpo está coberto de vermes e crostas; minha pele se abre em feridas que vertem pus.</w:t>
+        <w:t xml:space="preserve"> Meu corpo está coberto de vermes e cascas de feridas; minha pele se abre e libera pus.</w:t>
       </w:r>
     </w:p>
     <w:p>
@@ -3334,7 +3334,7 @@
         <w:rPr>
           <w:lang w:val="pt_PT" w:bidi="pt_PT"/>
         </w:rPr>
-        <w:t xml:space="preserve"> Meus dias passam mais rápido que a lançadeira do tecelão e se consomem sem esperança.</w:t>
+        <w:t xml:space="preserve"> Meus dias passam mais depressa que um fio correndo no tear e acabam sem esperança.</w:t>
       </w:r>
     </w:p>
     <w:p>
@@ -3355,7 +3355,7 @@
         <w:rPr>
           <w:lang w:val="pt_PT" w:bidi="pt_PT"/>
         </w:rPr>
-        <w:t xml:space="preserve"> Lembra-te de que minha vida é apenas um sopro; meus olhos não verão mais alegria.</w:t>
+        <w:t xml:space="preserve"> Lembra-te de que minha vida é só um sopro; meus olhos não voltarão a ver o bem.</w:t>
       </w:r>
     </w:p>
     <w:p>
@@ -3376,7 +3376,7 @@
         <w:rPr>
           <w:lang w:val="pt_PT" w:bidi="pt_PT"/>
         </w:rPr>
-        <w:t xml:space="preserve"> Quem agora me olha, não me verá outra vez; teus olhos me procurarão, mas eu já não estarei.</w:t>
+        <w:t xml:space="preserve"> Os olhos que agora me veem não me verão outra vez; quando me procurarem, eu já não estarei.</w:t>
       </w:r>
     </w:p>
     <w:p>
@@ -3418,7 +3418,7 @@
         <w:rPr>
           <w:lang w:val="pt_PT" w:bidi="pt_PT"/>
         </w:rPr>
-        <w:t xml:space="preserve"> Nunca mais regressará ao seu lar, e o lugar onde vivia não o reconhecerá.</w:t>
+        <w:t xml:space="preserve"> Nunca mais voltará para sua casa, e o lugar onde morava não o reconhecerá.</w:t>
       </w:r>
     </w:p>
     <w:p>
@@ -3481,7 +3481,7 @@
         <w:rPr>
           <w:lang w:val="pt_PT" w:bidi="pt_PT"/>
         </w:rPr>
-        <w:t xml:space="preserve"> Penso: 'Minha cama me dará descanso, meu leito aliviará minha dor',</w:t>
+        <w:t xml:space="preserve"> Penso: ‘Minha cama me dará descanso, meu leito aliviará minha dor’,</w:t>
       </w:r>
     </w:p>
     <w:p>
@@ -3523,7 +3523,7 @@
         <w:rPr>
           <w:lang w:val="pt_PT" w:bidi="pt_PT"/>
         </w:rPr>
-        <w:t xml:space="preserve"> Minha alma prefere o sufocamento; a morte é melhor do que esta vida.</w:t>
+        <w:t xml:space="preserve"> Eu preferiria ser sufocado; considero a morte melhor do que continuar a viver assim.</w:t>
       </w:r>
     </w:p>
     <w:p>
@@ -3544,7 +3544,7 @@
         <w:rPr>
           <w:lang w:val="pt_PT" w:bidi="pt_PT"/>
         </w:rPr>
-        <w:t xml:space="preserve"> Desprezo minha vida; não viverei para sempre. Afasta-te de mim, pois meus dias são um sopro.</w:t>
+        <w:t xml:space="preserve"> Não suporto mais a minha vida; não vou viver para sempre. Deixa-me, pois meus dias passam rapidamente.</w:t>
       </w:r>
     </w:p>
     <w:p>
@@ -3565,7 +3565,7 @@
         <w:rPr>
           <w:lang w:val="pt_PT" w:bidi="pt_PT"/>
         </w:rPr>
-        <w:t xml:space="preserve"> Que é o ser humano, para que lhe dês tanta atenção e observes cada passo seu?</w:t>
+        <w:t xml:space="preserve"> O que é o ser humano para que te importes tanto com ele e prestes tanta atenção nele?</w:t>
       </w:r>
     </w:p>
     <w:p>
@@ -3607,7 +3607,7 @@
         <w:rPr>
           <w:lang w:val="pt_PT" w:bidi="pt_PT"/>
         </w:rPr>
-        <w:t xml:space="preserve"> Não desviarás de mim os teus olhos? Não me deixarás em paz, nem por um momento?</w:t>
+        <w:t xml:space="preserve"> Não desviarás de mim os teus olhos? Não me deixarás em paz nem por um momento?</w:t>
       </w:r>
     </w:p>
     <w:p>
@@ -3628,7 +3628,7 @@
         <w:rPr>
           <w:lang w:val="pt_PT" w:bidi="pt_PT"/>
         </w:rPr>
-        <w:t xml:space="preserve"> Se pequei, o que foi que te causei, ó Guardião da humanidade? Por que me fizeste teu alvo? Será que sou pesado para ti?</w:t>
+        <w:t xml:space="preserve"> Se pequei, o que eu fiz contra ti, ó Deus, que vigias os seres humanos? Por que me tornaste um alvo? Sou um peso para ti?</w:t>
       </w:r>
     </w:p>
     <w:p>
@@ -3649,7 +3649,7 @@
         <w:rPr>
           <w:lang w:val="pt_PT" w:bidi="pt_PT"/>
         </w:rPr>
-        <w:t xml:space="preserve"> Por que não perdoas minha transgressão e removes minha culpa? Logo estarei no pó; tu me procurarás, mas já não existirei".</w:t>
+        <w:t xml:space="preserve"> Por que não perdoas meu pecado e tiras minha culpa? Em breve estarei no pó; quando me procurares, eu já não existirei”.</w:t>
       </w:r>
     </w:p>
     <w:p>
@@ -3707,7 +3707,7 @@
         <w:rPr>
           <w:lang w:val="pt_PT" w:bidi="pt_PT"/>
         </w:rPr>
-        <w:t xml:space="preserve"> "Até quando você falará assim? O que você diz é como vento impetuoso.</w:t>
+        <w:t xml:space="preserve"> "Até quando você vai falar assim? Suas palavras são como um vendaval.</w:t>
       </w:r>
     </w:p>
     <w:p>
@@ -3749,7 +3749,7 @@
         <w:rPr>
           <w:lang w:val="pt_PT" w:bidi="pt_PT"/>
         </w:rPr>
-        <w:t xml:space="preserve"> Se seus filhos pecaram contra ele, ele os entregou ao poder do próprio pecado.</w:t>
+        <w:t xml:space="preserve"> Se seus filhos pecaram contra ele, Deus permitiu que recebessem a consequência dos erros deles.</w:t>
       </w:r>
     </w:p>
     <w:p>
@@ -3770,7 +3770,7 @@
         <w:rPr>
           <w:lang w:val="pt_PT" w:bidi="pt_PT"/>
         </w:rPr>
-        <w:t xml:space="preserve"> Mas, se você buscar a Deus e pedir graça ao Todo-poderoso,</w:t>
+        <w:t xml:space="preserve"> Mas, se você buscar a Deus e pedir a ajuda do Todo-poderoso,</w:t>
       </w:r>
     </w:p>
     <w:p>
@@ -3791,7 +3791,7 @@
         <w:rPr>
           <w:lang w:val="pt_PT" w:bidi="pt_PT"/>
         </w:rPr>
-        <w:t xml:space="preserve"> se for puro e íntegro, ele se levantará para favorecê-lo e restaurará a morada de sua justiça.</w:t>
+        <w:t xml:space="preserve"> se você for puro e íntegro, ele agirá em seu favor e restaurará sua casa.</w:t>
       </w:r>
     </w:p>
     <w:p>
@@ -3812,7 +3812,7 @@
         <w:rPr>
           <w:lang w:val="pt_PT" w:bidi="pt_PT"/>
         </w:rPr>
-        <w:t xml:space="preserve"> Seu início parecerá pequeno, mas seu futuro será muito maior.</w:t>
+        <w:t xml:space="preserve"> Mesmo que seu começo seja pequeno, o fim será muito maior.</w:t>
       </w:r>
     </w:p>
     <w:p>
@@ -3875,7 +3875,7 @@
         <w:rPr>
           <w:lang w:val="pt_PT" w:bidi="pt_PT"/>
         </w:rPr>
-        <w:t xml:space="preserve"> Eles o instruirão e lhe dirão palavras; do coração deles sairão ensinamentos.</w:t>
+        <w:t xml:space="preserve"> Eles ensinarão você e falarão com base no que aprenderam.</w:t>
       </w:r>
     </w:p>
     <w:p>
@@ -3896,7 +3896,7 @@
         <w:rPr>
           <w:lang w:val="pt_PT" w:bidi="pt_PT"/>
         </w:rPr>
-        <w:t xml:space="preserve"> Por acaso o papiro cresce fora do brejo? O junco vive sem água?</w:t>
+        <w:t xml:space="preserve"> O papiro pode crescer sem pântano? O junco pode viver sem água?</w:t>
       </w:r>
     </w:p>
     <w:p>
@@ -3917,7 +3917,7 @@
         <w:rPr>
           <w:lang w:val="pt_PT" w:bidi="pt_PT"/>
         </w:rPr>
-        <w:t xml:space="preserve"> Ainda verde, antes de ser cortado, seca mais depressa que o capim.</w:t>
+        <w:t xml:space="preserve"> Ainda verde, antes de ser cortado, seca mais depressa que qualquer outra planta.</w:t>
       </w:r>
     </w:p>
     <w:p>
@@ -3938,7 +3938,7 @@
         <w:rPr>
           <w:lang w:val="pt_PT" w:bidi="pt_PT"/>
         </w:rPr>
-        <w:t xml:space="preserve"> Assim é o destino de quem se esquece de Deus; a esperança do hipócrita perece.</w:t>
+        <w:t xml:space="preserve"> Assim acontece com quem se esquece de Deus; a esperança de quem vive sem Deus desaparece.</w:t>
       </w:r>
     </w:p>
     <w:p>
@@ -3959,7 +3959,7 @@
         <w:rPr>
           <w:lang w:val="pt_PT" w:bidi="pt_PT"/>
         </w:rPr>
-        <w:t xml:space="preserve"> Sua confiança será arrancada, e sua segurança é como casa de aranha.</w:t>
+        <w:t xml:space="preserve"> Sua confiança desaparece; sua segurança é frágil como uma teia de aranha.</w:t>
       </w:r>
     </w:p>
     <w:p>
@@ -3980,7 +3980,7 @@
         <w:rPr>
           <w:lang w:val="pt_PT" w:bidi="pt_PT"/>
         </w:rPr>
-        <w:t xml:space="preserve"> Se encostar nela, não ficará firme; se tentar segurá-la, não se manterá firme.</w:t>
+        <w:t xml:space="preserve"> Ele se apoia nela, mas ela não aguenta; tenta segurá-la, mas ela não permanece firme.</w:t>
       </w:r>
     </w:p>
     <w:p>
@@ -4022,7 +4022,7 @@
         <w:rPr>
           <w:lang w:val="pt_PT" w:bidi="pt_PT"/>
         </w:rPr>
-        <w:t xml:space="preserve"> suas raízes se enroscam entre as pedras e buscam espaço nas rochas.</w:t>
+        <w:t xml:space="preserve"> suas raízes se espalham entre as pedras e encontram lugar entre as rochas.</w:t>
       </w:r>
     </w:p>
     <w:p>
@@ -4043,7 +4043,7 @@
         <w:rPr>
           <w:lang w:val="pt_PT" w:bidi="pt_PT"/>
         </w:rPr>
-        <w:t xml:space="preserve"> Mas, quando é arrancada de onde está, o próprio lugar a renega, dizendo: 'Nunca a vi'.</w:t>
+        <w:t xml:space="preserve"> Mas quando é arrancada dali, o lugar onde estava parece dizer: ‘Eu nunca vi você’.</w:t>
       </w:r>
     </w:p>
     <w:p>
@@ -4064,7 +4064,7 @@
         <w:rPr>
           <w:lang w:val="pt_PT" w:bidi="pt_PT"/>
         </w:rPr>
-        <w:t xml:space="preserve"> Esse é o fim do seu caminho, e outros brotam do pó em seu lugar.</w:t>
+        <w:t xml:space="preserve"> Esse é o fim de sua vida alegre; outras plantas surgem no mesmo lugar.</w:t>
       </w:r>
     </w:p>
     <w:p>
@@ -4085,7 +4085,7 @@
         <w:rPr>
           <w:lang w:val="pt_PT" w:bidi="pt_PT"/>
         </w:rPr>
-        <w:t xml:space="preserve"> Com certeza Deus não rejeita quem é íntegro nem sustenta os que praticam o mal.</w:t>
+        <w:t xml:space="preserve"> Deus não rejeita o homem íntegro e não apoia quem faz o mal.</w:t>
       </w:r>
     </w:p>
     <w:p>
@@ -4106,7 +4106,7 @@
         <w:rPr>
           <w:lang w:val="pt_PT" w:bidi="pt_PT"/>
         </w:rPr>
-        <w:t xml:space="preserve"> Ele encherá sua boca de riso, e seus lábios, de júbilo.</w:t>
+        <w:t xml:space="preserve"> Ele fará você voltar a sorrir e colocará alegria nos seus lábios.</w:t>
       </w:r>
     </w:p>
     <w:p>
@@ -4127,7 +4127,7 @@
         <w:rPr>
           <w:lang w:val="pt_PT" w:bidi="pt_PT"/>
         </w:rPr>
-        <w:t xml:space="preserve"> Seus adversários serão cobertos de vergonha, e a morada dos ímpios deixará de existir".</w:t>
+        <w:t xml:space="preserve"> Seus adversários serão cobertos de vergonha, e a morada dos ímpios deixará de existir”.</w:t>
       </w:r>
     </w:p>
     <w:p>
@@ -4185,7 +4185,7 @@
         <w:rPr>
           <w:lang w:val="pt_PT" w:bidi="pt_PT"/>
         </w:rPr>
-        <w:t xml:space="preserve"> "Reconheço que isso é verdade. Mas como um ser humano pode provar que é justo diante de Deus?</w:t>
+        <w:t xml:space="preserve"> "Eu sei que isso é verdade. Mas como alguém pode ser considerado justo diante de Deus?</w:t>
       </w:r>
     </w:p>
     <w:p>
@@ -4206,7 +4206,7 @@
         <w:rPr>
           <w:lang w:val="pt_PT" w:bidi="pt_PT"/>
         </w:rPr>
-        <w:t xml:space="preserve"> Se quisesse discutir com ele, o homem não conseguiria responder a uma pergunta entre mil.</w:t>
+        <w:t xml:space="preserve"> Se alguém quisesse discutir com ele, não conseguiria responder a nem uma pergunta em mil.</w:t>
       </w:r>
     </w:p>
     <w:p>
@@ -4248,7 +4248,7 @@
         <w:rPr>
           <w:lang w:val="pt_PT" w:bidi="pt_PT"/>
         </w:rPr>
-        <w:t xml:space="preserve"> Ele remove montanhas sem aviso e, quando se ira, as vira do avesso.</w:t>
+        <w:t xml:space="preserve"> Ele move montanhas sem que ninguém perceba e, quando se ira, as derruba.</w:t>
       </w:r>
     </w:p>
     <w:p>
@@ -4269,7 +4269,7 @@
         <w:rPr>
           <w:lang w:val="pt_PT" w:bidi="pt_PT"/>
         </w:rPr>
-        <w:t xml:space="preserve"> Ele desloca a terra do seu lugar e faz tremer seus alicerces.</w:t>
+        <w:t xml:space="preserve"> Ele faz a terra sair do lugar e seus fundamentos tremem.</w:t>
       </w:r>
     </w:p>
     <w:p>
@@ -4290,7 +4290,7 @@
         <w:rPr>
           <w:lang w:val="pt_PT" w:bidi="pt_PT"/>
         </w:rPr>
-        <w:t xml:space="preserve"> Se ele der ordem, o sol não nasce; ele sela as estrelas.</w:t>
+        <w:t xml:space="preserve"> Se ele ordenar, o sol não nasce; ele impede que as estrelas brilhem.</w:t>
       </w:r>
     </w:p>
     <w:p>
@@ -4311,7 +4311,7 @@
         <w:rPr>
           <w:lang w:val="pt_PT" w:bidi="pt_PT"/>
         </w:rPr>
-        <w:t xml:space="preserve"> Ele sozinho estendeu os céus e caminha sobre as ondas do mar.</w:t>
+        <w:t xml:space="preserve"> Ele sozinho estendeu os céus e anda sobre as ondas do mar.</w:t>
       </w:r>
     </w:p>
     <w:p>
@@ -4332,7 +4332,7 @@
         <w:rPr>
           <w:lang w:val="pt_PT" w:bidi="pt_PT"/>
         </w:rPr>
-        <w:t xml:space="preserve"> Ele fez a Ursa, o Órion, as Plêiades e as constelações do sul.</w:t>
+        <w:t xml:space="preserve"> Ele criou as constelações da Ursa, de Órion, das Plêiades e as estrelas do sul.</w:t>
       </w:r>
     </w:p>
     <w:p>
@@ -4374,7 +4374,7 @@
         <w:rPr>
           <w:lang w:val="pt_PT" w:bidi="pt_PT"/>
         </w:rPr>
-        <w:t xml:space="preserve"> Ele passa perto de mim, e não o vejo; segue adiante, e não percebo sua presença.</w:t>
+        <w:t xml:space="preserve"> Quando ele passa perto de mim, eu não o vejo; quando vai embora, eu nem percebo.</w:t>
       </w:r>
     </w:p>
     <w:p>
@@ -4395,7 +4395,7 @@
         <w:rPr>
           <w:lang w:val="pt_PT" w:bidi="pt_PT"/>
         </w:rPr>
-        <w:t xml:space="preserve"> Se ele toma algo, quem pode impedir? Quem pode perguntar: 'O que estás fazendo?'.</w:t>
+        <w:t xml:space="preserve"> Se ele decide tirar algo, quem pode impedir? Quem pode perguntar: ‘O que tu estás fazendo?’.</w:t>
       </w:r>
     </w:p>
     <w:p>
@@ -4416,7 +4416,7 @@
         <w:rPr>
           <w:lang w:val="pt_PT" w:bidi="pt_PT"/>
         </w:rPr>
-        <w:t xml:space="preserve"> Deus não retém sua indignação; até os aliados de Raabe1 se curvam aos seus pés.</w:t>
+        <w:t xml:space="preserve"> Deus não segura sua ira; até os aliados de Raabe se curvam diante de seus pés.</w:t>
       </w:r>
     </w:p>
     <w:p>
@@ -4437,7 +4437,7 @@
         <w:rPr>
           <w:lang w:val="pt_PT" w:bidi="pt_PT"/>
         </w:rPr>
-        <w:t xml:space="preserve"> Como, então, poderia responder a ele? Como escolher palavras para apresentar minha defesa?</w:t>
+        <w:t xml:space="preserve"> Como, então, eu poderia responder a ele? Como escolher palavras para apresentar minha defesa?</w:t>
       </w:r>
     </w:p>
     <w:p>
@@ -4458,7 +4458,7 @@
         <w:rPr>
           <w:lang w:val="pt_PT" w:bidi="pt_PT"/>
         </w:rPr>
-        <w:t xml:space="preserve"> Ainda que eu estivesse certo, não poderia contestar; só me restaria pedir misericórdia ao meu Juiz.</w:t>
+        <w:t xml:space="preserve"> Mesmo que eu estivesse certo, não poderia responder; apenas pediria misericórdia ao meu Juiz.</w:t>
       </w:r>
     </w:p>
     <w:p>
@@ -4500,7 +4500,7 @@
         <w:rPr>
           <w:lang w:val="pt_PT" w:bidi="pt_PT"/>
         </w:rPr>
-        <w:t xml:space="preserve"> Ele me atinge com a tempestade e aumenta minhas feridas sem causa.</w:t>
+        <w:t xml:space="preserve"> Ele me ataca com uma tempestade e aumenta minha dor sem explicação.</w:t>
       </w:r>
     </w:p>
     <w:p>
@@ -4542,7 +4542,7 @@
         <w:rPr>
           <w:lang w:val="pt_PT" w:bidi="pt_PT"/>
         </w:rPr>
-        <w:t xml:space="preserve"> Se é questão de força, ele é o mais forte; se é questão de justiça, quem o levará a julgamento?</w:t>
+        <w:t xml:space="preserve"> Se é uma disputa de força, ninguém é mais forte que ele; se é uma questão de justiça, quem poderá chamá-lo para responder?</w:t>
       </w:r>
     </w:p>
     <w:p>
@@ -4563,7 +4563,7 @@
         <w:rPr>
           <w:lang w:val="pt_PT" w:bidi="pt_PT"/>
         </w:rPr>
-        <w:t xml:space="preserve"> Mesmo que eu me declare justo, minha boca me acusaria; ainda que eu diga que sou íntegro, minhas palavras me condenariam.</w:t>
+        <w:t xml:space="preserve"> Mesmo que eu dissesse que sou justo, minha própria boca poderia me acusar; se eu afirmasse minha inocência, ela poderia me declarar culpado.</w:t>
       </w:r>
     </w:p>
     <w:p>
@@ -4584,7 +4584,7 @@
         <w:rPr>
           <w:lang w:val="pt_PT" w:bidi="pt_PT"/>
         </w:rPr>
-        <w:t xml:space="preserve"> Sou íntegro, mas já não me conheço; desprezo a minha própria vida.</w:t>
+        <w:t xml:space="preserve"> Mesmo sabendo que sou íntegro, não consigo entender minha situação; já não suporto minha vida.</w:t>
       </w:r>
     </w:p>
     <w:p>
@@ -4626,7 +4626,7 @@
         <w:rPr>
           <w:lang w:val="pt_PT" w:bidi="pt_PT"/>
         </w:rPr>
-        <w:t xml:space="preserve"> Quando o flagelo traz morte repentina, ele zomba do desespero dos inocentes.</w:t>
+        <w:t xml:space="preserve"> Quando uma tragédia causa morte repentina, parece que ele ri do desespero dos inocentes.</w:t>
       </w:r>
     </w:p>
     <w:p>
@@ -4647,7 +4647,7 @@
         <w:rPr>
           <w:lang w:val="pt_PT" w:bidi="pt_PT"/>
         </w:rPr>
-        <w:t xml:space="preserve"> A terra foi entregue aos maus; ele cobre os olhos dos juízes. Se não é ele quem faz isso, quem faz?</w:t>
+        <w:t xml:space="preserve"> A terra parece estar nas mãos dos maus, e os juízes parecem não enxergar. Se não é ele quem permite isso, então quem é?</w:t>
       </w:r>
     </w:p>
     <w:p>
@@ -4668,7 +4668,7 @@
         <w:rPr>
           <w:lang w:val="pt_PT" w:bidi="pt_PT"/>
         </w:rPr>
-        <w:t xml:space="preserve"> Meus dias correm mais depressa que um corredor; desaparecem sem conhecer a felicidade.</w:t>
+        <w:t xml:space="preserve"> Meus dias correm mais rápido que um corredor veloz; desaparecem sem ver nada de bom.</w:t>
       </w:r>
     </w:p>
     <w:p>
@@ -4689,7 +4689,7 @@
         <w:rPr>
           <w:lang w:val="pt_PT" w:bidi="pt_PT"/>
         </w:rPr>
-        <w:t xml:space="preserve"> Deslizam como barcos leves de junco, como águias que se lançam sobre as presas.</w:t>
+        <w:t xml:space="preserve"> Passam como barcos rápidos feitos de junco, como águias descendo sobre a presa.</w:t>
       </w:r>
     </w:p>
     <w:p>
@@ -4710,7 +4710,7 @@
         <w:rPr>
           <w:lang w:val="pt_PT" w:bidi="pt_PT"/>
         </w:rPr>
-        <w:t xml:space="preserve"> Se eu disser: 'Vou esquecer meu sofrimento e mostrar um rosto alegre',</w:t>
+        <w:t xml:space="preserve"> Se eu disser: ‘Vou esquecer meu sofrimento e mostrar um rosto alegre’,</w:t>
       </w:r>
     </w:p>
     <w:p>
@@ -4731,7 +4731,7 @@
         <w:rPr>
           <w:lang w:val="pt_PT" w:bidi="pt_PT"/>
         </w:rPr>
-        <w:t xml:space="preserve"> ainda assim tenho medo das minhas dores, pois sei que não me verás como inocente.</w:t>
+        <w:t xml:space="preserve"> mesmo assim tenho medo dos meus sofrimentos, porque sei que tu não me considerarás inocente.</w:t>
       </w:r>
     </w:p>
     <w:p>
@@ -4773,7 +4773,7 @@
         <w:rPr>
           <w:lang w:val="pt_PT" w:bidi="pt_PT"/>
         </w:rPr>
-        <w:t xml:space="preserve"> Mesmo que eu me lavasse com água de neve e limpasse as mãos com o sabão mais forte,</w:t>
+        <w:t xml:space="preserve"> Mesmo que eu me lavasse com água pura e limpasse as mãos com o sabão mais forte,</w:t>
       </w:r>
     </w:p>
     <w:p>
@@ -4794,7 +4794,7 @@
         <w:rPr>
           <w:lang w:val="pt_PT" w:bidi="pt_PT"/>
         </w:rPr>
-        <w:t xml:space="preserve"> tu me jogarias na lama, e até minhas roupas teriam nojo de mim.</w:t>
+        <w:t xml:space="preserve"> tu ainda me mergulharias na lama, e minhas próprias roupas teriam nojo de mim.</w:t>
       </w:r>
     </w:p>
     <w:p>
@@ -4836,7 +4836,7 @@
         <w:rPr>
           <w:lang w:val="pt_PT" w:bidi="pt_PT"/>
         </w:rPr>
-        <w:t xml:space="preserve"> Não existe entre nós um mediador que ponha a mão sobre nós dois.</w:t>
+        <w:t xml:space="preserve"> Não há ninguém entre nós que possa servir de juiz e colocar a mão sobre nós dois.</w:t>
       </w:r>
     </w:p>
     <w:p>
@@ -4857,7 +4857,7 @@
         <w:rPr>
           <w:lang w:val="pt_PT" w:bidi="pt_PT"/>
         </w:rPr>
-        <w:t xml:space="preserve"> Quem dera ele afastasse de mim a sua vara! Quem dera seu terror não me assustasse mais!</w:t>
+        <w:t xml:space="preserve"> Quem dera ele tirasse de mim o seu castigo e não me deixasse com tanto medo!</w:t>
       </w:r>
     </w:p>
     <w:p>
@@ -4878,7 +4878,7 @@
         <w:rPr>
           <w:lang w:val="pt_PT" w:bidi="pt_PT"/>
         </w:rPr>
-        <w:t xml:space="preserve"> Então eu falaria sem medo; mas, do jeito que estou, isso não é possível".</w:t>
+        <w:t xml:space="preserve"> Então eu falaria sem medo; mas, do jeito que estou, isso não é possível”.</w:t>
       </w:r>
     </w:p>
     <w:p>
@@ -4915,7 +4915,7 @@
         <w:rPr>
           <w:lang w:val="pt_PT" w:bidi="pt_PT"/>
         </w:rPr>
-        <w:t xml:space="preserve"> "Minha alma está cansada da minha vida; deixarei minha queixa correr solta e falarei na amargura do meu coração.</w:t>
+        <w:t xml:space="preserve"> "Minha alma está cansada da minha vida; vou deixar minha queixa sair livremente e falar da amargura do meu coração.</w:t>
       </w:r>
     </w:p>
     <w:p>
@@ -4936,7 +4936,7 @@
         <w:rPr>
           <w:lang w:val="pt_PT" w:bidi="pt_PT"/>
         </w:rPr>
-        <w:t xml:space="preserve"> Pedirei a Deus: 'Não me declares culpado; mostra-me de que me acusas.</w:t>
+        <w:t xml:space="preserve"> Direi a Deus: ‘Não me condenes; mostra-me qual é a minha culpa.</w:t>
       </w:r>
     </w:p>
     <w:p>
@@ -4957,7 +4957,7 @@
         <w:rPr>
           <w:lang w:val="pt_PT" w:bidi="pt_PT"/>
         </w:rPr>
-        <w:t xml:space="preserve"> Tens satisfação em me oprimir, em desprezar a obra das tuas mãos, enquanto favoreces os projetos dos maus?</w:t>
+        <w:t xml:space="preserve"> É bom para ti me oprimir, rejeitar a obra das tuas mãos e apoiar os planos dos maus?</w:t>
       </w:r>
     </w:p>
     <w:p>
@@ -4978,7 +4978,7 @@
         <w:rPr>
           <w:lang w:val="pt_PT" w:bidi="pt_PT"/>
         </w:rPr>
-        <w:t xml:space="preserve"> Tens olhos como os de um ser humano? Vês como um mortal vê?</w:t>
+        <w:t xml:space="preserve"> Tens olhos humanos? Vês as coisas como as pessoas veem?</w:t>
       </w:r>
     </w:p>
     <w:p>
@@ -4999,7 +4999,7 @@
         <w:rPr>
           <w:lang w:val="pt_PT" w:bidi="pt_PT"/>
         </w:rPr>
-        <w:t xml:space="preserve"> Teus dias são como os do homem? Teus anos duram como os dele,</w:t>
+        <w:t xml:space="preserve"> A tua vida é curta como a dos seres humanos? Teus anos são como os deles,</w:t>
       </w:r>
     </w:p>
     <w:p>
@@ -5020,7 +5020,7 @@
         <w:rPr>
           <w:lang w:val="pt_PT" w:bidi="pt_PT"/>
         </w:rPr>
-        <w:t xml:space="preserve"> para investigares minha falta e examinares meu pecado?</w:t>
+        <w:t xml:space="preserve"> para procurares meus erros e examinares meus pecados?</w:t>
       </w:r>
     </w:p>
     <w:p>
@@ -5062,7 +5062,7 @@
         <w:rPr>
           <w:lang w:val="pt_PT" w:bidi="pt_PT"/>
         </w:rPr>
-        <w:t xml:space="preserve"> Tuas mãos me formaram e me moldaram; e agora queres me destruir?</w:t>
+        <w:t xml:space="preserve"> Tuas mãos me formaram e fizeram tudo em mim; agora queres me destruir?</w:t>
       </w:r>
     </w:p>
     <w:p>
@@ -5083,7 +5083,7 @@
         <w:rPr>
           <w:lang w:val="pt_PT" w:bidi="pt_PT"/>
         </w:rPr>
-        <w:t xml:space="preserve"> Lembra-te de que me modelaste do pó da terra; queres fazer-me voltar ao pó outra vez?</w:t>
+        <w:t xml:space="preserve"> Lembra-te de que me fizeste do pó da terra; queres me transformar novamente em pó?</w:t>
       </w:r>
     </w:p>
     <w:p>
@@ -5104,7 +5104,7 @@
         <w:rPr>
           <w:lang w:val="pt_PT" w:bidi="pt_PT"/>
         </w:rPr>
-        <w:t xml:space="preserve"> Não me verteste como leite e não me fizeste ganhar a consistência do queijo?</w:t>
+        <w:t xml:space="preserve"> Tu já não me derramaste como leite e depois não me formaste como queijo?</w:t>
       </w:r>
     </w:p>
     <w:p>
@@ -5146,7 +5146,7 @@
         <w:rPr>
           <w:lang w:val="pt_PT" w:bidi="pt_PT"/>
         </w:rPr>
-        <w:t xml:space="preserve"> Deste-me vida e demonstraste bondade, e tua proteção guardou meu espírito.</w:t>
+        <w:t xml:space="preserve"> Tu me deste vida e foste bondoso; teu cuidado preservou meu espírito.</w:t>
       </w:r>
     </w:p>
     <w:p>
@@ -5167,7 +5167,7 @@
         <w:rPr>
           <w:lang w:val="pt_PT" w:bidi="pt_PT"/>
         </w:rPr>
-        <w:t xml:space="preserve"> Mas estas coisas escondeste em teu coração; sei que isto estava nos teus planos.</w:t>
+        <w:t xml:space="preserve"> Mas escondeste essas coisas no teu coração; eu sei que isso fazia parte dos teus planos.</w:t>
       </w:r>
     </w:p>
     <w:p>
@@ -5188,7 +5188,7 @@
         <w:rPr>
           <w:lang w:val="pt_PT" w:bidi="pt_PT"/>
         </w:rPr>
-        <w:t xml:space="preserve"> Se eu pecasse, tu me observarias e não me absolverias da minha culpa.</w:t>
+        <w:t xml:space="preserve"> Se eu pecasse, tu me observarias e não me deixarias sem castigo.</w:t>
       </w:r>
     </w:p>
     <w:p>
@@ -5209,7 +5209,7 @@
         <w:rPr>
           <w:lang w:val="pt_PT" w:bidi="pt_PT"/>
         </w:rPr>
-        <w:t xml:space="preserve"> Ai de mim se sou culpado; e, se sou justo, não posso levantar a cabeça, pois estou cheio de vergonha e dominado pelo sofrimento.</w:t>
+        <w:t xml:space="preserve"> Se sou culpado, estou perdido; se sou justo, não consigo levantar a cabeça, porque estou cheio de vergonha e sofrimento.</w:t>
       </w:r>
     </w:p>
     <w:p>
@@ -5230,7 +5230,7 @@
         <w:rPr>
           <w:lang w:val="pt_PT" w:bidi="pt_PT"/>
         </w:rPr>
-        <w:t xml:space="preserve"> Se tento me erguer, tu me persegues como leão e de novo demonstras teu poder contra mim.</w:t>
+        <w:t xml:space="preserve"> Se levanto a cabeça, tu me persegues como um leão e mostras tua força contra mim outra vez.</w:t>
       </w:r>
     </w:p>
     <w:p>
@@ -5251,7 +5251,7 @@
         <w:rPr>
           <w:lang w:val="pt_PT" w:bidi="pt_PT"/>
         </w:rPr>
-        <w:t xml:space="preserve"> Trazes novas acusações, aumentas tua ira contra mim e envias tropas sucessivas contra mim.</w:t>
+        <w:t xml:space="preserve"> Apresentas novas testemunhas contra mim, aumentas tua ira e envias tropas sucessivas contra mim.</w:t>
       </w:r>
     </w:p>
     <w:p>
@@ -5272,7 +5272,7 @@
         <w:rPr>
           <w:lang w:val="pt_PT" w:bidi="pt_PT"/>
         </w:rPr>
-        <w:t xml:space="preserve"> Por que permitiste que eu saísse do ventre? Eu poderia ter morrido antes que alguém me visse.</w:t>
+        <w:t xml:space="preserve"> Por que me deixaste nascer? Eu poderia ter morrido antes que alguém me visse.</w:t>
       </w:r>
     </w:p>
     <w:p>
@@ -5293,7 +5293,7 @@
         <w:rPr>
           <w:lang w:val="pt_PT" w:bidi="pt_PT"/>
         </w:rPr>
-        <w:t xml:space="preserve"> Seria como se nunca tivesse existido, indo do ventre direto para a sepultura.</w:t>
+        <w:t xml:space="preserve"> Eu teria sido como alguém que nunca existiu, levado do ventre para a sepultura.</w:t>
       </w:r>
     </w:p>
     <w:p>
@@ -5335,7 +5335,7 @@
         <w:rPr>
           <w:lang w:val="pt_PT" w:bidi="pt_PT"/>
         </w:rPr>
-        <w:t xml:space="preserve"> antes de partir para o lugar de onde não se volta, para a terra de escuridão e sombra,</w:t>
+        <w:t xml:space="preserve"> antes de partir para o lugar de onde ninguém volta, para uma terra de escuridão profunda,</w:t>
       </w:r>
     </w:p>
     <w:p>
@@ -5356,7 +5356,7 @@
         <w:rPr>
           <w:lang w:val="pt_PT" w:bidi="pt_PT"/>
         </w:rPr>
-        <w:t xml:space="preserve"> terra profundamente escura, terra de trevas e sem ordem, onde até a luz é como escuridão'".</w:t>
+        <w:t xml:space="preserve"> uma terra escura, cheia de trevas e desordem, onde até a luz parece escuridão’”.</w:t>
       </w:r>
     </w:p>
     <w:p>
@@ -5414,7 +5414,7 @@
         <w:rPr>
           <w:lang w:val="pt_PT" w:bidi="pt_PT"/>
         </w:rPr>
-        <w:t xml:space="preserve"> "Será que essas palavras intermináveis vão ficar sem resposta? Falar muito não garante que se tenha razão.</w:t>
+        <w:t xml:space="preserve"> "Será que esse monte de palavras ficará sem resposta? Será que falar muito prova que alguém está certo?</w:t>
       </w:r>
     </w:p>
     <w:p>
@@ -5435,7 +5435,7 @@
         <w:rPr>
           <w:lang w:val="pt_PT" w:bidi="pt_PT"/>
         </w:rPr>
-        <w:t xml:space="preserve"> Seu discurso vazio fará todos se calarem? Ninguém o repreenderá por zombar de Deus?</w:t>
+        <w:t xml:space="preserve"> Suas palavras sem sentido farão todos ficarem calados? Ninguém vai corrigir você quando zomba de Deus?</w:t>
       </w:r>
     </w:p>
     <w:p>
@@ -5456,7 +5456,7 @@
         <w:rPr>
           <w:lang w:val="pt_PT" w:bidi="pt_PT"/>
         </w:rPr>
-        <w:t xml:space="preserve"> Você declara: 'Meu ensino é perfeito e sou puro aos olhos do SENHOR'.</w:t>
+        <w:t xml:space="preserve"> Você diz: ‘Minha maneira de pensar está certa, e sou puro diante do SENHOR’.</w:t>
       </w:r>
     </w:p>
     <w:p>
@@ -5498,7 +5498,7 @@
         <w:rPr>
           <w:lang w:val="pt_PT" w:bidi="pt_PT"/>
         </w:rPr>
-        <w:t xml:space="preserve"> Quem dera ele revelasse os segredos da sabedoria, porque o entendimento profundo não é simples. Saiba, porém, que Deus é mais generoso para com você do que sua culpa mereceria.</w:t>
+        <w:t xml:space="preserve"> Ele revelaria a você os segredos da sabedoria, que são difíceis de entender. Saiba que Deus não está cobrando de você tudo o que sua culpa merece.</w:t>
       </w:r>
     </w:p>
     <w:p>
@@ -5519,7 +5519,7 @@
         <w:rPr>
           <w:lang w:val="pt_PT" w:bidi="pt_PT"/>
         </w:rPr>
-        <w:t xml:space="preserve"> Você consegue alcançar os caminhos de Deus ou medir os limites do Todo-poderoso?</w:t>
+        <w:t xml:space="preserve"> Você consegue descobrir os mistérios de Deus? Pode compreender completamente o Todo-poderoso?</w:t>
       </w:r>
     </w:p>
     <w:p>
@@ -5540,7 +5540,7 @@
         <w:rPr>
           <w:lang w:val="pt_PT" w:bidi="pt_PT"/>
         </w:rPr>
-        <w:t xml:space="preserve"> A sabedoria divina é mais alta que os céus; o que você poderia compreender? É mais profunda que o mundo dos mortos; o que você poderia conhecer?</w:t>
+        <w:t xml:space="preserve"> A sabedoria de Deus é mais alta que os céus; como você poderia alcançá-la? É mais profunda que o lugar dos mortos; como você poderia entendê-la?</w:t>
       </w:r>
     </w:p>
     <w:p>
@@ -5582,7 +5582,7 @@
         <w:rPr>
           <w:lang w:val="pt_PT" w:bidi="pt_PT"/>
         </w:rPr>
-        <w:t xml:space="preserve"> Se ele decide prender alguém ou convocar um tribunal, quem poderá impedi-lo?</w:t>
+        <w:t xml:space="preserve"> Se ele prende alguém e o leva a julgamento, quem poderá impedi-lo?</w:t>
       </w:r>
     </w:p>
     <w:p>
@@ -5603,7 +5603,7 @@
         <w:rPr>
           <w:lang w:val="pt_PT" w:bidi="pt_PT"/>
         </w:rPr>
-        <w:t xml:space="preserve"> Pois ele conhece os falsos e percebe a maldade sem nenhuma dificuldade.</w:t>
+        <w:t xml:space="preserve"> Ele conhece as pessoas enganadoras e percebe a maldade sem precisar investigar.</w:t>
       </w:r>
     </w:p>
     <w:p>
@@ -5624,7 +5624,7 @@
         <w:rPr>
           <w:lang w:val="pt_PT" w:bidi="pt_PT"/>
         </w:rPr>
-        <w:t xml:space="preserve"> O insensato só se tornará sábio quando um jumento selvagem der à luz um homem.</w:t>
+        <w:t xml:space="preserve"> O tolo só poderia se tornar sábio quando um jumento selvagem desse à luz um ser humano.</w:t>
       </w:r>
     </w:p>
     <w:p>
@@ -5645,7 +5645,7 @@
         <w:rPr>
           <w:lang w:val="pt_PT" w:bidi="pt_PT"/>
         </w:rPr>
-        <w:t xml:space="preserve"> Mas se você voltar seu coração para Deus e estender as mãos em oração,</w:t>
+        <w:t xml:space="preserve"> Mas, se você entregar seu coração a Deus e levantar suas mãos para ele em oração,</w:t>
       </w:r>
     </w:p>
     <w:p>
@@ -5666,7 +5666,7 @@
         <w:rPr>
           <w:lang w:val="pt_PT" w:bidi="pt_PT"/>
         </w:rPr>
-        <w:t xml:space="preserve"> afastando-se de todo pecado e não permitindo que a injustiça more em sua casa,</w:t>
+        <w:t xml:space="preserve"> abandonar o pecado e não deixar a injustiça permanecer na sua casa,</w:t>
       </w:r>
     </w:p>
     <w:p>
@@ -5708,7 +5708,7 @@
         <w:rPr>
           <w:lang w:val="pt_PT" w:bidi="pt_PT"/>
         </w:rPr>
-        <w:t xml:space="preserve"> Esquecerá os sofrimentos e se lembrará deles apenas como águas que se foram.</w:t>
+        <w:t xml:space="preserve"> Você esquecerá seus sofrimentos e se lembrará deles como águas passadas.</w:t>
       </w:r>
     </w:p>
     <w:p>
@@ -5729,7 +5729,7 @@
         <w:rPr>
           <w:lang w:val="pt_PT" w:bidi="pt_PT"/>
         </w:rPr>
-        <w:t xml:space="preserve"> Sua vida brilhará como a luz do meio-dia; até a escuridão será clara como a manhã.</w:t>
+        <w:t xml:space="preserve"> Sua vida será mais brilhante que o meio-dia; até os momentos escuros serão como a manhã.</w:t>
       </w:r>
     </w:p>
     <w:p>
@@ -5771,7 +5771,7 @@
         <w:rPr>
           <w:lang w:val="pt_PT" w:bidi="pt_PT"/>
         </w:rPr>
-        <w:t xml:space="preserve"> Dormirá sem medo, e muitos buscarão seu favor.</w:t>
+        <w:t xml:space="preserve"> Você se deitará sem medo, e muitos procurarão sua ajuda.</w:t>
       </w:r>
     </w:p>
     <w:p>
@@ -5792,7 +5792,7 @@
         <w:rPr>
           <w:lang w:val="pt_PT" w:bidi="pt_PT"/>
         </w:rPr>
-        <w:t xml:space="preserve"> Mas os perversos ficarão com os olhos fracos e não encontrarão refúgio; e sua única esperança será a morte".</w:t>
+        <w:t xml:space="preserve"> Mas os maus perderão a esperança; seus olhos procurarão ajuda, mas não encontrarão. A única coisa que esperarão será a morte”.</w:t>
       </w:r>
     </w:p>
     <w:p>
@@ -5850,7 +5850,7 @@
         <w:rPr>
           <w:lang w:val="pt_PT" w:bidi="pt_PT"/>
         </w:rPr>
-        <w:t xml:space="preserve"> "É claro que somente vocês representam o povo, e que a sabedoria morrerá junto com vocês.</w:t>
+        <w:t xml:space="preserve"> "Sem dúvida, só vocês são sábios, e quando vocês morrerem a sabedoria vai desaparecer com vocês.</w:t>
       </w:r>
     </w:p>
     <w:p>
@@ -5892,7 +5892,7 @@
         <w:rPr>
           <w:lang w:val="pt_PT" w:bidi="pt_PT"/>
         </w:rPr>
-        <w:t xml:space="preserve"> Virei motivo de riso para meus companheiros, eu que invocava a Deus e ele me respondia; eu, íntegro e correto, agora sou alvo de zombaria.</w:t>
+        <w:t xml:space="preserve"> Tornei-me motivo de riso para meus amigos, eu que buscava a Deus e era ouvido por ele; eu, justo e íntegro, agora sou alvo de zombaria e desprezado.</w:t>
       </w:r>
     </w:p>
     <w:p>
@@ -5913,7 +5913,7 @@
         <w:rPr>
           <w:lang w:val="pt_PT" w:bidi="pt_PT"/>
         </w:rPr>
-        <w:t xml:space="preserve"> Quem vive em segurança despreza o que sofre e empurra quem já está prestes a cair.</w:t>
+        <w:t xml:space="preserve"> Os que vivem tranquilos desprezam quem sofre; eles empurram quem já está caindo.</w:t>
       </w:r>
     </w:p>
     <w:p>
@@ -5934,7 +5934,7 @@
         <w:rPr>
           <w:lang w:val="pt_PT" w:bidi="pt_PT"/>
         </w:rPr>
-        <w:t xml:space="preserve"> As moradas dos violentos permanecem tranquilas, e os que afrontam a Deus vivem confiantes, como se a própria força fosse o seu deus.</w:t>
+        <w:t xml:space="preserve"> As casas dos ladrões vivem em paz, e os que provocam Deus se sentem seguros, confiando na própria força.</w:t>
       </w:r>
     </w:p>
     <w:p>
@@ -5976,7 +5976,7 @@
         <w:rPr>
           <w:lang w:val="pt_PT" w:bidi="pt_PT"/>
         </w:rPr>
-        <w:t xml:space="preserve"> Fale com a terra, e ela o instruirá; até os peixes do mar trarão resposta.</w:t>
+        <w:t xml:space="preserve"> Fale com a terra, e ela ensinará você; os peixes do mar também podem mostrar isso.</w:t>
       </w:r>
     </w:p>
     <w:p>
@@ -6018,7 +6018,7 @@
         <w:rPr>
           <w:lang w:val="pt_PT" w:bidi="pt_PT"/>
         </w:rPr>
-        <w:t xml:space="preserve"> Na mão dele está a vida de cada criatura e o sopro que sustenta toda a humanidade.</w:t>
+        <w:t xml:space="preserve"> Na mão dele está a vida de todos os seres vivos e o espírito de toda pessoa.</w:t>
       </w:r>
     </w:p>
     <w:p>
@@ -6039,7 +6039,7 @@
         <w:rPr>
           <w:lang w:val="pt_PT" w:bidi="pt_PT"/>
         </w:rPr>
-        <w:t xml:space="preserve"> O ouvido não examina as palavras, assim como a boca prova os alimentos?</w:t>
+        <w:t xml:space="preserve"> O ouvido não testa as palavras, assim como a boca prova o alimento?</w:t>
       </w:r>
     </w:p>
     <w:p>
@@ -6060,7 +6060,7 @@
         <w:rPr>
           <w:lang w:val="pt_PT" w:bidi="pt_PT"/>
         </w:rPr>
-        <w:t xml:space="preserve"> A sabedoria está apenas com os idosos? Os muitos anos garantem entendimento?</w:t>
+        <w:t xml:space="preserve"> A sabedoria está somente com os idosos? Ter muitos anos significa ter entendimento?</w:t>
       </w:r>
     </w:p>
     <w:p>
@@ -6102,7 +6102,7 @@
         <w:rPr>
           <w:lang w:val="pt_PT" w:bidi="pt_PT"/>
         </w:rPr>
-        <w:t xml:space="preserve"> O que ele derruba ninguém consegue reconstruir; se ele fecha alguém, ninguém pode abrir.</w:t>
+        <w:t xml:space="preserve"> O que ele derruba ninguém consegue levantar; se ele prende alguém, ninguém consegue libertar.</w:t>
       </w:r>
     </w:p>
     <w:p>
@@ -6144,7 +6144,7 @@
         <w:rPr>
           <w:lang w:val="pt_PT" w:bidi="pt_PT"/>
         </w:rPr>
-        <w:t xml:space="preserve"> A ele pertencem a força e o verdadeiro saber, tanto o que engana como o que é enganado.</w:t>
+        <w:t xml:space="preserve"> A ele pertencem a força e a sabedoria; tanto o enganador como o enganado estão em suas mãos.</w:t>
       </w:r>
     </w:p>
     <w:p>
@@ -6165,7 +6165,7 @@
         <w:rPr>
           <w:lang w:val="pt_PT" w:bidi="pt_PT"/>
         </w:rPr>
-        <w:t xml:space="preserve"> Ele priva conselheiros de honra e faz juízes perderem o juízo.</w:t>
+        <w:t xml:space="preserve"> Ele tira a importância dos conselheiros e faz os juízes agirem como pessoas sem bom senso.</w:t>
       </w:r>
     </w:p>
     <w:p>
@@ -6186,7 +6186,7 @@
         <w:rPr>
           <w:lang w:val="pt_PT" w:bidi="pt_PT"/>
         </w:rPr>
-        <w:t xml:space="preserve"> Retira o domínio dos reis e coloca na cintura deles um cordão de humilhação.</w:t>
+        <w:t xml:space="preserve"> Ele tira a força dos reis e os deixa presos como pessoas humilhadas.</w:t>
       </w:r>
     </w:p>
     <w:p>
@@ -6207,7 +6207,7 @@
         <w:rPr>
           <w:lang w:val="pt_PT" w:bidi="pt_PT"/>
         </w:rPr>
-        <w:t xml:space="preserve"> Remove sacerdotes de sua função e derruba os poderosos.</w:t>
+        <w:t xml:space="preserve"> Ele remove sacerdotes de sua função e derruba os poderosos.</w:t>
       </w:r>
     </w:p>
     <w:p>
@@ -6228,7 +6228,7 @@
         <w:rPr>
           <w:lang w:val="pt_PT" w:bidi="pt_PT"/>
         </w:rPr>
-        <w:t xml:space="preserve"> Tira a palavra dos conselheiros respeitados e afasta o discernimento dos velhos.</w:t>
+        <w:t xml:space="preserve"> Ele tira a palavra dos conselheiros experientes e tira a sabedoria dos idosos.</w:t>
       </w:r>
     </w:p>
     <w:p>
@@ -6249,7 +6249,7 @@
         <w:rPr>
           <w:lang w:val="pt_PT" w:bidi="pt_PT"/>
         </w:rPr>
-        <w:t xml:space="preserve"> Cobre de desprezo os governantes e enfraquece os que eram fortes.</w:t>
+        <w:t xml:space="preserve"> Ele derrama desprezo sobre os líderes e enfraquece os poderosos.</w:t>
       </w:r>
     </w:p>
     <w:p>
@@ -6270,7 +6270,7 @@
         <w:rPr>
           <w:lang w:val="pt_PT" w:bidi="pt_PT"/>
         </w:rPr>
-        <w:t xml:space="preserve"> Ele revela o que estava escondido nas trevas e traz para a luz o que jazia na sombra profunda.</w:t>
+        <w:t xml:space="preserve"> Ele revela coisas escondidas na escuridão e traz à luz o que estava oculto.</w:t>
       </w:r>
     </w:p>
     <w:p>
@@ -6291,7 +6291,7 @@
         <w:rPr>
           <w:lang w:val="pt_PT" w:bidi="pt_PT"/>
         </w:rPr>
-        <w:t xml:space="preserve"> Faz uma nação crescer e depois a arruína; expande povos e depois os espalha.</w:t>
+        <w:t xml:space="preserve"> Ele faz uma nação crescer e depois a arruína; expande povos e depois os espalha.</w:t>
       </w:r>
     </w:p>
     <w:p>
@@ -6312,7 +6312,7 @@
         <w:rPr>
           <w:lang w:val="pt_PT" w:bidi="pt_PT"/>
         </w:rPr>
-        <w:t xml:space="preserve"> Tira o discernimento dos líderes da terra e os faz vaguear no caos, por onde não há caminho.</w:t>
+        <w:t xml:space="preserve"> Ele tira o entendimento dos líderes da terra e os faz andar perdidos, sem saber para onde ir.</w:t>
       </w:r>
     </w:p>
     <w:p>
@@ -6333,7 +6333,7 @@
         <w:rPr>
           <w:lang w:val="pt_PT" w:bidi="pt_PT"/>
         </w:rPr>
-        <w:t xml:space="preserve"> Tateiam nas trevas, sem luz; ele os faz cambalear como embriagados".</w:t>
+        <w:t xml:space="preserve"> Eles andam no escuro, sem luz; ele os faz perder o equilíbrio como pessoas bêbadas”.</w:t>
       </w:r>
     </w:p>
     <w:p>
@@ -6433,7 +6433,7 @@
         <w:rPr>
           <w:lang w:val="pt_PT" w:bidi="pt_PT"/>
         </w:rPr>
-        <w:t xml:space="preserve"> Vocês forjam mentiras; são todos médicos inúteis.</w:t>
+        <w:t xml:space="preserve"> Vocês inventam mentiras; são médicos que não servem para nada.</w:t>
       </w:r>
     </w:p>
     <w:p>
@@ -6496,7 +6496,7 @@
         <w:rPr>
           <w:lang w:val="pt_PT" w:bidi="pt_PT"/>
         </w:rPr>
-        <w:t xml:space="preserve"> Vocês sustentarão a injustiça em nome de Deus? Dirão mentiras para protegê-lo?</w:t>
+        <w:t xml:space="preserve"> Vocês vão defender o que é errado em nome de Deus? Vão contar mentiras para defendê-lo?</w:t>
       </w:r>
     </w:p>
     <w:p>
@@ -6517,7 +6517,7 @@
         <w:rPr>
           <w:lang w:val="pt_PT" w:bidi="pt_PT"/>
         </w:rPr>
-        <w:t xml:space="preserve"> Mostrarão favoritismo por ele? Assumirão o papel de advogados de Deus?</w:t>
+        <w:t xml:space="preserve"> Vão tomar o partido dele? Vão defender a causa de Deus?</w:t>
       </w:r>
     </w:p>
     <w:p>
@@ -6538,7 +6538,7 @@
         <w:rPr>
           <w:lang w:val="pt_PT" w:bidi="pt_PT"/>
         </w:rPr>
-        <w:t xml:space="preserve"> Como reagiriam se ele os examinasse? Tentariam iludi-lo como se iludem as pessoas?</w:t>
+        <w:t xml:space="preserve"> O que aconteceria se ele examinasse vocês? Será que conseguiriam enganá-lo como enganam as pessoas?</w:t>
       </w:r>
     </w:p>
     <w:p>
@@ -6559,7 +6559,7 @@
         <w:rPr>
           <w:lang w:val="pt_PT" w:bidi="pt_PT"/>
         </w:rPr>
-        <w:t xml:space="preserve"> Ele certamente os repreenderá se, em segredo, agirem com parcialidade.</w:t>
+        <w:t xml:space="preserve"> Ele certamente os repreenderá se vocês mostrarem favoritismo em segredo.</w:t>
       </w:r>
     </w:p>
     <w:p>
@@ -6601,7 +6601,7 @@
         <w:rPr>
           <w:lang w:val="pt_PT" w:bidi="pt_PT"/>
         </w:rPr>
-        <w:t xml:space="preserve"> Suas máximas são provérbios de cinza; suas defesas são muralhas de barro.</w:t>
+        <w:t xml:space="preserve"> Seus argumentos são como cinzas; suas defesas são frágeis como barro.</w:t>
       </w:r>
     </w:p>
     <w:p>
@@ -6622,7 +6622,7 @@
         <w:rPr>
           <w:lang w:val="pt_PT" w:bidi="pt_PT"/>
         </w:rPr>
-        <w:t xml:space="preserve"> Fiquem calados e deixem-me falar; não interessa o que pode acontecer comigo.</w:t>
+        <w:t xml:space="preserve"> Fiquem calados e deixem-me falar; aconteça o que acontecer comigo.</w:t>
       </w:r>
     </w:p>
     <w:p>
@@ -6643,7 +6643,7 @@
         <w:rPr>
           <w:lang w:val="pt_PT" w:bidi="pt_PT"/>
         </w:rPr>
-        <w:t xml:space="preserve"> Arrisco minha própria vida e assumo o que vier.</w:t>
+        <w:t xml:space="preserve"> Estou disposto a arriscar a própria vida e assumir as consequências.</w:t>
       </w:r>
     </w:p>
     <w:p>
@@ -6664,7 +6664,7 @@
         <w:rPr>
           <w:lang w:val="pt_PT" w:bidi="pt_PT"/>
         </w:rPr>
-        <w:t xml:space="preserve"> Ainda que ele me leve à morte, nele manterei minha esperança;1 defenderei minha conduta diante dele.</w:t>
+        <w:t xml:space="preserve"> Ainda que ele me mate, continuarei a esperar nele; mesmo assim defenderei minha conduta diante dele.</w:t>
       </w:r>
     </w:p>
     <w:p>
@@ -6685,7 +6685,7 @@
         <w:rPr>
           <w:lang w:val="pt_PT" w:bidi="pt_PT"/>
         </w:rPr>
-        <w:t xml:space="preserve"> Isso também será minha salvação, pois o ímpio não comparece perante ele.</w:t>
+        <w:t xml:space="preserve"> Isso poderá servir para minha salvação, porque quem vive longe de Deus não pode permanecer diante dele.</w:t>
       </w:r>
     </w:p>
     <w:p>
@@ -6727,7 +6727,7 @@
         <w:rPr>
           <w:lang w:val="pt_PT" w:bidi="pt_PT"/>
         </w:rPr>
-        <w:t xml:space="preserve"> Já organizei minha causa e estou convencido de que serei reconhecido como justo.</w:t>
+        <w:t xml:space="preserve"> Já preparei minha defesa e estou convencido de que minha causa é justa.</w:t>
       </w:r>
     </w:p>
     <w:p>
@@ -6748,7 +6748,7 @@
         <w:rPr>
           <w:lang w:val="pt_PT" w:bidi="pt_PT"/>
         </w:rPr>
-        <w:t xml:space="preserve"> Quem poderá me acusar? Se alguém provar culpa em mim, guardarei silêncio e morrerei.</w:t>
+        <w:t xml:space="preserve"> Quem pode apresentar uma acusação contra mim? Se alguém provar que estou errado, ficarei em silêncio e aceitarei meu fim.</w:t>
       </w:r>
     </w:p>
     <w:p>
@@ -6769,7 +6769,7 @@
         <w:rPr>
           <w:lang w:val="pt_PT" w:bidi="pt_PT"/>
         </w:rPr>
-        <w:t xml:space="preserve"> Ó Deus, concede-me apenas duas coisas, e não me esconderei de tua presença:</w:t>
+        <w:t xml:space="preserve"> Ó Deus, concede-me apenas duas coisas; então não me esconderei da tua presença:</w:t>
       </w:r>
     </w:p>
     <w:p>
@@ -6811,7 +6811,7 @@
         <w:rPr>
           <w:lang w:val="pt_PT" w:bidi="pt_PT"/>
         </w:rPr>
-        <w:t xml:space="preserve"> Chama-me que eu responderei; ou deixa-me falar, e tu me responderás.</w:t>
+        <w:t xml:space="preserve"> Chama-me que eu responderei; ou me deixa falar, e tu me responderás.</w:t>
       </w:r>
     </w:p>
     <w:p>
@@ -6832,7 +6832,7 @@
         <w:rPr>
           <w:lang w:val="pt_PT" w:bidi="pt_PT"/>
         </w:rPr>
-        <w:t xml:space="preserve"> Quantas são minhas faltas e pecados? Revela-me minha transgressão e minha culpa.</w:t>
+        <w:t xml:space="preserve"> Quantos pecados cometi? Mostra-me qual é a minha transgressão e onde errei.</w:t>
       </w:r>
     </w:p>
     <w:p>
@@ -6874,7 +6874,7 @@
         <w:rPr>
           <w:lang w:val="pt_PT" w:bidi="pt_PT"/>
         </w:rPr>
-        <w:t xml:space="preserve"> Assustarás uma folha levada pelo vento? Irás atrás da palha seca?</w:t>
+        <w:t xml:space="preserve"> Vais assustar uma folha levada pelo vento? Vais perseguir uma palha seca?</w:t>
       </w:r>
     </w:p>
     <w:p>
@@ -6895,7 +6895,7 @@
         <w:rPr>
           <w:lang w:val="pt_PT" w:bidi="pt_PT"/>
         </w:rPr>
-        <w:t xml:space="preserve"> Pois registras contra mim acusações duras e me fazes carregar falhas da juventude.</w:t>
+        <w:t xml:space="preserve"> Tu escreves acusações pesadas contra mim e me fazes pagar pelos erros que comenti quando era jovem.</w:t>
       </w:r>
     </w:p>
     <w:p>
@@ -6916,7 +6916,7 @@
         <w:rPr>
           <w:lang w:val="pt_PT" w:bidi="pt_PT"/>
         </w:rPr>
-        <w:t xml:space="preserve"> Colocas meus pés em correntes, observas todos os meus caminhos e vigias cada passo que dou.</w:t>
+        <w:t xml:space="preserve"> Colocas meus pés em correntes, observas todos os meus caminhos e acompanhas cada passo que dou.</w:t>
       </w:r>
     </w:p>
     <w:p>
@@ -6937,7 +6937,7 @@
         <w:rPr>
           <w:lang w:val="pt_PT" w:bidi="pt_PT"/>
         </w:rPr>
-        <w:t xml:space="preserve"> Assim, o ser humano se desfaz como algo apodrecido, como roupa que a traça consome".</w:t>
+        <w:t xml:space="preserve"> Assim vou me desfazendo como algo apodrecido, como uma roupa comida pela traça”.</w:t>
       </w:r>
     </w:p>
     <w:p>
@@ -6995,7 +6995,7 @@
         <w:rPr>
           <w:lang w:val="pt_PT" w:bidi="pt_PT"/>
         </w:rPr>
-        <w:t xml:space="preserve"> Aparece como flor e logo se desfaz; passa como sombra que não se detém.</w:t>
+        <w:t xml:space="preserve"> Aparece como uma flor e logo murcha; passa como uma sombra que desaparece.</w:t>
       </w:r>
     </w:p>
     <w:p>
@@ -7079,7 +7079,7 @@
         <w:rPr>
           <w:lang w:val="pt_PT" w:bidi="pt_PT"/>
         </w:rPr>
-        <w:t xml:space="preserve"> Então desvia teu olhar e permite que ele descanse, até que, como um trabalhador contratado, complete seu dia.</w:t>
+        <w:t xml:space="preserve"> Então desvia dele o teu olhar e deixa que descanse, até terminar seus dias como um trabalhador que completa sua jornada.</w:t>
       </w:r>
     </w:p>
     <w:p>
@@ -7100,7 +7100,7 @@
         <w:rPr>
           <w:lang w:val="pt_PT" w:bidi="pt_PT"/>
         </w:rPr>
-        <w:t xml:space="preserve"> Para a árvore ainda existe esperança: se for cortada, pode tornar a brotar, e seus ramos novos continuam a surgir.</w:t>
+        <w:t xml:space="preserve"> Até uma árvore tem esperança: se é cortada, pode brotar de novo e lançar ramos novos.</w:t>
       </w:r>
     </w:p>
     <w:p>
@@ -7142,7 +7142,7 @@
         <w:rPr>
           <w:lang w:val="pt_PT" w:bidi="pt_PT"/>
         </w:rPr>
-        <w:t xml:space="preserve"> ao perceber a presença de água, ela renasce e produz galhos como planta recém-plantada.</w:t>
+        <w:t xml:space="preserve"> ao receber água, ela brota novamente e produz ramos como uma planta nova.</w:t>
       </w:r>
     </w:p>
     <w:p>
@@ -7205,7 +7205,7 @@
         <w:rPr>
           <w:lang w:val="pt_PT" w:bidi="pt_PT"/>
         </w:rPr>
-        <w:t xml:space="preserve"> assim o defunto se deita e não se levanta; enquanto houver céus, não despertará nem será acordado de seu sono.</w:t>
+        <w:t xml:space="preserve"> assim também a pessoa que morre se deita e não se levanta; enquanto existirem os céus, não despertará nem será acordada do seu sono.</w:t>
       </w:r>
     </w:p>
     <w:p>
@@ -7226,7 +7226,7 @@
         <w:rPr>
           <w:lang w:val="pt_PT" w:bidi="pt_PT"/>
         </w:rPr>
-        <w:t xml:space="preserve"> Quem dera me escondesses entre os mortos, e me guardasses ali até que tua ira cessasse; quem dera fixasses um prazo para te lembrares de mim.</w:t>
+        <w:t xml:space="preserve"> Quem dera me escondesses entre os mortos, e me guardasses ali até que tua ira cessasse; quem dera fixasses um prazo para te lembrares de mim!</w:t>
       </w:r>
     </w:p>
     <w:p>
@@ -7247,7 +7247,7 @@
         <w:rPr>
           <w:lang w:val="pt_PT" w:bidi="pt_PT"/>
         </w:rPr>
-        <w:t xml:space="preserve"> Se o homem morre, poderá viver outra vez? Durante todo o tempo da minha luta esperaria pela minha renovação.</w:t>
+        <w:t xml:space="preserve"> Se alguém morre, poderá viver outra vez? Eu esperaria todos os dias da minha luta até que chegasse a minha libertação.</w:t>
       </w:r>
     </w:p>
     <w:p>
@@ -7268,7 +7268,7 @@
         <w:rPr>
           <w:lang w:val="pt_PT" w:bidi="pt_PT"/>
         </w:rPr>
-        <w:t xml:space="preserve"> Tu me chamarias, e eu te responderia; ansiarias pela obra de tuas mãos.</w:t>
+        <w:t xml:space="preserve"> Tu me chamarias, e eu te responderia; tu ansiarias por mim, pois sou a obra de tuas mãos.</w:t>
       </w:r>
     </w:p>
     <w:p>
@@ -7289,7 +7289,7 @@
         <w:rPr>
           <w:lang w:val="pt_PT" w:bidi="pt_PT"/>
         </w:rPr>
-        <w:t xml:space="preserve"> Então contarás meus passos e não estarás mais atento ao meu pecado.</w:t>
+        <w:t xml:space="preserve"> Então contarias meus passos, mas já não ficarias observando meus pecados.</w:t>
       </w:r>
     </w:p>
     <w:p>
@@ -7310,7 +7310,7 @@
         <w:rPr>
           <w:lang w:val="pt_PT" w:bidi="pt_PT"/>
         </w:rPr>
-        <w:t xml:space="preserve"> Minhas faltas serão seladas num saco, e tu cobrirás minha culpa.</w:t>
+        <w:t xml:space="preserve"> Minhas faltas seriam guardadas num saco selado, e tu apagarias minha culpa.</w:t>
       </w:r>
     </w:p>
     <w:p>
@@ -7352,7 +7352,7 @@
         <w:rPr>
           <w:lang w:val="pt_PT" w:bidi="pt_PT"/>
         </w:rPr>
-        <w:t xml:space="preserve"> como a água desgasta as pedras e a corrente leva a terra, assim fazes desaparecer a esperança do ser humano.</w:t>
+        <w:t xml:space="preserve"> como a água desgasta as pedras e as enxurradas levam a terra, assim destróis a esperança do ser humano.</w:t>
       </w:r>
     </w:p>
     <w:p>
@@ -7373,7 +7373,7 @@
         <w:rPr>
           <w:lang w:val="pt_PT" w:bidi="pt_PT"/>
         </w:rPr>
-        <w:t xml:space="preserve"> Tu prevaleces contra ele, e ele parte; modificas sua aparência e o despedes.</w:t>
+        <w:t xml:space="preserve"> Tu és mais forte que ele, e ele se vai; mudas sua aparência e o mandas embora.</w:t>
       </w:r>
     </w:p>
     <w:p>
@@ -7415,7 +7415,7 @@
         <w:rPr>
           <w:lang w:val="pt_PT" w:bidi="pt_PT"/>
         </w:rPr>
-        <w:t xml:space="preserve"> Apenas sua própria carne sente dor, e sua alma lamenta".</w:t>
+        <w:t xml:space="preserve"> Apenas sua própria carne sente dor, e sua alma lamenta”.</w:t>
       </w:r>
     </w:p>
     <w:p>
@@ -7599,7 +7599,7 @@
         <w:rPr>
           <w:lang w:val="pt_PT" w:bidi="pt_PT"/>
         </w:rPr>
-        <w:t xml:space="preserve"> Participou da assembleia secreta de Deus? A sabedoria é só sua?</w:t>
+        <w:t xml:space="preserve"> Você participou do conselho de Deus? Acha que toda a sabedoria pertence apenas a você?</w:t>
       </w:r>
     </w:p>
     <w:p>
@@ -7620,7 +7620,7 @@
         <w:rPr>
           <w:lang w:val="pt_PT" w:bidi="pt_PT"/>
         </w:rPr>
-        <w:t xml:space="preserve"> Você sabe algo que nós não sabemos? Que compreensão você tem que não esteja também em nós?</w:t>
+        <w:t xml:space="preserve"> Você sabe algo que nós não sabemos? Que entendimento você tem que nós também não tenhamos?</w:t>
       </w:r>
     </w:p>
     <w:p>
@@ -7662,7 +7662,7 @@
         <w:rPr>
           <w:lang w:val="pt_PT" w:bidi="pt_PT"/>
         </w:rPr>
-        <w:t xml:space="preserve"> As consolações que vêm de Deus são pequenas para você? E as palavras ditas com bondade não bastam?</w:t>
+        <w:t xml:space="preserve"> As palavras de consolo vindas de Deus não são suficientes para você? As palavras bondosas não bastam?</w:t>
       </w:r>
     </w:p>
     <w:p>
@@ -7683,7 +7683,7 @@
         <w:rPr>
           <w:lang w:val="pt_PT" w:bidi="pt_PT"/>
         </w:rPr>
-        <w:t xml:space="preserve"> Por que o coração o leva tão longe? Por que seus olhos brilham desse modo?</w:t>
+        <w:t xml:space="preserve"> Por que seu coração o leva tão longe? Por que você reage desse jeito?</w:t>
       </w:r>
     </w:p>
     <w:p>
@@ -7746,7 +7746,7 @@
         <w:rPr>
           <w:lang w:val="pt_PT" w:bidi="pt_PT"/>
         </w:rPr>
-        <w:t xml:space="preserve"> Se Deus não confia nem mesmo em seus santos e, aos seus olhos, nem os céus são totalmente puros,</w:t>
+        <w:t xml:space="preserve"> Se Deus não confia nem mesmo em seus anjos e, aos seus olhos, nem os céus são totalmente puros,</w:t>
       </w:r>
     </w:p>
     <w:p>
@@ -7767,7 +7767,7 @@
         <w:rPr>
           <w:lang w:val="pt_PT" w:bidi="pt_PT"/>
         </w:rPr>
-        <w:t xml:space="preserve"> o que dizer do homem, impuro e perverso, que bebe a injustiça como quem bebe água?</w:t>
+        <w:t xml:space="preserve"> quanto mais o ser humano, corrompido e impuro, que pratica a injustiça como quem bebe água!</w:t>
       </w:r>
     </w:p>
     <w:p>
@@ -7788,7 +7788,7 @@
         <w:rPr>
           <w:lang w:val="pt_PT" w:bidi="pt_PT"/>
         </w:rPr>
-        <w:t xml:space="preserve"> Escute, e eu explicarei; contarei o que tenho observado,</w:t>
+        <w:t xml:space="preserve"> Escute, e eu vou explicar; vou contar o que eu mesmo observei.</w:t>
       </w:r>
     </w:p>
     <w:p>
@@ -7809,7 +7809,7 @@
         <w:rPr>
           <w:lang w:val="pt_PT" w:bidi="pt_PT"/>
         </w:rPr>
-        <w:t xml:space="preserve"> aquilo que os sábios transmitiram sem esconder o que receberam de seus pais,</w:t>
+        <w:t xml:space="preserve"> Aquilo que os sábios do passado falaram abertamente, sem esconder nada, pois receberam essas palavras de seus pais.</w:t>
       </w:r>
     </w:p>
     <w:p>
@@ -7830,7 +7830,7 @@
         <w:rPr>
           <w:lang w:val="pt_PT" w:bidi="pt_PT"/>
         </w:rPr>
-        <w:t xml:space="preserve"> homens a quem a terra foi confiada, quando nenhum estrangeiro passava entre eles.</w:t>
+        <w:t xml:space="preserve"> Eram homens antigos, que cuidavam da terra, quando nenhum estrangeiro vivia entre eles.</w:t>
       </w:r>
     </w:p>
     <w:p>
@@ -7851,7 +7851,7 @@
         <w:rPr>
           <w:lang w:val="pt_PT" w:bidi="pt_PT"/>
         </w:rPr>
-        <w:t xml:space="preserve"> O ímpio sofre dores durante todos os seus dias; ao violento são reservados poucos anos.</w:t>
+        <w:t xml:space="preserve"> O perverso sofre durante toda a vida; poucos anos estão reservados para o opressor.</w:t>
       </w:r>
     </w:p>
     <w:p>
@@ -7872,7 +7872,7 @@
         <w:rPr>
           <w:lang w:val="pt_PT" w:bidi="pt_PT"/>
         </w:rPr>
-        <w:t xml:space="preserve"> Ruídos assustadores enchem seus ouvidos; quando pensa estar em paz, o devastador o atinge.</w:t>
+        <w:t xml:space="preserve"> Sons de terror enchem seus ouvidos; quando pensa estar seguro, o destruidor o ataca.</w:t>
       </w:r>
     </w:p>
     <w:p>
@@ -7914,7 +7914,7 @@
         <w:rPr>
           <w:lang w:val="pt_PT" w:bidi="pt_PT"/>
         </w:rPr>
-        <w:t xml:space="preserve"> Anda vagando em busca de alimento; sabe que o dia da escuridão está próximo.</w:t>
+        <w:t xml:space="preserve"> Ele anda procurando alimento e se pergunta onde encontrá-lo; sabe que o dia da escuridão está chegando.</w:t>
       </w:r>
     </w:p>
     <w:p>
@@ -7935,7 +7935,7 @@
         <w:rPr>
           <w:lang w:val="pt_PT" w:bidi="pt_PT"/>
         </w:rPr>
-        <w:t xml:space="preserve"> Angústia e aflição o cercam como um rei pronto para o combate,</w:t>
+        <w:t xml:space="preserve"> A angústia e a aflição o dominam como um rei pronto para atacar,</w:t>
       </w:r>
     </w:p>
     <w:p>
@@ -7977,7 +7977,7 @@
         <w:rPr>
           <w:lang w:val="pt_PT" w:bidi="pt_PT"/>
         </w:rPr>
-        <w:t xml:space="preserve"> Avançou contra ele com arrogância, protegido por escudo firme e espesso.</w:t>
+        <w:t xml:space="preserve"> Avança contra Deus com arrogância, atrás de um escudo forte.</w:t>
       </w:r>
     </w:p>
     <w:p>
@@ -7998,7 +7998,7 @@
         <w:rPr>
           <w:lang w:val="pt_PT" w:bidi="pt_PT"/>
         </w:rPr>
-        <w:t xml:space="preserve"> Mesmo que o rosto esteja cheio de gordura e a cintura marcada pela fartura,</w:t>
+        <w:t xml:space="preserve"> Seu rosto está inchado de gordura, e a cintura revela os sinais da fartura,</w:t>
       </w:r>
     </w:p>
     <w:p>
@@ -8019,7 +8019,7 @@
         <w:rPr>
           <w:lang w:val="pt_PT" w:bidi="pt_PT"/>
         </w:rPr>
-        <w:t xml:space="preserve"> viverá em cidades arruinadas, em casas abandonadas, quase em escombros.</w:t>
+        <w:t xml:space="preserve"> mas ele viverá em cidades arruinadas, em casas abandonadas, quase em escombros.</w:t>
       </w:r>
     </w:p>
     <w:p>
@@ -8040,7 +8040,7 @@
         <w:rPr>
           <w:lang w:val="pt_PT" w:bidi="pt_PT"/>
         </w:rPr>
-        <w:t xml:space="preserve"> Não permanecerá rico; sua prosperidade não durará, e seus bens não se espalharão pela terra.</w:t>
+        <w:t xml:space="preserve"> Não continuará rico; sua prosperidade não durará, e sua riqueza não aumentará.</w:t>
       </w:r>
     </w:p>
     <w:p>
@@ -8061,7 +8061,7 @@
         <w:rPr>
           <w:lang w:val="pt_PT" w:bidi="pt_PT"/>
         </w:rPr>
-        <w:t xml:space="preserve"> Não escapará das trevas; o fogo secará seus brotos, e o sopro da boca de Deus o consumirá.</w:t>
+        <w:t xml:space="preserve"> Não escapará das trevas; o fogo secará seus ramos, e o sopro da boca de Deus o destruirá.</w:t>
       </w:r>
     </w:p>
     <w:p>
@@ -8082,7 +8082,7 @@
         <w:rPr>
           <w:lang w:val="pt_PT" w:bidi="pt_PT"/>
         </w:rPr>
-        <w:t xml:space="preserve"> Que não confie no que é ilusório, enganando-se, pois o que receberá em troca será vazio.</w:t>
+        <w:t xml:space="preserve"> Que ele não confie em coisas enganosas, iludindo a si mesmo, pois receberá apenas vazio em troca.</w:t>
       </w:r>
     </w:p>
     <w:p>
@@ -8103,7 +8103,7 @@
         <w:rPr>
           <w:lang w:val="pt_PT" w:bidi="pt_PT"/>
         </w:rPr>
-        <w:t xml:space="preserve"> Antes do tempo chegará o seu fim, e seus ramos não voltarão a florescer.</w:t>
+        <w:t xml:space="preserve"> Seu fim chegará antes do tempo, e seus ramos nunca mais florescerão.</w:t>
       </w:r>
     </w:p>
     <w:p>
@@ -8145,7 +8145,7 @@
         <w:rPr>
           <w:lang w:val="pt_PT" w:bidi="pt_PT"/>
         </w:rPr>
-        <w:t xml:space="preserve"> A comunidade dos ímpios ficará estéril, e o fogo consumirá as tendas daqueles que amam o suborno.</w:t>
+        <w:t xml:space="preserve"> O grupo dos ímpios ficará sem fruto, e o fogo consumirá as tendas dos que amam o suborno.</w:t>
       </w:r>
     </w:p>
     <w:p>
@@ -8166,7 +8166,7 @@
         <w:rPr>
           <w:lang w:val="pt_PT" w:bidi="pt_PT"/>
         </w:rPr>
-        <w:t xml:space="preserve"> Concebem o mal e dão à luz a iniquidade; no íntimo, geram engano".</w:t>
+        <w:t xml:space="preserve"> Concebem o mal e dão à luz a iniquidade; no íntimo, geram engano”.</w:t>
       </w:r>
     </w:p>
     <w:p>
@@ -8224,7 +8224,7 @@
         <w:rPr>
           <w:lang w:val="pt_PT" w:bidi="pt_PT"/>
         </w:rPr>
-        <w:t xml:space="preserve"> "Já ouvi tudo isso tantas vezes; vocês não me consolam, só aumentam minha dor.</w:t>
+        <w:t xml:space="preserve"> "Já ouvi tudo isso muitas vezes; vocês não me consolam, apenas aumentam meu sofrimento.</w:t>
       </w:r>
     </w:p>
     <w:p>
@@ -8245,7 +8245,7 @@
         <w:rPr>
           <w:lang w:val="pt_PT" w:bidi="pt_PT"/>
         </w:rPr>
-        <w:t xml:space="preserve"> Essas palavras vazias não têm fim? Por que falam assim sem parar?</w:t>
+        <w:t xml:space="preserve"> Essas palavras sem sentido não acabam? Por que continuam a falar desse jeito?</w:t>
       </w:r>
     </w:p>
     <w:p>
@@ -8266,7 +8266,7 @@
         <w:rPr>
           <w:lang w:val="pt_PT" w:bidi="pt_PT"/>
         </w:rPr>
-        <w:t xml:space="preserve"> Se estivessem no meu lugar, eu também poderia falar como vocês; balançaria a cabeça contra vocês e lançaria palavras afiadas em julgamento.</w:t>
+        <w:t xml:space="preserve"> Se vocês estivessem no meu lugar, eu também poderia falar como vocês; balançaria a cabeça e faria discursos contra vocês.</w:t>
       </w:r>
     </w:p>
     <w:p>
@@ -8287,7 +8287,7 @@
         <w:rPr>
           <w:lang w:val="pt_PT" w:bidi="pt_PT"/>
         </w:rPr>
-        <w:t xml:space="preserve"> Mas, se eu quisesse, minhas palavras poderiam trazer consolo; meus lábios dariam alívio e conforto.</w:t>
+        <w:t xml:space="preserve"> Mas eu poderia fortalecê-los com minhas palavras; meus lábios poderiam trazer alívio.</w:t>
       </w:r>
     </w:p>
     <w:p>
@@ -8350,7 +8350,7 @@
         <w:rPr>
           <w:lang w:val="pt_PT" w:bidi="pt_PT"/>
         </w:rPr>
-        <w:t xml:space="preserve"> Estou reduzido a pele e ossos, e minha magreza testemunha contra mim.</w:t>
+        <w:t xml:space="preserve"> Meu corpo ficou magro, e minha aparência mostra que algo está contra mim.</w:t>
       </w:r>
     </w:p>
     <w:p>
@@ -8371,7 +8371,7 @@
         <w:rPr>
           <w:lang w:val="pt_PT" w:bidi="pt_PT"/>
         </w:rPr>
-        <w:t xml:space="preserve"> Em sua ira, Deus me despedaçou; range os dentes contra mim e me observa como inimigo.</w:t>
+        <w:t xml:space="preserve"> Na sua ira, Deus me rasga; range os dentes contra mim e me olha como um inimigo.</w:t>
       </w:r>
     </w:p>
     <w:p>
@@ -8392,7 +8392,7 @@
         <w:rPr>
           <w:lang w:val="pt_PT" w:bidi="pt_PT"/>
         </w:rPr>
-        <w:t xml:space="preserve"> Pessoas se juntam contra mim, me insultam e zombam de mim, me batem e se organizam contra mim.</w:t>
+        <w:t xml:space="preserve"> Pessoas abrem a boca contra mim, me insultam e me batem no rosto com desprezo; todos se juntam contra mim.</w:t>
       </w:r>
     </w:p>
     <w:p>
@@ -8434,7 +8434,7 @@
         <w:rPr>
           <w:lang w:val="pt_PT" w:bidi="pt_PT"/>
         </w:rPr>
-        <w:t xml:space="preserve"> Eu vivia em paz, mas ele me quebrou; segurou-me pelo pescoço e me esmagou. Tornou-me alvo de seus ataques.</w:t>
+        <w:t xml:space="preserve"> Eu vivia em paz, mas ele me despedaçou; agarrou meu pescoço e me esmagou. Fez de mim seu alvo.</w:t>
       </w:r>
     </w:p>
     <w:p>
@@ -8455,7 +8455,7 @@
         <w:rPr>
           <w:lang w:val="pt_PT" w:bidi="pt_PT"/>
         </w:rPr>
-        <w:t xml:space="preserve"> Seus arqueiros me cercam de todos os lados; ele perfura meus rins sem misericórdia e derrama meu fel sobre a terra.</w:t>
+        <w:t xml:space="preserve"> Seus arqueiros me cercam por todos os lados; ele fere meus rins sem piedade e derrama minha bílis sobre a terra.</w:t>
       </w:r>
     </w:p>
     <w:p>
@@ -8476,7 +8476,7 @@
         <w:rPr>
           <w:lang w:val="pt_PT" w:bidi="pt_PT"/>
         </w:rPr>
-        <w:t xml:space="preserve"> Ataca-me repetidamente, como soldado pronto para a guerra.</w:t>
+        <w:t xml:space="preserve"> Ataca-me repetidamente, como guerreiro que avança contra uma cidade.</w:t>
       </w:r>
     </w:p>
     <w:p>
@@ -8497,7 +8497,7 @@
         <w:rPr>
           <w:lang w:val="pt_PT" w:bidi="pt_PT"/>
         </w:rPr>
-        <w:t xml:space="preserve"> Vesti luto sobre minha pele e enterrei o rosto no pó.</w:t>
+        <w:t xml:space="preserve"> Vesti roupas de luto e coloquei meu rosto no pó.</w:t>
       </w:r>
     </w:p>
     <w:p>
@@ -8518,7 +8518,7 @@
         <w:rPr>
           <w:lang w:val="pt_PT" w:bidi="pt_PT"/>
         </w:rPr>
-        <w:t xml:space="preserve"> Chorei tanto que meu rosto ficou vermelho, e sombras pesadas cobrem meus olhos.</w:t>
+        <w:t xml:space="preserve"> Chorei tanto que meu rosto ficou vermelho, e meus olhos escureceram de tanto chorar.</w:t>
       </w:r>
     </w:p>
     <w:p>
@@ -8581,7 +8581,7 @@
         <w:rPr>
           <w:lang w:val="pt_PT" w:bidi="pt_PT"/>
         </w:rPr>
-        <w:t xml:space="preserve"> Sei que minha testemunha está nos céus, e meu advogado, nas alturas.</w:t>
+        <w:t xml:space="preserve"> Sei que minha testemunha está nos céus, e aquele que defende minha causa está nas alturas.</w:t>
       </w:r>
     </w:p>
     <w:p>
@@ -8602,7 +8602,7 @@
         <w:rPr>
           <w:lang w:val="pt_PT" w:bidi="pt_PT"/>
         </w:rPr>
-        <w:t xml:space="preserve"> Quando derramo lágrimas diante de Deus, alguém intercede por mim,</w:t>
+        <w:t xml:space="preserve"> Meus amigos zombam de mim, mas meus olhos derramam lágrimas diante de Deus.</w:t>
       </w:r>
     </w:p>
     <w:p>
@@ -8623,7 +8623,7 @@
         <w:rPr>
           <w:lang w:val="pt_PT" w:bidi="pt_PT"/>
         </w:rPr>
-        <w:t xml:space="preserve"> defendendo minha causa como se defendesse a de um amigo.</w:t>
+        <w:t xml:space="preserve"> Quem dera alguém pudesse defender a causa de uma pessoa diante de Deus, como se faz entre amigos!</w:t>
       </w:r>
     </w:p>
     <w:p>
@@ -8644,7 +8644,7 @@
         <w:rPr>
           <w:lang w:val="pt_PT" w:bidi="pt_PT"/>
         </w:rPr>
-        <w:t xml:space="preserve"> Pois em poucos anos seguirei o caminho do qual ninguém retorna".</w:t>
+        <w:t xml:space="preserve"> Pois em poucos anos seguirei o caminho do qual ninguém retorna”.</w:t>
       </w:r>
     </w:p>
     <w:p>
@@ -8681,7 +8681,7 @@
         <w:rPr>
           <w:lang w:val="pt_PT" w:bidi="pt_PT"/>
         </w:rPr>
-        <w:t xml:space="preserve"> "Meu espírito está exausto, minha vida se esvai, e a sepultura se aproxima para me receber.</w:t>
+        <w:t xml:space="preserve"> "Meu espírito está cansado, minha vida está chegando ao fim e a sepultura já está perto de mim.</w:t>
       </w:r>
     </w:p>
     <w:p>
@@ -8702,7 +8702,7 @@
         <w:rPr>
           <w:lang w:val="pt_PT" w:bidi="pt_PT"/>
         </w:rPr>
-        <w:t xml:space="preserve"> Estou cercado de zombadores; eles me observam dia e noite, provocando-me.</w:t>
+        <w:t xml:space="preserve"> Estou cercado de zombadores; eles ficam sempre diante de mim, provocando-me.</w:t>
       </w:r>
     </w:p>
     <w:p>
@@ -8723,7 +8723,7 @@
         <w:rPr>
           <w:lang w:val="pt_PT" w:bidi="pt_PT"/>
         </w:rPr>
-        <w:t xml:space="preserve"> Ó Deus, dá-me alguém como intercessor diante de ti, alguém que me dê a mão e me apoie.</w:t>
+        <w:t xml:space="preserve"> Ó Deus, dá-me uma garantia de que defenderás a minha causa; ninguém mais está disposto a assumir o meu caso.</w:t>
       </w:r>
     </w:p>
     <w:p>
@@ -8744,7 +8744,7 @@
         <w:rPr>
           <w:lang w:val="pt_PT" w:bidi="pt_PT"/>
         </w:rPr>
-        <w:t xml:space="preserve"> Tu impediste que a mente deles entendesse; não permitas que saiam vencedores.</w:t>
+        <w:t xml:space="preserve"> Tu impediste que a mente deles entendesse; por isso não deixes que eles vençam.</w:t>
       </w:r>
     </w:p>
     <w:p>
@@ -8765,7 +8765,7 @@
         <w:rPr>
           <w:lang w:val="pt_PT" w:bidi="pt_PT"/>
         </w:rPr>
-        <w:t xml:space="preserve"> Aqueles que traem amigos por lucro verão os próprios filhos desmoronar.</w:t>
+        <w:t xml:space="preserve"> Quem denuncia os amigos para receber algo em troca verá seus próprios filhos sofrerem.</w:t>
       </w:r>
     </w:p>
     <w:p>
@@ -8786,7 +8786,7 @@
         <w:rPr>
           <w:lang w:val="pt_PT" w:bidi="pt_PT"/>
         </w:rPr>
-        <w:t xml:space="preserve"> De mim fizeste objeto de escárnio entre o povo; cospem-me no rosto.</w:t>
+        <w:t xml:space="preserve"> Deus me tornou motivo de zombaria para todos; cospem no meu rosto.</w:t>
       </w:r>
     </w:p>
     <w:p>
@@ -8807,7 +8807,7 @@
         <w:rPr>
           <w:lang w:val="pt_PT" w:bidi="pt_PT"/>
         </w:rPr>
-        <w:t xml:space="preserve"> Meus olhos se consomem de dor, meu corpo é só sombra.</w:t>
+        <w:t xml:space="preserve"> Meus olhos se enfraquecem de tanto chorar; meu corpo é apenas uma sombra.</w:t>
       </w:r>
     </w:p>
     <w:p>
@@ -8828,7 +8828,7 @@
         <w:rPr>
           <w:lang w:val="pt_PT" w:bidi="pt_PT"/>
         </w:rPr>
-        <w:t xml:space="preserve"> Os íntegros ficam admirados, e os inocentes se levantam contra os ímpios.</w:t>
+        <w:t xml:space="preserve"> Os justos ficam admirados com isso, e os inocentes se levantam contra a injustiça.</w:t>
       </w:r>
     </w:p>
     <w:p>
@@ -8849,7 +8849,7 @@
         <w:rPr>
           <w:lang w:val="pt_PT" w:bidi="pt_PT"/>
         </w:rPr>
-        <w:t xml:space="preserve"> Os justos seguem firmes em seu caminho, e os de mãos puras se fortalecem cada vez mais.</w:t>
+        <w:t xml:space="preserve"> Os justos permanecem firmes em seu caminho, e os de mãos limpas ficam ainda mais fortes.</w:t>
       </w:r>
     </w:p>
     <w:p>
@@ -8870,7 +8870,7 @@
         <w:rPr>
           <w:lang w:val="pt_PT" w:bidi="pt_PT"/>
         </w:rPr>
-        <w:t xml:space="preserve"> Venham, todos vocês, e tentem novamente; não encontrarei entre vocês ninguém verdadeiramente sábio.</w:t>
+        <w:t xml:space="preserve"> Venham todos vocês e tentem novamente; não encontrarei sabedoria entre vocês.</w:t>
       </w:r>
     </w:p>
     <w:p>
@@ -8891,7 +8891,7 @@
         <w:rPr>
           <w:lang w:val="pt_PT" w:bidi="pt_PT"/>
         </w:rPr>
-        <w:t xml:space="preserve"> Meus dias chegaram ao fim, meus planos fracassaram, e os desejos do meu coração se perderam.</w:t>
+        <w:t xml:space="preserve"> Meus dias chegaram ao fim, meus planos fracassaram e os desejos do meu coração se perderam.</w:t>
       </w:r>
     </w:p>
     <w:p>
@@ -8912,7 +8912,7 @@
         <w:rPr>
           <w:lang w:val="pt_PT" w:bidi="pt_PT"/>
         </w:rPr>
-        <w:t xml:space="preserve"> Há quem chame dia à noite e noite ao dia; pervertem a verdade diante de todos.</w:t>
+        <w:t xml:space="preserve"> Eles transformam a noite em dia e dizem que a luz está perto quando só existe escuridão.</w:t>
       </w:r>
     </w:p>
     <w:p>
@@ -8933,7 +8933,7 @@
         <w:rPr>
           <w:lang w:val="pt_PT" w:bidi="pt_PT"/>
         </w:rPr>
-        <w:t xml:space="preserve"> Se minha casa for a sepultura, se eu estender minha cama na escuridão,</w:t>
+        <w:t xml:space="preserve"> Se eu esperar apenas pela sepultura e preparar minha cama no lugar de escuridão,</w:t>
       </w:r>
     </w:p>
     <w:p>
@@ -8954,7 +8954,7 @@
         <w:rPr>
           <w:lang w:val="pt_PT" w:bidi="pt_PT"/>
         </w:rPr>
-        <w:t xml:space="preserve"> e chamar a sepultura de pai, e os vermes de mãe e irmãos,</w:t>
+        <w:t xml:space="preserve"> se eu chamar a cova de meu pai e os vermes de minha mãe e meus irmãos,</w:t>
       </w:r>
     </w:p>
     <w:p>
@@ -8975,7 +8975,7 @@
         <w:rPr>
           <w:lang w:val="pt_PT" w:bidi="pt_PT"/>
         </w:rPr>
-        <w:t xml:space="preserve"> onde estará então minha esperança? Quem poderá encontrá-la?</w:t>
+        <w:t xml:space="preserve"> onde está então a minha esperança? Quem ainda poderá vê-la?</w:t>
       </w:r>
     </w:p>
     <w:p>
@@ -8996,7 +8996,7 @@
         <w:rPr>
           <w:lang w:val="pt_PT" w:bidi="pt_PT"/>
         </w:rPr>
-        <w:t xml:space="preserve"> Não, ela descerá comigo à sepultura, e juntos descansaremos no pó".</w:t>
+        <w:t xml:space="preserve"> Ela descerá comigo para o lugar dos mortos; juntos repousaremos no pó”.</w:t>
       </w:r>
     </w:p>
     <w:p>
@@ -9054,7 +9054,7 @@
         <w:rPr>
           <w:lang w:val="pt_PT" w:bidi="pt_PT"/>
         </w:rPr>
-        <w:t xml:space="preserve"> "Até quando falará sem refletir? Mostre discernimento, e então poderemos dialogar.</w:t>
+        <w:t xml:space="preserve"> "Até quando você vai falar assim? Pense com cuidado, e então poderemos conversar.</w:t>
       </w:r>
     </w:p>
     <w:p>
@@ -9096,7 +9096,7 @@
         <w:rPr>
           <w:lang w:val="pt_PT" w:bidi="pt_PT"/>
         </w:rPr>
-        <w:t xml:space="preserve"> A sua ira só o prejudica; por acaso a terra tremerá por sua causa, ou as montanhas se moverão?</w:t>
+        <w:t xml:space="preserve"> Você só machuca a si mesmo com sua ira. Será que a terra ficará deserta por sua causa ou as rochas sairão do lugar?</w:t>
       </w:r>
     </w:p>
     <w:p>
@@ -9117,7 +9117,7 @@
         <w:rPr>
           <w:lang w:val="pt_PT" w:bidi="pt_PT"/>
         </w:rPr>
-        <w:t xml:space="preserve"> A vida do perverso se apagará como chama que se extingue, e o fogo que ele acendeu deixará de brilhar.</w:t>
+        <w:t xml:space="preserve"> A luz do perverso se apagará, e sua chama não continuará acesa.</w:t>
       </w:r>
     </w:p>
     <w:p>
@@ -9138,7 +9138,7 @@
         <w:rPr>
           <w:lang w:val="pt_PT" w:bidi="pt_PT"/>
         </w:rPr>
-        <w:t xml:space="preserve"> Haverá escuridão em sua casa, e a luz de sua vida se apagará.</w:t>
+        <w:t xml:space="preserve"> A escuridão tomará conta da sua casa, e a lâmpada sobre ele se apagará.</w:t>
       </w:r>
     </w:p>
     <w:p>
@@ -9159,7 +9159,7 @@
         <w:rPr>
           <w:lang w:val="pt_PT" w:bidi="pt_PT"/>
         </w:rPr>
-        <w:t xml:space="preserve"> Seus passos, antes firmes, vacilarão, e ele será derrubado pelos próprios planos.</w:t>
+        <w:t xml:space="preserve"> Seus passos seguros ficarão fracos, e seus próprios planos o farão cair.</w:t>
       </w:r>
     </w:p>
     <w:p>
@@ -9180,7 +9180,7 @@
         <w:rPr>
           <w:lang w:val="pt_PT" w:bidi="pt_PT"/>
         </w:rPr>
-        <w:t xml:space="preserve"> Cai na armadilha que ele mesmo prepara, e seu próprio passo o leva à queda.</w:t>
+        <w:t xml:space="preserve"> Ele cai na armadilha que ele mesmo prepara, e seu próprio passo o leva à queda.</w:t>
       </w:r>
     </w:p>
     <w:p>
@@ -9264,7 +9264,7 @@
         <w:rPr>
           <w:lang w:val="pt_PT" w:bidi="pt_PT"/>
         </w:rPr>
-        <w:t xml:space="preserve"> Sua força se esgota por fome, e a desgraça aguarda que ele tropece.</w:t>
+        <w:t xml:space="preserve"> Sua força se esgota por causa da fome, e a desgraça aguarda que ele tropece.</w:t>
       </w:r>
     </w:p>
     <w:p>
@@ -9285,7 +9285,7 @@
         <w:rPr>
           <w:lang w:val="pt_PT" w:bidi="pt_PT"/>
         </w:rPr>
-        <w:t xml:space="preserve"> Uma doença mortal devora sua pele, e a morte consome seus membros.</w:t>
+        <w:t xml:space="preserve"> Sua pele é destruída pela doença, e a morte consome seu corpo.</w:t>
       </w:r>
     </w:p>
     <w:p>
@@ -9327,7 +9327,7 @@
         <w:rPr>
           <w:lang w:val="pt_PT" w:bidi="pt_PT"/>
         </w:rPr>
-        <w:t xml:space="preserve"> Outro habitará em sua casa, e enxofre será derramado sobre seus bens.</w:t>
+        <w:t xml:space="preserve"> Estranhos viverão em sua casa, e o fogo consumirá aquilo que era seu.</w:t>
       </w:r>
     </w:p>
     <w:p>
@@ -9390,7 +9390,7 @@
         <w:rPr>
           <w:lang w:val="pt_PT" w:bidi="pt_PT"/>
         </w:rPr>
-        <w:t xml:space="preserve"> Ele será lançado da luz para as trevas, banido do mundo.</w:t>
+        <w:t xml:space="preserve"> Ele será levado da luz para a escuridão e expulso do mundo.</w:t>
       </w:r>
     </w:p>
     <w:p>
@@ -9411,7 +9411,7 @@
         <w:rPr>
           <w:lang w:val="pt_PT" w:bidi="pt_PT"/>
         </w:rPr>
-        <w:t xml:space="preserve"> Não deixará filhos nem descendentes; nenhum sobreviverá em sua casa.</w:t>
+        <w:t xml:space="preserve"> Não deixará filhos nem netos; ninguém continuará sua família.</w:t>
       </w:r>
     </w:p>
     <w:p>
@@ -9432,7 +9432,7 @@
         <w:rPr>
           <w:lang w:val="pt_PT" w:bidi="pt_PT"/>
         </w:rPr>
-        <w:t xml:space="preserve"> Do Oriente ao Ocidente, todos ficarão espantados e se encherão de medo diante de seu fim.</w:t>
+        <w:t xml:space="preserve"> Do oriente ao ocidente, todos ficarão espantados e se encherão de medo diante de seu fim.</w:t>
       </w:r>
     </w:p>
     <w:p>
@@ -9453,7 +9453,7 @@
         <w:rPr>
           <w:lang w:val="pt_PT" w:bidi="pt_PT"/>
         </w:rPr>
-        <w:t xml:space="preserve"> Essa é a habitação do perverso; esse é o destino de quem não conhece a Deus".</w:t>
+        <w:t xml:space="preserve"> Essa é a habitação do perverso; esse é o destino de quem não conhece a Deus”.</w:t>
       </w:r>
     </w:p>
     <w:p>
@@ -9553,7 +9553,7 @@
         <w:rPr>
           <w:lang w:val="pt_PT" w:bidi="pt_PT"/>
         </w:rPr>
-        <w:t xml:space="preserve"> Mesmo que eu tenha errado, meu erro fica comigo.</w:t>
+        <w:t xml:space="preserve"> Mesmo que eu tenha errado, a responsabilidade pelo meu erro é minha.</w:t>
       </w:r>
     </w:p>
     <w:p>
@@ -9574,7 +9574,7 @@
         <w:rPr>
           <w:lang w:val="pt_PT" w:bidi="pt_PT"/>
         </w:rPr>
-        <w:t xml:space="preserve"> Vocês se consideram melhores que eu e usam a minha humilhação como prova de culpa.</w:t>
+        <w:t xml:space="preserve"> Vocês acham que são melhores do que eu e usam meu sofrimento como prova de que sou culpado.</w:t>
       </w:r>
     </w:p>
     <w:p>
@@ -9595,7 +9595,7 @@
         <w:rPr>
           <w:lang w:val="pt_PT" w:bidi="pt_PT"/>
         </w:rPr>
-        <w:t xml:space="preserve"> Mas saibam que foi Deus quem me derrubou e me cercou com sua rede.</w:t>
+        <w:t xml:space="preserve"> Mas entendam isto: foi Deus quem me derrubou e me apanhou em sua rede.</w:t>
       </w:r>
     </w:p>
     <w:p>
@@ -9616,7 +9616,7 @@
         <w:rPr>
           <w:lang w:val="pt_PT" w:bidi="pt_PT"/>
         </w:rPr>
-        <w:t xml:space="preserve"> Eu grito: 'Violência!', mas ninguém responde; clamo por ajuda, mas não há justiça.</w:t>
+        <w:t xml:space="preserve"> Eu grito: ‘Violência!’, mas ninguém responde; clamo por ajuda, mas não há justiça.</w:t>
       </w:r>
     </w:p>
     <w:p>
@@ -9637,7 +9637,7 @@
         <w:rPr>
           <w:lang w:val="pt_PT" w:bidi="pt_PT"/>
         </w:rPr>
-        <w:t xml:space="preserve"> Ele impediu meu caminho, e não consigo seguir; tornou escuras todas as minhas veredas.</w:t>
+        <w:t xml:space="preserve"> Ele bloqueou meu caminho, e não consigo passar; cobriu minhas estradas com escuridão.</w:t>
       </w:r>
     </w:p>
     <w:p>
@@ -9679,7 +9679,7 @@
         <w:rPr>
           <w:lang w:val="pt_PT" w:bidi="pt_PT"/>
         </w:rPr>
-        <w:t xml:space="preserve"> Destruiu-me por todos os lados, arrancou minha esperança como se arranca uma árvore.</w:t>
+        <w:t xml:space="preserve"> Ele me destruiu por todos os lados e arrancou minha esperança como uma árvore arrancada pela raiz.</w:t>
       </w:r>
     </w:p>
     <w:p>
@@ -9721,7 +9721,7 @@
         <w:rPr>
           <w:lang w:val="pt_PT" w:bidi="pt_PT"/>
         </w:rPr>
-        <w:t xml:space="preserve"> Seus exércitos avançam, cercam minha casa e montam acampamento ao redor.</w:t>
+        <w:t xml:space="preserve"> Seus exércitos vêm contra mim; eles cercam minha tenda e acampam ao meu redor.</w:t>
       </w:r>
     </w:p>
     <w:p>
@@ -9784,7 +9784,7 @@
         <w:rPr>
           <w:lang w:val="pt_PT" w:bidi="pt_PT"/>
         </w:rPr>
-        <w:t xml:space="preserve"> Meus hóspedes e minhas servas me olham como se eu fosse um estrangeiro; sou um desconhecido para eles.</w:t>
+        <w:t xml:space="preserve"> Meus hóspedes e minhas servas me olham como se eu fosse um estranho; sou um estrangeiro para eles.</w:t>
       </w:r>
     </w:p>
     <w:p>
@@ -9826,7 +9826,7 @@
         <w:rPr>
           <w:lang w:val="pt_PT" w:bidi="pt_PT"/>
         </w:rPr>
-        <w:t xml:space="preserve"> Minha esposa não suporta meu hálito; os filhos da minha própria família sentem repulsa de mim.</w:t>
+        <w:t xml:space="preserve"> Minha esposa sente repulsa do meu hálito, e até meus irmãos me rejeitam.</w:t>
       </w:r>
     </w:p>
     <w:p>
@@ -9847,7 +9847,7 @@
         <w:rPr>
           <w:lang w:val="pt_PT" w:bidi="pt_PT"/>
         </w:rPr>
-        <w:t xml:space="preserve"> Até as crianças me desprezam e riem de mim sempre que me levanto.</w:t>
+        <w:t xml:space="preserve"> Até as crianças me desprezam; quando apareço, zombam de mim.</w:t>
       </w:r>
     </w:p>
     <w:p>
@@ -9889,7 +9889,7 @@
         <w:rPr>
           <w:lang w:val="pt_PT" w:bidi="pt_PT"/>
         </w:rPr>
-        <w:t xml:space="preserve"> Sou pele e ossos; escapei apenas com a pele dos meus dentes.1</w:t>
+        <w:t xml:space="preserve"> Estou reduzido a pele e ossos; escapei apenas com a pele dos meus dentes.</w:t>
       </w:r>
     </w:p>
     <w:p>
@@ -9910,7 +9910,7 @@
         <w:rPr>
           <w:lang w:val="pt_PT" w:bidi="pt_PT"/>
         </w:rPr>
-        <w:t xml:space="preserve"> Ah, meus amigos, tenham compaixão! Pois Deus pesou a mão em mim.</w:t>
+        <w:t xml:space="preserve"> Ah, meus amigos, tenham compaixão! Pois Deus pesou a mão sobre mim.</w:t>
       </w:r>
     </w:p>
     <w:p>
@@ -9931,7 +9931,7 @@
         <w:rPr>
           <w:lang w:val="pt_PT" w:bidi="pt_PT"/>
         </w:rPr>
-        <w:t xml:space="preserve"> Por que vocês ainda me perseguem como Deus? Já não estão satisfeitos com a minha dor?</w:t>
+        <w:t xml:space="preserve"> Por que vocês me perseguem como Deus? Por que não se cansam de me atacar?</w:t>
       </w:r>
     </w:p>
     <w:p>
@@ -9973,7 +9973,7 @@
         <w:rPr>
           <w:lang w:val="pt_PT" w:bidi="pt_PT"/>
         </w:rPr>
-        <w:t xml:space="preserve"> Que fossem gravadas a ferro e chumbo, ou marcadas para sempre na rocha!</w:t>
+        <w:t xml:space="preserve"> Quem dera fossem gravadas para sempre na pedra, com ferro e chumbo!</w:t>
       </w:r>
     </w:p>
     <w:p>
@@ -9994,7 +9994,7 @@
         <w:rPr>
           <w:lang w:val="pt_PT" w:bidi="pt_PT"/>
         </w:rPr>
-        <w:t xml:space="preserve"> Eu sei que o meu Redentor vive e que, por fim, se levantará sobre a terra.</w:t>
+        <w:t xml:space="preserve"> Eu sei que o meu Redentor vive e que, no fim, ele se levantará para me defender.</w:t>
       </w:r>
     </w:p>
     <w:p>
@@ -10015,7 +10015,7 @@
         <w:rPr>
           <w:lang w:val="pt_PT" w:bidi="pt_PT"/>
         </w:rPr>
-        <w:t xml:space="preserve"> Depois que minha pele for destruída, ainda assim, em minha carne,2 verei a Deus.</w:t>
+        <w:t xml:space="preserve"> Depois que minha pele for destruída, ainda assim, em minha carne, verei a Deus.</w:t>
       </w:r>
     </w:p>
     <w:p>
@@ -10057,7 +10057,7 @@
         <w:rPr>
           <w:lang w:val="pt_PT" w:bidi="pt_PT"/>
         </w:rPr>
-        <w:t xml:space="preserve"> Vocês dizem: 'Vamos persegui-lo, pois a raiz do problema está nele'.</w:t>
+        <w:t xml:space="preserve"> Vocês dizem: ‘Vamos persegui-lo, pois a causa do problema está nele’.</w:t>
       </w:r>
     </w:p>
     <w:p>
@@ -10078,7 +10078,7 @@
         <w:rPr>
           <w:lang w:val="pt_PT" w:bidi="pt_PT"/>
         </w:rPr>
-        <w:t xml:space="preserve"> Mas devem temer a espada, pois a espada traz o furor do juízo; então saberão que há juízo".</w:t>
+        <w:t xml:space="preserve"> Mas tenham medo da espada, pois a espada traz o castigo da justiça; assim vocês saberão que existe julgamento”.</w:t>
       </w:r>
     </w:p>
     <w:p>
@@ -10157,7 +10157,7 @@
         <w:rPr>
           <w:lang w:val="pt_PT" w:bidi="pt_PT"/>
         </w:rPr>
-        <w:t xml:space="preserve"> Ouvi palavras que me humilham, mas o espírito do meu entendimento me leva a responder.</w:t>
+        <w:t xml:space="preserve"> Ouvi palavras que me ofendem, mas o entendimento que tenho me leva a responder.</w:t>
       </w:r>
     </w:p>
     <w:p>
@@ -10241,7 +10241,7 @@
         <w:rPr>
           <w:lang w:val="pt_PT" w:bidi="pt_PT"/>
         </w:rPr>
-        <w:t xml:space="preserve"> o perverso desaparecerá para sempre, como seu próprio esterco; os que o viam perguntarão: 'Para onde ele foi?'.</w:t>
+        <w:t xml:space="preserve"> o perverso desaparecerá para sempre, como seu próprio esterco; aqueles que o viam perguntarão: ‘Onde ele está?’.</w:t>
       </w:r>
     </w:p>
     <w:p>
@@ -10304,7 +10304,7 @@
         <w:rPr>
           <w:lang w:val="pt_PT" w:bidi="pt_PT"/>
         </w:rPr>
-        <w:t xml:space="preserve"> Seus filhos terão de compensar os pobres, e suas próprias mãos devolverão o que ele tomou.</w:t>
+        <w:t xml:space="preserve"> Seus filhos restituirão aos pobres o que ele tomou injustamente, e sua própria riqueza acabará sendo entregue pelas mãos dele.</w:t>
       </w:r>
     </w:p>
     <w:p>
@@ -10325,7 +10325,7 @@
         <w:rPr>
           <w:lang w:val="pt_PT" w:bidi="pt_PT"/>
         </w:rPr>
-        <w:t xml:space="preserve"> Seus ossos, cheios do vigor da juventude, repousarão com ele no pó.</w:t>
+        <w:t xml:space="preserve"> Seus ossos ainda terão a força da juventude, mas acabarão descansando com ele no pó.</w:t>
       </w:r>
     </w:p>
     <w:p>
@@ -10388,7 +10388,7 @@
         <w:rPr>
           <w:lang w:val="pt_PT" w:bidi="pt_PT"/>
         </w:rPr>
-        <w:t xml:space="preserve"> esse alimento se transformará dentro dele; ele se tornará veneno de serpente em suas entranhas.</w:t>
+        <w:t xml:space="preserve"> esse alimento azedará em seu estômago; ele se tornará veneno de cobra dentro dele.</w:t>
       </w:r>
     </w:p>
     <w:p>
@@ -10409,7 +10409,7 @@
         <w:rPr>
           <w:lang w:val="pt_PT" w:bidi="pt_PT"/>
         </w:rPr>
-        <w:t xml:space="preserve"> Engoliu riquezas, mas terá de vomitá-las; Deus as expulsará de seu estômago.</w:t>
+        <w:t xml:space="preserve"> Ele engoliu riquezas, mas terá de vomitá-las; Deus fará com que saiam de seu estômago.</w:t>
       </w:r>
     </w:p>
     <w:p>
@@ -10430,7 +10430,7 @@
         <w:rPr>
           <w:lang w:val="pt_PT" w:bidi="pt_PT"/>
         </w:rPr>
-        <w:t xml:space="preserve"> Sugará veneno de serpente; a presa da víbora o matará.</w:t>
+        <w:t xml:space="preserve"> Ele tomará veneno de cobra; a presa da víbora o matará.</w:t>
       </w:r>
     </w:p>
     <w:p>
@@ -10451,7 +10451,7 @@
         <w:rPr>
           <w:lang w:val="pt_PT" w:bidi="pt_PT"/>
         </w:rPr>
-        <w:t xml:space="preserve"> Não verá torrentes nem rios de mel e de manteiga.</w:t>
+        <w:t xml:space="preserve"> Ele não verá rios de mel e leite correndo em sua direção.</w:t>
       </w:r>
     </w:p>
     <w:p>
@@ -10472,7 +10472,7 @@
         <w:rPr>
           <w:lang w:val="pt_PT" w:bidi="pt_PT"/>
         </w:rPr>
-        <w:t xml:space="preserve"> Devolverá o fruto do seu esforço sem conseguir desfrutá-lo; não terá prazer nos lucros que obteve.</w:t>
+        <w:t xml:space="preserve"> Terá de devolver o que ganhou e não desfrutará o fruto do seu trabalho; não terá prazer nos lucros que obteve.</w:t>
       </w:r>
     </w:p>
     <w:p>
@@ -10514,7 +10514,7 @@
         <w:rPr>
           <w:lang w:val="pt_PT" w:bidi="pt_PT"/>
         </w:rPr>
-        <w:t xml:space="preserve"> Sua ambição nunca conheceu satisfação; daquilo que desejava nada conseguirá reter.</w:t>
+        <w:t xml:space="preserve"> Sua ganância não conhece limites; por isso não conseguirá guardar o que deseja.</w:t>
       </w:r>
     </w:p>
     <w:p>
@@ -10619,7 +10619,7 @@
         <w:rPr>
           <w:lang w:val="pt_PT" w:bidi="pt_PT"/>
         </w:rPr>
-        <w:t xml:space="preserve"> Ao puxar a flecha do corpo, a ponta brilhante sairá ensanguentada; o terror cairá sobre ele.</w:t>
+        <w:t xml:space="preserve"> Ao retirar a flecha do corpo, o brilho da ponta aparecerá coberto de sangue; o medo tomará conta dele.</w:t>
       </w:r>
     </w:p>
     <w:p>
@@ -10640,7 +10640,7 @@
         <w:rPr>
           <w:lang w:val="pt_PT" w:bidi="pt_PT"/>
         </w:rPr>
-        <w:t xml:space="preserve"> Escuridão total está reservada para seus tesouros; fogo não aceso por mãos humanas o consumirá e destruirá o que restar em sua tenda.</w:t>
+        <w:t xml:space="preserve"> A escuridão completa estará preparada para seus tesouros; um fogo que ninguém acendeu destruirá tudo em sua tenda.</w:t>
       </w:r>
     </w:p>
     <w:p>
@@ -10682,7 +10682,7 @@
         <w:rPr>
           <w:lang w:val="pt_PT" w:bidi="pt_PT"/>
         </w:rPr>
-        <w:t xml:space="preserve"> Uma enchente levará sua casa, no dia em que a ira de Deus se manifestar.</w:t>
+        <w:t xml:space="preserve"> Uma inundação levará sua casa quando chegar o dia da ira de Deus.</w:t>
       </w:r>
     </w:p>
     <w:p>
@@ -10703,7 +10703,7 @@
         <w:rPr>
           <w:lang w:val="pt_PT" w:bidi="pt_PT"/>
         </w:rPr>
-        <w:t xml:space="preserve"> Essa é a porção que Deus reserva ao ímpio; é a herança que lhe está destinada".</w:t>
+        <w:t xml:space="preserve"> Essa é a porção que Deus reserva ao ímpio; é a herança que lhe está destinada”.</w:t>
       </w:r>
     </w:p>
     <w:p>
@@ -10761,7 +10761,7 @@
         <w:rPr>
           <w:lang w:val="pt_PT" w:bidi="pt_PT"/>
         </w:rPr>
-        <w:t xml:space="preserve"> "Escutem atentamente o que vou dizer; que esse seja o consolo que oferecem.</w:t>
+        <w:t xml:space="preserve"> "Escutem com atenção o que vou dizer! Se vocês me ouvirem, isso já será um consolo para mim.</w:t>
       </w:r>
     </w:p>
     <w:p>
@@ -10845,7 +10845,7 @@
         <w:rPr>
           <w:lang w:val="pt_PT" w:bidi="pt_PT"/>
         </w:rPr>
-        <w:t xml:space="preserve"> Só de lembrar disso fico abalado; um tremor domina meu corpo.</w:t>
+        <w:t xml:space="preserve"> Só de me lembrar disso fico abalado; um tremor domina meu corpo.</w:t>
       </w:r>
     </w:p>
     <w:p>
@@ -10887,7 +10887,7 @@
         <w:rPr>
           <w:lang w:val="pt_PT" w:bidi="pt_PT"/>
         </w:rPr>
-        <w:t xml:space="preserve"> Veem seus filhos firmes diante deles, e seus descendentes crescem ao seu redor.</w:t>
+        <w:t xml:space="preserve"> Veem seus filhos crescerem e se estabelecerem, e seus descendentes prosperam ao seu redor.</w:t>
       </w:r>
     </w:p>
     <w:p>
@@ -10929,7 +10929,7 @@
         <w:rPr>
           <w:lang w:val="pt_PT" w:bidi="pt_PT"/>
         </w:rPr>
-        <w:t xml:space="preserve"> Seu touro é fértil e não falha; a vaca dá cria e não perde o filhote.</w:t>
+        <w:t xml:space="preserve"> Seus touros cruzam e geram crias sem falhar; suas vacas dão cria e não perdem os filhotes.</w:t>
       </w:r>
     </w:p>
     <w:p>
@@ -10992,7 +10992,7 @@
         <w:rPr>
           <w:lang w:val="pt_PT" w:bidi="pt_PT"/>
         </w:rPr>
-        <w:t xml:space="preserve"> Vivem dias de prosperidade e descem tranquilos à sepultura.</w:t>
+        <w:t xml:space="preserve"> Passam a vida em prosperidade e descem em paz à sepultura.</w:t>
       </w:r>
     </w:p>
     <w:p>
@@ -11013,7 +11013,7 @@
         <w:rPr>
           <w:lang w:val="pt_PT" w:bidi="pt_PT"/>
         </w:rPr>
-        <w:t xml:space="preserve"> Ainda assim dizem a Deus: 'Afasta-te de nós; não desejamos conhecer teus caminhos.</w:t>
+        <w:t xml:space="preserve"> Ainda assim dizem a Deus: ‘Afasta-te de nós; não desejamos conhecer teus caminhos.</w:t>
       </w:r>
     </w:p>
     <w:p>
@@ -11034,7 +11034,7 @@
         <w:rPr>
           <w:lang w:val="pt_PT" w:bidi="pt_PT"/>
         </w:rPr>
-        <w:t xml:space="preserve"> Quem é o Todo-poderoso', perguntam, 'para que o sirvamos? Que benefício há em orar a ele?'.</w:t>
+        <w:t xml:space="preserve"> Quem é o Todo-poderoso’, dizem eles, ‘para que o sirvamos? Que ganho teremos se orarmos a ele?’.</w:t>
       </w:r>
     </w:p>
     <w:p>
@@ -11055,7 +11055,7 @@
         <w:rPr>
           <w:lang w:val="pt_PT" w:bidi="pt_PT"/>
         </w:rPr>
-        <w:t xml:space="preserve"> No entanto, o bem deles não está em suas próprias mãos; longe de mim o conselho dos ímpios.</w:t>
+        <w:t xml:space="preserve"> Mas a prosperidade deles não vem deles mesmos; por isso, rejeito o conselho dos ímpios.</w:t>
       </w:r>
     </w:p>
     <w:p>
@@ -11076,7 +11076,7 @@
         <w:rPr>
           <w:lang w:val="pt_PT" w:bidi="pt_PT"/>
         </w:rPr>
-        <w:t xml:space="preserve"> Quantas vezes a lâmpada dos ímpios se apaga? Quantas vezes a ruína os alcança? Será comum que Deus lhes distribua dores em sua ira?</w:t>
+        <w:t xml:space="preserve"> Quantas vezes a luz dos ímpios se apaga? Quantas vezes a desgraça os alcança? Quantas vezes Deus lhes envia sofrimento em sua ira?</w:t>
       </w:r>
     </w:p>
     <w:p>
@@ -11097,7 +11097,7 @@
         <w:rPr>
           <w:lang w:val="pt_PT" w:bidi="pt_PT"/>
         </w:rPr>
-        <w:t xml:space="preserve"> Eles são como palha diante do vento, como cisco que a tempestade leva?</w:t>
+        <w:t xml:space="preserve"> Quantas vezes eles são como palha levada pelo vento, como cisco carregado pela tempestade?</w:t>
       </w:r>
     </w:p>
     <w:p>
@@ -11118,7 +11118,7 @@
         <w:rPr>
           <w:lang w:val="pt_PT" w:bidi="pt_PT"/>
         </w:rPr>
-        <w:t xml:space="preserve"> Dizem que Deus guarda para os filhos a culpa do homem. Que ele retribua ao próprio culpado, para que este aprenda!</w:t>
+        <w:t xml:space="preserve"> Vocês dizem: ‘Deus guarda para os filhos a culpa do pai’. Mas que Deus castigue o próprio culpado, para que ele saiba o que fez!</w:t>
       </w:r>
     </w:p>
     <w:p>
@@ -11223,7 +11223,7 @@
         <w:rPr>
           <w:lang w:val="pt_PT" w:bidi="pt_PT"/>
         </w:rPr>
-        <w:t xml:space="preserve"> com os flancos cheios de gordura e os ossos irrigados de medula.</w:t>
+        <w:t xml:space="preserve"> com o corpo bem alimentado e com os ossos fortes e saudáveis.</w:t>
       </w:r>
     </w:p>
     <w:p>
@@ -11307,7 +11307,7 @@
         <w:rPr>
           <w:lang w:val="pt_PT" w:bidi="pt_PT"/>
         </w:rPr>
-        <w:t xml:space="preserve"> Perguntam: 'Onde está a casa do nobre? Onde está a tenda em que viviam os maus?'.</w:t>
+        <w:t xml:space="preserve"> Vocês perguntam: ‘Onde está a casa do homem importante? Onde está a moradia dos maus?’.</w:t>
       </w:r>
     </w:p>
     <w:p>
@@ -11328,7 +11328,7 @@
         <w:rPr>
           <w:lang w:val="pt_PT" w:bidi="pt_PT"/>
         </w:rPr>
-        <w:t xml:space="preserve"> Nunca perguntaram aos viajantes? Não ouviram o que relatam?</w:t>
+        <w:t xml:space="preserve"> Vocês nunca perguntaram aos viajantes? Nunca ouviram o que eles contam?</w:t>
       </w:r>
     </w:p>
     <w:p>
@@ -11349,7 +11349,7 @@
         <w:rPr>
           <w:lang w:val="pt_PT" w:bidi="pt_PT"/>
         </w:rPr>
-        <w:t xml:space="preserve"> Eles dizem que o perverso é poupado no dia da calamidade; é conduzido ao dia da ira.</w:t>
+        <w:t xml:space="preserve"> Eles dizem que o perverso é poupado no dia da calamidade e passa ileso pelo dia da ira.</w:t>
       </w:r>
     </w:p>
     <w:p>
@@ -11391,7 +11391,7 @@
         <w:rPr>
           <w:lang w:val="pt_PT" w:bidi="pt_PT"/>
         </w:rPr>
-        <w:t xml:space="preserve"> Ele é levado ao túmulo, e sobre seu túmulo permanece vigilância.</w:t>
+        <w:t xml:space="preserve"> Ele é levado ao túmulo, e seu sepulcro é vigiado.</w:t>
       </w:r>
     </w:p>
     <w:p>
@@ -11412,7 +11412,7 @@
         <w:rPr>
           <w:lang w:val="pt_PT" w:bidi="pt_PT"/>
         </w:rPr>
-        <w:t xml:space="preserve"> Os torrões do vale lhe são suaves; todos o seguem, e inúmeros o precederam.</w:t>
+        <w:t xml:space="preserve"> A terra do vale lhe parece agradável; uma multidão o segue, e muitos outros já passaram pelo mesmo caminho.</w:t>
       </w:r>
     </w:p>
     <w:p>
@@ -11433,7 +11433,7 @@
         <w:rPr>
           <w:lang w:val="pt_PT" w:bidi="pt_PT"/>
         </w:rPr>
-        <w:t xml:space="preserve"> Como então vocês podem me oferecer consolo com palavras vazias? Nas respostas que me dão resta apenas falsidade".</w:t>
+        <w:t xml:space="preserve"> Como então vocês podem me oferecer consolo com palavras vazias? Nas respostas que me dão resta apenas falsidade”.</w:t>
       </w:r>
     </w:p>
     <w:p>
@@ -11470,7 +11470,7 @@
         <w:rPr>
           <w:lang w:val="pt_PT" w:bidi="pt_PT"/>
         </w:rPr>
-        <w:t xml:space="preserve"> Então o temanita Elifaz perguntou:</w:t>
+        <w:t xml:space="preserve"> Então o temanita Elifaz respondeu:</w:t>
       </w:r>
     </w:p>
     <w:p>
@@ -11491,7 +11491,7 @@
         <w:rPr>
           <w:lang w:val="pt_PT" w:bidi="pt_PT"/>
         </w:rPr>
-        <w:t xml:space="preserve"> "O ser humano pode trazer proveito a Deus? Até o sábio pode lhe dar algum benefício?</w:t>
+        <w:t xml:space="preserve"> "Pode alguém ser útil a Deus? Mesmo o sábio só é útil a si mesmo.</w:t>
       </w:r>
     </w:p>
     <w:p>
@@ -11512,7 +11512,7 @@
         <w:rPr>
           <w:lang w:val="pt_PT" w:bidi="pt_PT"/>
         </w:rPr>
-        <w:t xml:space="preserve"> Que proveito o Todo-poderoso teria se alguém fosse justo? Que vantagem receberia se sua conduta fosse correta?</w:t>
+        <w:t xml:space="preserve"> Que proveito o Todo-poderoso teria se você fosse justo? Que vantagem ele receberia se você fosse correto em sua conduta?</w:t>
       </w:r>
     </w:p>
     <w:p>
@@ -11575,7 +11575,7 @@
         <w:rPr>
           <w:lang w:val="pt_PT" w:bidi="pt_PT"/>
         </w:rPr>
-        <w:t xml:space="preserve"> Você tomou penhor de seus irmãos sem motivo e tirou as roupas dos que estavam quase nus.</w:t>
+        <w:t xml:space="preserve"> Você tomou como penhor os bens de seus irmãos sem motivo e tirou as roupas dos que já estavam quase nus.</w:t>
       </w:r>
     </w:p>
     <w:p>
@@ -11596,7 +11596,7 @@
         <w:rPr>
           <w:lang w:val="pt_PT" w:bidi="pt_PT"/>
         </w:rPr>
-        <w:t xml:space="preserve"> Faltou água a quem tinha sede, e pão foi negado ao faminto.</w:t>
+        <w:t xml:space="preserve"> Negou água a quem tinha sede, e pão, ao faminto.</w:t>
       </w:r>
     </w:p>
     <w:p>
@@ -11617,7 +11617,7 @@
         <w:rPr>
           <w:lang w:val="pt_PT" w:bidi="pt_PT"/>
         </w:rPr>
-        <w:t xml:space="preserve"> O homem poderoso possuía a terra, e o privilegiado habitava nela.</w:t>
+        <w:t xml:space="preserve"> Os poderosos possuíam a terra, e os privilegiados viviam nela.</w:t>
       </w:r>
     </w:p>
     <w:p>
@@ -11722,7 +11722,7 @@
         <w:rPr>
           <w:lang w:val="pt_PT" w:bidi="pt_PT"/>
         </w:rPr>
-        <w:t xml:space="preserve"> No entanto, você pergunta: 'Que conhecimento Deus tem? Ele pode julgar por trás de trevas densas?</w:t>
+        <w:t xml:space="preserve"> No entanto, você pergunta: ‘Que conhecimento Deus tem? Ele pode julgar por trás de trevas densas?</w:t>
       </w:r>
     </w:p>
     <w:p>
@@ -11743,7 +11743,7 @@
         <w:rPr>
           <w:lang w:val="pt_PT" w:bidi="pt_PT"/>
         </w:rPr>
-        <w:t xml:space="preserve"> Nuvens o envolvem, e ele não enxerga; ele caminha sobre a abóbada do céu'.</w:t>
+        <w:t xml:space="preserve"> Nuvens o envolvem, e ele não enxerga; ele anda pela abóbada do céu’.</w:t>
       </w:r>
     </w:p>
     <w:p>
@@ -11785,7 +11785,7 @@
         <w:rPr>
           <w:lang w:val="pt_PT" w:bidi="pt_PT"/>
         </w:rPr>
-        <w:t xml:space="preserve"> Eles foram levados antes do tempo; seus fundamentos foram arrastados por um rio.</w:t>
+        <w:t xml:space="preserve"> Eles foram levados antes do tempo; uma enchente levou tudo o que os sustentava.</w:t>
       </w:r>
     </w:p>
     <w:p>
@@ -11806,7 +11806,7 @@
         <w:rPr>
           <w:lang w:val="pt_PT" w:bidi="pt_PT"/>
         </w:rPr>
-        <w:t xml:space="preserve"> Diziam a Deus: 'Retira-te de nós! O que o Todo-poderoso pode fazer conosco?'.</w:t>
+        <w:t xml:space="preserve"> Diziam a Deus: ‘Retira-te de nós! O que o Todo-poderoso pode fazer conosco?’.</w:t>
       </w:r>
     </w:p>
     <w:p>
@@ -11827,7 +11827,7 @@
         <w:rPr>
           <w:lang w:val="pt_PT" w:bidi="pt_PT"/>
         </w:rPr>
-        <w:t xml:space="preserve"> Apesar disso, foi ele quem encheu suas casas de bens; portanto, mantenho distância do conselho dos ímpios.</w:t>
+        <w:t xml:space="preserve"> Mesmo assim, foi Deus quem encheu suas casas de coisas boas; por isso, rejeito o conselho dos ímpios.</w:t>
       </w:r>
     </w:p>
     <w:p>
@@ -11869,7 +11869,7 @@
         <w:rPr>
           <w:lang w:val="pt_PT" w:bidi="pt_PT"/>
         </w:rPr>
-        <w:t xml:space="preserve"> 'De fato, nossos adversários foram destruídos, e o fogo consumiu sua riqueza'.</w:t>
+        <w:t xml:space="preserve"> 'De fato, nossos adversários foram destruídos, e o fogo consumiu sua riqueza’.</w:t>
       </w:r>
     </w:p>
     <w:p>
@@ -11890,7 +11890,7 @@
         <w:rPr>
           <w:lang w:val="pt_PT" w:bidi="pt_PT"/>
         </w:rPr>
-        <w:t xml:space="preserve"> Faça as pazes com Deus e viva em paz; assim lhe virá o bem.</w:t>
+        <w:t xml:space="preserve"> Volte a ter comunhão com Deus e viva em paz; então o bem virá para você.</w:t>
       </w:r>
     </w:p>
     <w:p>
@@ -11911,7 +11911,7 @@
         <w:rPr>
           <w:lang w:val="pt_PT" w:bidi="pt_PT"/>
         </w:rPr>
-        <w:t xml:space="preserve"> Receba o ensino que procede de sua boca e guarde suas palavras no íntimo.</w:t>
+        <w:t xml:space="preserve"> Receba o ensino que procede da boca de Deus e guarde as palavras dele em seu íntimo.</w:t>
       </w:r>
     </w:p>
     <w:p>
@@ -11932,7 +11932,7 @@
         <w:rPr>
           <w:lang w:val="pt_PT" w:bidi="pt_PT"/>
         </w:rPr>
-        <w:t xml:space="preserve"> Se você se voltar ao Todo-poderoso, haverá edificação; retire a injustiça de sua tenda.</w:t>
+        <w:t xml:space="preserve"> Se você voltar para o Todo-poderoso, será restaurado; afaste a injustiça de sua casa.</w:t>
       </w:r>
     </w:p>
     <w:p>
@@ -11974,7 +11974,7 @@
         <w:rPr>
           <w:lang w:val="pt_PT" w:bidi="pt_PT"/>
         </w:rPr>
-        <w:t xml:space="preserve"> então o Todo-poderoso será o seu ouro e a sua prata escolhida.</w:t>
+        <w:t xml:space="preserve"> então o Todo-poderoso será o seu ouro e a sua prata mais preciosa.</w:t>
       </w:r>
     </w:p>
     <w:p>
@@ -12016,7 +12016,7 @@
         <w:rPr>
           <w:lang w:val="pt_PT" w:bidi="pt_PT"/>
         </w:rPr>
-        <w:t xml:space="preserve"> A ele será dirigida a oração, e ele ouvirá; e os votos que você fez serão cumpridos.</w:t>
+        <w:t xml:space="preserve"> Você orará a ele, e ele o ouvirá; e você cumprirá os votos que fez.</w:t>
       </w:r>
     </w:p>
     <w:p>
@@ -12037,7 +12037,7 @@
         <w:rPr>
           <w:lang w:val="pt_PT" w:bidi="pt_PT"/>
         </w:rPr>
-        <w:t xml:space="preserve"> O que for determinado se realizará, e a luz brilhará sobre seus caminhos.</w:t>
+        <w:t xml:space="preserve"> O que você decidir fazer dará certo, e a luz brilhará sobre seus caminhos.</w:t>
       </w:r>
     </w:p>
     <w:p>
@@ -12058,7 +12058,7 @@
         <w:rPr>
           <w:lang w:val="pt_PT" w:bidi="pt_PT"/>
         </w:rPr>
-        <w:t xml:space="preserve"> Quando disserem: 'Há abatimento', então virá exaltação; ele salvará o humilde.</w:t>
+        <w:t xml:space="preserve"> Quando vier o abatimento, Deus trará restauração; ele salvará quem é humilde.</w:t>
       </w:r>
     </w:p>
     <w:p>
@@ -12079,7 +12079,7 @@
         <w:rPr>
           <w:lang w:val="pt_PT" w:bidi="pt_PT"/>
         </w:rPr>
-        <w:t xml:space="preserve"> Ele livrará até o culpado; este será salvo pela pureza de suas mãos".</w:t>
+        <w:t xml:space="preserve"> Ele livrará até quem é culpado; essa pessoa será salva por causa da pureza que há em você, nas suas mãos”.</w:t>
       </w:r>
     </w:p>
     <w:p>
@@ -12137,7 +12137,7 @@
         <w:rPr>
           <w:lang w:val="pt_PT" w:bidi="pt_PT"/>
         </w:rPr>
-        <w:t xml:space="preserve"> "Hoje também minha queixa é amarga; sua mão pesa sobre mim mais do que o meu gemido.</w:t>
+        <w:t xml:space="preserve"> "Hoje minha queixa continua amarga; a mão de Deus pesa sobre mim, apesar dos meus gemidos.</w:t>
       </w:r>
     </w:p>
     <w:p>
@@ -12221,7 +12221,7 @@
         <w:rPr>
           <w:lang w:val="pt_PT" w:bidi="pt_PT"/>
         </w:rPr>
-        <w:t xml:space="preserve"> Será que usaria sua grande força contra mim? Não; ele me daria atenção.</w:t>
+        <w:t xml:space="preserve"> Será que ele me esmagaria com seu grande poder? Não! Ele ouviria o que tenho a dizer.</w:t>
       </w:r>
     </w:p>
     <w:p>
@@ -12242,7 +12242,7 @@
         <w:rPr>
           <w:lang w:val="pt_PT" w:bidi="pt_PT"/>
         </w:rPr>
-        <w:t xml:space="preserve"> Ali, o homem justo poderia argumentar com ele, e eu seria livre do meu Juiz para sempre.</w:t>
+        <w:t xml:space="preserve"> Ali, um homem íntegro poderia apresentar sua causa diante dele, e eu seria definitivamente absolvido pelo meu Juiz.</w:t>
       </w:r>
     </w:p>
     <w:p>
@@ -12347,7 +12347,7 @@
         <w:rPr>
           <w:lang w:val="pt_PT" w:bidi="pt_PT"/>
         </w:rPr>
-        <w:t xml:space="preserve"> Não abandonei os mandamentos de seus lábios; guardei as palavras de sua boca mais do que a minha porção diária.</w:t>
+        <w:t xml:space="preserve"> Não abandonei os mandamentos de seus lábios; valorizei as palavras de sua boca mais do que o alimento de cada dia.</w:t>
       </w:r>
     </w:p>
     <w:p>
@@ -12368,7 +12368,7 @@
         <w:rPr>
           <w:lang w:val="pt_PT" w:bidi="pt_PT"/>
         </w:rPr>
-        <w:t xml:space="preserve"> Mas ele permanece o mesmo; quem pode fazê-lo mudar? O que decide, isso realiza.</w:t>
+        <w:t xml:space="preserve"> Mas ele permanece firme, e quem pode fazê-lo mudar? O que ele deseja, isso ele realiza.</w:t>
       </w:r>
     </w:p>
     <w:p>
@@ -12431,7 +12431,7 @@
         <w:rPr>
           <w:lang w:val="pt_PT" w:bidi="pt_PT"/>
         </w:rPr>
-        <w:t xml:space="preserve"> Deus tornou fraco o meu coração; o Todo-poderoso me encheu de temor.</w:t>
+        <w:t xml:space="preserve"> Deus tirou minha coragem; o Todo-poderoso me encheu de medo.</w:t>
       </w:r>
     </w:p>
     <w:p>
@@ -12452,7 +12452,7 @@
         <w:rPr>
           <w:lang w:val="pt_PT" w:bidi="pt_PT"/>
         </w:rPr>
-        <w:t xml:space="preserve"> Pois não fui silenciado pela escuridão, nem pelas trevas que cobrem meu rosto".</w:t>
+        <w:t xml:space="preserve"> Contudo, não foi a escuridão que me fez calar, nem as densas trevas que me envolvem”.</w:t>
       </w:r>
     </w:p>
     <w:p>
@@ -12489,7 +12489,7 @@
         <w:rPr>
           <w:lang w:val="pt_PT" w:bidi="pt_PT"/>
         </w:rPr>
-        <w:t xml:space="preserve"> "Por que o Todo-Poderoso não determina tempos de juízo? Por que os que o conhecem não veem chegar os seus dias?</w:t>
+        <w:t xml:space="preserve"> "Por que o Todo-poderoso não marca tempos para julgar os maus? Por que os que o conhecem não veem esses dias chegarem?</w:t>
       </w:r>
     </w:p>
     <w:p>
@@ -12510,7 +12510,7 @@
         <w:rPr>
           <w:lang w:val="pt_PT" w:bidi="pt_PT"/>
         </w:rPr>
-        <w:t xml:space="preserve"> Há quem mude os limites das terras; rouba rebanhos e os conduz como se fossem próprios.</w:t>
+        <w:t xml:space="preserve"> Os maus mudam os limites das terras; roubam rebanhos e os levam para si.</w:t>
       </w:r>
     </w:p>
     <w:p>
@@ -12531,7 +12531,7 @@
         <w:rPr>
           <w:lang w:val="pt_PT" w:bidi="pt_PT"/>
         </w:rPr>
-        <w:t xml:space="preserve"> Tomam o jumento do órfão e penhoram o boi da viúva.</w:t>
+        <w:t xml:space="preserve"> Pegam o jumento do órfão e tomam o boi da viúva como garantia de uma dívida.</w:t>
       </w:r>
     </w:p>
     <w:p>
@@ -12573,7 +12573,7 @@
         <w:rPr>
           <w:lang w:val="pt_PT" w:bidi="pt_PT"/>
         </w:rPr>
-        <w:t xml:space="preserve"> Como asnos selvagens no deserto, eles saem cedo em busca de alimento; procuram no ermo sustento para os filhos.</w:t>
+        <w:t xml:space="preserve"> Como jumentos selvagens no deserto, os pobres saem cedo procurando comida; buscam no lugar seco alimento para seus filhos.</w:t>
       </w:r>
     </w:p>
     <w:p>
@@ -12594,7 +12594,7 @@
         <w:rPr>
           <w:lang w:val="pt_PT" w:bidi="pt_PT"/>
         </w:rPr>
-        <w:t xml:space="preserve"> Ceifam em campo que não é deles e colhem na vinha alheia.</w:t>
+        <w:t xml:space="preserve"> Colhem nos campos dos ricos e pegam uvas nas plantações de outros para sobreviver.</w:t>
       </w:r>
     </w:p>
     <w:p>
@@ -12636,7 +12636,7 @@
         <w:rPr>
           <w:lang w:val="pt_PT" w:bidi="pt_PT"/>
         </w:rPr>
-        <w:t xml:space="preserve"> São encharcados pela chuva das montanhas e se encostam às rochas por não terem abrigo.</w:t>
+        <w:t xml:space="preserve"> São encharcados pela chuva das montanhas e se encolhem junto às rochas por não terem abrigo.</w:t>
       </w:r>
     </w:p>
     <w:p>
@@ -12657,7 +12657,7 @@
         <w:rPr>
           <w:lang w:val="pt_PT" w:bidi="pt_PT"/>
         </w:rPr>
-        <w:t xml:space="preserve"> Arrancam do colo da mãe a criança sem pai e tomam o filho do pobre como pagamento.</w:t>
+        <w:t xml:space="preserve"> Os maus tiram a criança órfã do colo da mãe e pegam o filho do pobre como garantia.</w:t>
       </w:r>
     </w:p>
     <w:p>
@@ -12678,7 +12678,7 @@
         <w:rPr>
           <w:lang w:val="pt_PT" w:bidi="pt_PT"/>
         </w:rPr>
-        <w:t xml:space="preserve"> Caminham nus; transportam feixes, mas continuam a passar fome.</w:t>
+        <w:t xml:space="preserve"> Os pobres andam sem roupa; carregam feixes de trigo, mas continuam com fome.</w:t>
       </w:r>
     </w:p>
     <w:p>
@@ -12720,7 +12720,7 @@
         <w:rPr>
           <w:lang w:val="pt_PT" w:bidi="pt_PT"/>
         </w:rPr>
-        <w:t xml:space="preserve"> Da cidade sobem os gemidos dos que estão morrendo; os feridos clamam por socorro, e Deus parece não se importar.</w:t>
+        <w:t xml:space="preserve"> Da cidade vêm os gemidos dos que estão morrendo; os feridos pedem ajuda, mas Deus não parece ouvir essa oração.</w:t>
       </w:r>
     </w:p>
     <w:p>
@@ -12741,7 +12741,7 @@
         <w:rPr>
           <w:lang w:val="pt_PT" w:bidi="pt_PT"/>
         </w:rPr>
-        <w:t xml:space="preserve"> Eles se rebelam contra a luz; não reconhecem os caminhos que ela faz nem permanecem em suas veredas.</w:t>
+        <w:t xml:space="preserve"> Há aqueles que se rebelam contra a luz; não reconhecem os caminhos que ela faz nem permanecem em suas veredas.</w:t>
       </w:r>
     </w:p>
     <w:p>
@@ -12783,7 +12783,7 @@
         <w:rPr>
           <w:lang w:val="pt_PT" w:bidi="pt_PT"/>
         </w:rPr>
-        <w:t xml:space="preserve"> O adúltero espera o entardecer e pensa: "Ninguém me verá"; então cobre o rosto.</w:t>
+        <w:t xml:space="preserve"> O adúltero espera o entardecer e pensa: ‘Ninguém me verá’; então cobre o rosto.</w:t>
       </w:r>
     </w:p>
     <w:p>
@@ -12804,7 +12804,7 @@
         <w:rPr>
           <w:lang w:val="pt_PT" w:bidi="pt_PT"/>
         </w:rPr>
-        <w:t xml:space="preserve"> No escuro, os bandidos invadem casas, mas durante o dia ficam trancados; recusam a luz.</w:t>
+        <w:t xml:space="preserve"> No escuro, os bandidos entram nas casas; durante o dia, ficam escondidos porque não querem a luz.</w:t>
       </w:r>
     </w:p>
     <w:p>
@@ -12846,7 +12846,7 @@
         <w:rPr>
           <w:lang w:val="pt_PT" w:bidi="pt_PT"/>
         </w:rPr>
-        <w:t xml:space="preserve"> São leves como espuma sobre as águas; sua porção na terra está amaldiçoada, e ninguém usufrui das vinhas que poderiam ser suas.</w:t>
+        <w:t xml:space="preserve"> Eles passam rapidamente como espuma sobre as águas; sua terra é amaldiçoada, e ninguém procura os seus campos.</w:t>
       </w:r>
     </w:p>
     <w:p>
@@ -12888,7 +12888,7 @@
         <w:rPr>
           <w:lang w:val="pt_PT" w:bidi="pt_PT"/>
         </w:rPr>
-        <w:t xml:space="preserve"> A própria mãe se esquece deles; os vermes se alimentam deles; nunca mais serão lembrados. A iniquidade é quebrada como madeira seca.</w:t>
+        <w:t xml:space="preserve"> A própria mãe se esquece deles; os vermes os comem; ninguém mais se lembra deles. Assim, a maldade deles é destruída como uma árvore cortada.</w:t>
       </w:r>
     </w:p>
     <w:p>
@@ -12930,7 +12930,7 @@
         <w:rPr>
           <w:lang w:val="pt_PT" w:bidi="pt_PT"/>
         </w:rPr>
-        <w:t xml:space="preserve"> Deus derruba os poderosos com sua força; mesmo que se levantem, não têm vida segura.</w:t>
+        <w:t xml:space="preserve"> Deus derruba os poderosos com seu poder; mesmo quando parecem fortes, sua vida não está garantida.</w:t>
       </w:r>
     </w:p>
     <w:p>
@@ -12951,7 +12951,7 @@
         <w:rPr>
           <w:lang w:val="pt_PT" w:bidi="pt_PT"/>
         </w:rPr>
-        <w:t xml:space="preserve"> Ele pode permitir que vivam confiantes, mas seus olhos observam seus caminhos.</w:t>
+        <w:t xml:space="preserve"> Ele permite que eles vivam tranquilos por algum tempo, mas observa tudo o que fazem.</w:t>
       </w:r>
     </w:p>
     <w:p>
@@ -12972,7 +12972,7 @@
         <w:rPr>
           <w:lang w:val="pt_PT" w:bidi="pt_PT"/>
         </w:rPr>
-        <w:t xml:space="preserve"> Por pouco tempo se elevam, mas logo deixam de existir; são recolhidos como todos os demais, cortados como espigas no campo.</w:t>
+        <w:t xml:space="preserve"> Por pouco tempo ficam em destaque, mas logo desaparecem; são cortados como espigas no campo.</w:t>
       </w:r>
     </w:p>
     <w:p>
@@ -12993,7 +12993,7 @@
         <w:rPr>
           <w:lang w:val="pt_PT" w:bidi="pt_PT"/>
         </w:rPr>
-        <w:t xml:space="preserve"> Se isso não corresponde à realidade, quem poderá demonstrar que estas palavras são mentira e anular o que foi declarado?".</w:t>
+        <w:t xml:space="preserve"> Se isso não corresponde à realidade, quem poderá demonstrar que essas palavras são mentira e anular o que foi declarado?”.</w:t>
       </w:r>
     </w:p>
     <w:p>
@@ -13051,7 +13051,7 @@
         <w:rPr>
           <w:lang w:val="pt_PT" w:bidi="pt_PT"/>
         </w:rPr>
-        <w:t xml:space="preserve"> "A Deus pertencem o domínio e o temor; ele mantém a ordem nos céus.</w:t>
+        <w:t xml:space="preserve"> "A Deus pertencem o domínio e o temor; ele governa trazendo ordem aos céus.</w:t>
       </w:r>
     </w:p>
     <w:p>
@@ -13072,7 +13072,7 @@
         <w:rPr>
           <w:lang w:val="pt_PT" w:bidi="pt_PT"/>
         </w:rPr>
-        <w:t xml:space="preserve"> Quem poderá contar os seus exércitos? E sobre quem não se levanta a sua luz?</w:t>
+        <w:t xml:space="preserve"> Quem pode contar os seus exércitos? Sobre quem a sua luz não brilha?</w:t>
       </w:r>
     </w:p>
     <w:p>
@@ -13114,7 +13114,7 @@
         <w:rPr>
           <w:lang w:val="pt_PT" w:bidi="pt_PT"/>
         </w:rPr>
-        <w:t xml:space="preserve"> Até a lua não brilha plenamente aos seus olhos, e as estrelas não têm luz completa diante dele.</w:t>
+        <w:t xml:space="preserve"> Até a lua não é considerada brilhante diante dele, e as estrelas não são totalmente puras aos seus olhos.</w:t>
       </w:r>
     </w:p>
     <w:p>
@@ -13135,7 +13135,7 @@
         <w:rPr>
           <w:lang w:val="pt_PT" w:bidi="pt_PT"/>
         </w:rPr>
-        <w:t xml:space="preserve"> Que dirá o ser humano, que não é nada, e o filho do homem, que não passa de um simples verme!".</w:t>
+        <w:t xml:space="preserve"> Quanto mais o ser humano, que é apenas uma larva, e o filho do homem, que é como um verme!”.</w:t>
       </w:r>
     </w:p>
     <w:p>
@@ -13193,7 +13193,7 @@
         <w:rPr>
           <w:lang w:val="pt_PT" w:bidi="pt_PT"/>
         </w:rPr>
-        <w:t xml:space="preserve"> "Como foi generosa sua ajuda aos fracos! Que grande socorro deu aos braços cansados!</w:t>
+        <w:t xml:space="preserve"> "Que grande ajuda você deu ao fraco! Que força trouxe para o braço sem vigor!</w:t>
       </w:r>
     </w:p>
     <w:p>
@@ -13214,7 +13214,7 @@
         <w:rPr>
           <w:lang w:val="pt_PT" w:bidi="pt_PT"/>
         </w:rPr>
-        <w:t xml:space="preserve"> Como seu conselho alcançou quem não tinha sabedoria e como você foi sábio!</w:t>
+        <w:t xml:space="preserve"> Que conselho você deu a quem não tinha sabedoria! Que grande entendimento você mostrou!</w:t>
       </w:r>
     </w:p>
     <w:p>
@@ -13235,7 +13235,7 @@
         <w:rPr>
           <w:lang w:val="pt_PT" w:bidi="pt_PT"/>
         </w:rPr>
-        <w:t xml:space="preserve"> Quem o inspirou a falar assim? De onde veio o espírito que guiou suas palavras?</w:t>
+        <w:t xml:space="preserve"> Quem fez você falar assim? De onde veio o espírito que trouxe essas palavras?</w:t>
       </w:r>
     </w:p>
     <w:p>
@@ -13256,7 +13256,7 @@
         <w:rPr>
           <w:lang w:val="pt_PT" w:bidi="pt_PT"/>
         </w:rPr>
-        <w:t xml:space="preserve"> Os mortos tremem de medo sob as águas profundas, e todos que nelas habitam se contorcem.</w:t>
+        <w:t xml:space="preserve"> Os mortos tremem de medo debaixo das águas, e com eles todos os que nelas habitam.</w:t>
       </w:r>
     </w:p>
     <w:p>
@@ -13277,7 +13277,7 @@
         <w:rPr>
           <w:lang w:val="pt_PT" w:bidi="pt_PT"/>
         </w:rPr>
-        <w:t xml:space="preserve"> O mundo dos mortos está descoberto diante de Deus; a destruição não tem nada que a cubra.</w:t>
+        <w:t xml:space="preserve"> O lugar dos mortos está aberto diante de Deus; o lugar da destruição não consegue se esconder dele.</w:t>
       </w:r>
     </w:p>
     <w:p>
@@ -13340,7 +13340,7 @@
         <w:rPr>
           <w:lang w:val="pt_PT" w:bidi="pt_PT"/>
         </w:rPr>
-        <w:t xml:space="preserve"> Encobre a lua com suas nuvens e a oculta parcialmente da vista.</w:t>
+        <w:t xml:space="preserve"> Ele cobre a face da lua e impede que ela seja vista.</w:t>
       </w:r>
     </w:p>
     <w:p>
@@ -13403,7 +13403,7 @@
         <w:rPr>
           <w:lang w:val="pt_PT" w:bidi="pt_PT"/>
         </w:rPr>
-        <w:t xml:space="preserve"> Com seu poder, acalmou o mar; com sua sabedoria, derrotou Raabe.1</w:t>
+        <w:t xml:space="preserve"> Com seu poder, acalmou o mar; com sua sabedoria, derrotou Raabe.</w:t>
       </w:r>
     </w:p>
     <w:p>
@@ -13424,7 +13424,7 @@
         <w:rPr>
           <w:lang w:val="pt_PT" w:bidi="pt_PT"/>
         </w:rPr>
-        <w:t xml:space="preserve"> Pelo seu sopro, limpou os céus; sua mão feriu a serpente arisca.</w:t>
+        <w:t xml:space="preserve"> Pelo seu sopro, limpou os céus; sua mão derrotou a serpente veloz.</w:t>
       </w:r>
     </w:p>
     <w:p>
@@ -13445,7 +13445,7 @@
         <w:rPr>
           <w:lang w:val="pt_PT" w:bidi="pt_PT"/>
         </w:rPr>
-        <w:t xml:space="preserve"> E isso é apenas uma amostra de suas obras; um leve sussurro é tudo o que ouvimos dele. Quem poderá compreender seu tremendo poder?".</w:t>
+        <w:t xml:space="preserve"> E isso é apenas uma pequena parte de suas obras; ouvimos apenas um sussurro do seu poder. Quem pode entender sua grandeza?”.</w:t>
       </w:r>
     </w:p>
     <w:p>
@@ -13503,7 +13503,7 @@
         <w:rPr>
           <w:lang w:val="pt_PT" w:bidi="pt_PT"/>
         </w:rPr>
-        <w:t xml:space="preserve"> "Juro pelo Deus vivo, o Todo-poderoso, que me negou justiça e trouxe amargura à minha alma:</w:t>
+        <w:t xml:space="preserve"> "Juro pelo Deus vivo, o Todo-poderoso, que tirou meu direito e encheu minha alma de amargura:</w:t>
       </w:r>
     </w:p>
     <w:p>
@@ -13524,7 +13524,7 @@
         <w:rPr>
           <w:lang w:val="pt_PT" w:bidi="pt_PT"/>
         </w:rPr>
-        <w:t xml:space="preserve"> enquanto eu viver e Deus me mantiver respirando,</w:t>
+        <w:t xml:space="preserve"> enquanto eu viver e Deus me der fôlego,</w:t>
       </w:r>
     </w:p>
     <w:p>
@@ -13566,7 +13566,7 @@
         <w:rPr>
           <w:lang w:val="pt_PT" w:bidi="pt_PT"/>
         </w:rPr>
-        <w:t xml:space="preserve"> Jamais reconhecerei que vocês têm razão; até a morte defenderei minha integridade.</w:t>
+        <w:t xml:space="preserve"> Nunca vou admitir que vocês estão certos; até o fim afirmarei que sou íntegro.</w:t>
       </w:r>
     </w:p>
     <w:p>
@@ -13587,7 +13587,7 @@
         <w:rPr>
           <w:lang w:val="pt_PT" w:bidi="pt_PT"/>
         </w:rPr>
-        <w:t xml:space="preserve"> Permanecerei firme na retidão; minha consciência não me acusará enquanto viver.</w:t>
+        <w:t xml:space="preserve"> Continuarei firme na minha justiça; minha consciência não me acusará enquanto eu viver.</w:t>
       </w:r>
     </w:p>
     <w:p>
@@ -13608,7 +13608,7 @@
         <w:rPr>
           <w:lang w:val="pt_PT" w:bidi="pt_PT"/>
         </w:rPr>
-        <w:t xml:space="preserve"> Que meus inimigos sejam tratados como os ímpios, e meus adversários, como os que praticam maldade!</w:t>
+        <w:t xml:space="preserve"> Que meus inimigos tenham o destino dos perversos, e meus adversários, como os que fazem o mal!</w:t>
       </w:r>
     </w:p>
     <w:p>
@@ -13671,7 +13671,7 @@
         <w:rPr>
           <w:lang w:val="pt_PT" w:bidi="pt_PT"/>
         </w:rPr>
-        <w:t xml:space="preserve"> Ele se alegrará no Todo-poderoso? Invocará a Deus a todo instante?</w:t>
+        <w:t xml:space="preserve"> Ele terá alegria no Todo-poderoso? Ele clamará a Deus em todo tempo?</w:t>
       </w:r>
     </w:p>
     <w:p>
@@ -13692,7 +13692,7 @@
         <w:rPr>
           <w:lang w:val="pt_PT" w:bidi="pt_PT"/>
         </w:rPr>
-        <w:t xml:space="preserve"> Vou mostrar a vocês o poder de Deus; não esconderei nada sobre o Todo-poderoso.</w:t>
+        <w:t xml:space="preserve"> Vou ensinar a vocês sobre o poder de Deus; não vou esconder o que sei sobre o Todo-poderoso.</w:t>
       </w:r>
     </w:p>
     <w:p>
@@ -13713,7 +13713,7 @@
         <w:rPr>
           <w:lang w:val="pt_PT" w:bidi="pt_PT"/>
         </w:rPr>
-        <w:t xml:space="preserve"> Vocês já viram tudo isso; por que continuam a falar coisas sem sentido?</w:t>
+        <w:t xml:space="preserve"> Vocês mesmos viram essas coisas; por que continuam a dizer palavras sem sentido?</w:t>
       </w:r>
     </w:p>
     <w:p>
@@ -13755,7 +13755,7 @@
         <w:rPr>
           <w:lang w:val="pt_PT" w:bidi="pt_PT"/>
         </w:rPr>
-        <w:t xml:space="preserve"> Por mais filhos que tenha, eles morrerão à espada; seus descendentes nunca terão alimento suficiente.</w:t>
+        <w:t xml:space="preserve"> Mesmo que tenha muitos filhos, eles morrerão pela espada; seus descendentes sofrerão com a falta de alimento.</w:t>
       </w:r>
     </w:p>
     <w:p>
@@ -13776,7 +13776,7 @@
         <w:rPr>
           <w:lang w:val="pt_PT" w:bidi="pt_PT"/>
         </w:rPr>
-        <w:t xml:space="preserve"> Uma praga eliminará os sobreviventes, e suas viúvas não chorarão por eles.</w:t>
+        <w:t xml:space="preserve"> Os que restarem morrerão por uma doença, e suas viúvas não chorarão por eles.</w:t>
       </w:r>
     </w:p>
     <w:p>
@@ -13797,7 +13797,7 @@
         <w:rPr>
           <w:lang w:val="pt_PT" w:bidi="pt_PT"/>
         </w:rPr>
-        <w:t xml:space="preserve"> Pode ser que amontoe prata como pó e junte roupas como barro,</w:t>
+        <w:t xml:space="preserve"> O perverso pode amontoar prata como pó e juntar roupas como barro,</w:t>
       </w:r>
     </w:p>
     <w:p>
@@ -13839,7 +13839,7 @@
         <w:rPr>
           <w:lang w:val="pt_PT" w:bidi="pt_PT"/>
         </w:rPr>
-        <w:t xml:space="preserve"> Sua casa é frágil como casulo de traça, precária como abrigo de vigia.</w:t>
+        <w:t xml:space="preserve"> Sua casa é frágil como casulo de traça, como uma cabana feita para vigiar uma plantação.</w:t>
       </w:r>
     </w:p>
     <w:p>
@@ -13860,7 +13860,7 @@
         <w:rPr>
           <w:lang w:val="pt_PT" w:bidi="pt_PT"/>
         </w:rPr>
-        <w:t xml:space="preserve"> O perverso deita-se rico, mas ao acordar, tudo se perdeu.</w:t>
+        <w:t xml:space="preserve"> Ele se deita rico, mas quando abre os olhos, já não tem mais nada.</w:t>
       </w:r>
     </w:p>
     <w:p>
@@ -13923,7 +13923,7 @@
         <w:rPr>
           <w:lang w:val="pt_PT" w:bidi="pt_PT"/>
         </w:rPr>
-        <w:t xml:space="preserve"> Deus, impiedoso, envia tudo isso sobre ele; ele tenta fugir do poder divino.</w:t>
+        <w:t xml:space="preserve"> Deus lança essas coisas sobre ele sem piedade; ele tenta fugir das mãos de Deus.</w:t>
       </w:r>
     </w:p>
     <w:p>
@@ -13944,7 +13944,7 @@
         <w:rPr>
           <w:lang w:val="pt_PT" w:bidi="pt_PT"/>
         </w:rPr>
-        <w:t xml:space="preserve"> Todos batem palmas contra ele, e assobiam em desprezo ao vê-lo partir".</w:t>
+        <w:t xml:space="preserve"> Todos batem palmas contra ele e zombam quando ele desaparece”.</w:t>
       </w:r>
     </w:p>
     <w:p>
@@ -13981,7 +13981,7 @@
         <w:rPr>
           <w:lang w:val="pt_PT" w:bidi="pt_PT"/>
         </w:rPr>
-        <w:t xml:space="preserve"> "Existem minas de onde se tira prata, e lugares onde se funde o ouro.</w:t>
+        <w:t xml:space="preserve"> "Há lugares de onde se tira prata e lugares onde o ouro é purificado.</w:t>
       </w:r>
     </w:p>
     <w:p>
@@ -14023,7 +14023,7 @@
         <w:rPr>
           <w:lang w:val="pt_PT" w:bidi="pt_PT"/>
         </w:rPr>
-        <w:t xml:space="preserve"> O homem leva luz às trevas e explora os recantos mais profundos, à procura de pedras e metais onde há sombra e escuridão.</w:t>
+        <w:t xml:space="preserve"> O homem leva luz às trevas e explora os lugares mais profundos em busca de pedras e metais escondidos na escuridão.</w:t>
       </w:r>
     </w:p>
     <w:p>
@@ -14044,7 +14044,7 @@
         <w:rPr>
           <w:lang w:val="pt_PT" w:bidi="pt_PT"/>
         </w:rPr>
-        <w:t xml:space="preserve"> Longe dos lugares habitados, abre poços esquecidos pelos que passam; afastado de todos, ele se pendura e balança de um lado para o outro</w:t>
+        <w:t xml:space="preserve"> Longe dos lugares onde as pessoas vivem, ele abre poços que ninguém visita; fica pendurado por cordas, distante de todos.</w:t>
       </w:r>
     </w:p>
     <w:p>
@@ -14065,7 +14065,7 @@
         <w:rPr>
           <w:lang w:val="pt_PT" w:bidi="pt_PT"/>
         </w:rPr>
-        <w:t xml:space="preserve"> A terra, que produz alimento na superfície, é revolvida abaixo como se fosse fogo.</w:t>
+        <w:t xml:space="preserve"> Da terra, que na superfície faz brotar o alimento, o homem retira riquezas escondidas em suas profundezas, trabalhando à luz das tochas.</w:t>
       </w:r>
     </w:p>
     <w:p>
@@ -14107,7 +14107,7 @@
         <w:rPr>
           <w:lang w:val="pt_PT" w:bidi="pt_PT"/>
         </w:rPr>
-        <w:t xml:space="preserve"> Nenhuma ave de rapina conhece esses caminhos, nem os olhos do falcão os enxergam.</w:t>
+        <w:t xml:space="preserve"> Nenhuma ave de rapina conhece esse caminho; nem mesmo os olhos atentos do falcão conseguem vê-lo.</w:t>
       </w:r>
     </w:p>
     <w:p>
@@ -14191,7 +14191,7 @@
         <w:rPr>
           <w:lang w:val="pt_PT" w:bidi="pt_PT"/>
         </w:rPr>
-        <w:t xml:space="preserve"> Ele bloqueia os veios de água para que não escorram e traz à luz o que estava oculto.</w:t>
+        <w:t xml:space="preserve"> Ele impede que as águas entrem nas minas e traz à luz coisas escondidas.</w:t>
       </w:r>
     </w:p>
     <w:p>
@@ -14233,7 +14233,7 @@
         <w:rPr>
           <w:lang w:val="pt_PT" w:bidi="pt_PT"/>
         </w:rPr>
-        <w:t xml:space="preserve"> O homem não percebe o valor que ela tem; não é encontrada entre os vivos.</w:t>
+        <w:t xml:space="preserve"> O ser humano não conhece o seu valor; ela não pode ser encontrada entre os vivos.</w:t>
       </w:r>
     </w:p>
     <w:p>
@@ -14254,7 +14254,7 @@
         <w:rPr>
           <w:lang w:val="pt_PT" w:bidi="pt_PT"/>
         </w:rPr>
-        <w:t xml:space="preserve"> O abismo diz: 'Não está comigo'; o mar profundo responde: 'Aqui também não a encontrei'.</w:t>
+        <w:t xml:space="preserve"> O abismo diz: ‘Não está comigo’; o mar profundo responde: ‘Aqui também não a encontrei’.</w:t>
       </w:r>
     </w:p>
     <w:p>
@@ -14338,7 +14338,7 @@
         <w:rPr>
           <w:lang w:val="pt_PT" w:bidi="pt_PT"/>
         </w:rPr>
-        <w:t xml:space="preserve"> Coral e jaspe nem merecem menção; adquirir sabedoria vale mais que pérolas.</w:t>
+        <w:t xml:space="preserve"> Coral e jaspe nem merecem menção; o valor da sabedoria excede o dos rubis.</w:t>
       </w:r>
     </w:p>
     <w:p>
@@ -14359,7 +14359,7 @@
         <w:rPr>
           <w:lang w:val="pt_PT" w:bidi="pt_PT"/>
         </w:rPr>
-        <w:t xml:space="preserve"> O topázio da Etiópia não se compara a ela; não se pode avaliá-la com ouro puro.</w:t>
+        <w:t xml:space="preserve"> O topázio da Etiópia não se compara a ela; nem mesmo o ouro puro pode pagar o seu valor.</w:t>
       </w:r>
     </w:p>
     <w:p>
@@ -14401,7 +14401,7 @@
         <w:rPr>
           <w:lang w:val="pt_PT" w:bidi="pt_PT"/>
         </w:rPr>
-        <w:t xml:space="preserve"> Está escondida dos olhos de todo ser vivo; até as aves do céu não a veem.</w:t>
+        <w:t xml:space="preserve"> Ela está escondida dos olhos de todo ser vivo; até as aves do céu não a veem.</w:t>
       </w:r>
     </w:p>
     <w:p>
@@ -14422,7 +14422,7 @@
         <w:rPr>
           <w:lang w:val="pt_PT" w:bidi="pt_PT"/>
         </w:rPr>
-        <w:t xml:space="preserve"> A Destruição e a Morte dizem: 'Só ouvimos falar dela de longe'.</w:t>
+        <w:t xml:space="preserve"> A Morte e a Destruição dizem: ‘Só ouvimos falar dela de longe’.</w:t>
       </w:r>
     </w:p>
     <w:p>
@@ -14443,7 +14443,7 @@
         <w:rPr>
           <w:lang w:val="pt_PT" w:bidi="pt_PT"/>
         </w:rPr>
-        <w:t xml:space="preserve"> Deus conhece os caminhos da sabedoria; somente ele sabe onde ela mora.</w:t>
+        <w:t xml:space="preserve"> Deus conhece o caminho da sabedoria; somente ele sabe onde ela está.</w:t>
       </w:r>
     </w:p>
     <w:p>
@@ -14485,7 +14485,7 @@
         <w:rPr>
           <w:lang w:val="pt_PT" w:bidi="pt_PT"/>
         </w:rPr>
-        <w:t xml:space="preserve"> Ele dá peso ao vento e estabelece a medida das águas.</w:t>
+        <w:t xml:space="preserve"> Ele controla a força do vento e determina a medida das águas.</w:t>
       </w:r>
     </w:p>
     <w:p>
@@ -14527,7 +14527,7 @@
         <w:rPr>
           <w:lang w:val="pt_PT" w:bidi="pt_PT"/>
         </w:rPr>
-        <w:t xml:space="preserve"> Então ele a viu, proclamou-a, confirmou-a e a examinou.</w:t>
+        <w:t xml:space="preserve"> Então ele viu a sabedoria, revelou seu valor, confirmou sua existência e mostrou que a conhece.</w:t>
       </w:r>
     </w:p>
     <w:p>
@@ -14548,7 +14548,7 @@
         <w:rPr>
           <w:lang w:val="pt_PT" w:bidi="pt_PT"/>
         </w:rPr>
-        <w:t xml:space="preserve"> E disse ao homem: 'O temor do Senhor é a sabedoria; afastar-se do mal é entendimento'".</w:t>
+        <w:t xml:space="preserve"> E disse ao ser humano: ‘Temer ao Senhor é a verdadeira sabedoria; afastar-se do mal é entendimento’”.</w:t>
       </w:r>
     </w:p>
     <w:p>
@@ -14606,7 +14606,7 @@
         <w:rPr>
           <w:lang w:val="pt_PT" w:bidi="pt_PT"/>
         </w:rPr>
-        <w:t xml:space="preserve"> "Ah! Quem me dera voltar aos meses passados, aos dias em que Deus tomava conta de mim!</w:t>
+        <w:t xml:space="preserve"> "Ah! Quem me dera voltar aos meses passados, aos dias em que Deus cuidava de mim!</w:t>
       </w:r>
     </w:p>
     <w:p>
@@ -14648,7 +14648,7 @@
         <w:rPr>
           <w:lang w:val="pt_PT" w:bidi="pt_PT"/>
         </w:rPr>
-        <w:t xml:space="preserve"> Na flor da minha juventude, a amizade de Deus protegia minha casa.</w:t>
+        <w:t xml:space="preserve"> Na época em que eu estava no meu melhor momento, a amizade de Deus abençoava minha casa.</w:t>
       </w:r>
     </w:p>
     <w:p>
@@ -14690,7 +14690,7 @@
         <w:rPr>
           <w:lang w:val="pt_PT" w:bidi="pt_PT"/>
         </w:rPr>
-        <w:t xml:space="preserve"> Meus passos eram lavados em manteiga, e das rochas jorravam rios de azeite sobre mim.</w:t>
+        <w:t xml:space="preserve"> Eu lavava os meus pés com leite; até as pedras pareciam produzir azeite para mim.</w:t>
       </w:r>
     </w:p>
     <w:p>
@@ -14711,7 +14711,7 @@
         <w:rPr>
           <w:lang w:val="pt_PT" w:bidi="pt_PT"/>
         </w:rPr>
-        <w:t xml:space="preserve"> Naqueles dias, eu ia à praça da cidade e tomava meu lugar entre os líderes.</w:t>
+        <w:t xml:space="preserve"> Naqueles dias, eu ia ao portão da cidade e me sentava entre os líderes.</w:t>
       </w:r>
     </w:p>
     <w:p>
@@ -14774,7 +14774,7 @@
         <w:rPr>
           <w:lang w:val="pt_PT" w:bidi="pt_PT"/>
         </w:rPr>
-        <w:t xml:space="preserve"> Até os magistrados mais importantes se calavam, colando a língua no céu da boca.</w:t>
+        <w:t xml:space="preserve"> Até os homens de autoridade ficavam calados e sua língua se prendia ao céu da boca.</w:t>
       </w:r>
     </w:p>
     <w:p>
@@ -14837,7 +14837,7 @@
         <w:rPr>
           <w:lang w:val="pt_PT" w:bidi="pt_PT"/>
         </w:rPr>
-        <w:t xml:space="preserve"> Aqueles à beira da morte me abençoavam, e eu alegrava o coração das viúvas.</w:t>
+        <w:t xml:space="preserve"> Quem estava prestes a morrer me abençoava, e eu fazia o coração da viúva cantar de alegria.</w:t>
       </w:r>
     </w:p>
     <w:p>
@@ -14858,7 +14858,7 @@
         <w:rPr>
           <w:lang w:val="pt_PT" w:bidi="pt_PT"/>
         </w:rPr>
-        <w:t xml:space="preserve"> Eu me vestia de retidão, e a justiça era meu turbante.</w:t>
+        <w:t xml:space="preserve"> Eu me vestia de justiça, e a retidão era como minha roupa.</w:t>
       </w:r>
     </w:p>
     <w:p>
@@ -14879,7 +14879,7 @@
         <w:rPr>
           <w:lang w:val="pt_PT" w:bidi="pt_PT"/>
         </w:rPr>
-        <w:t xml:space="preserve"> Eu era os olhos dos cegos e os pés dos aleijados.</w:t>
+        <w:t xml:space="preserve"> Eu era os olhos dos cegos e ajudava quem não conseguia andar.</w:t>
       </w:r>
     </w:p>
     <w:p>
@@ -14900,7 +14900,7 @@
         <w:rPr>
           <w:lang w:val="pt_PT" w:bidi="pt_PT"/>
         </w:rPr>
-        <w:t xml:space="preserve"> Era pai dos pobres e defensor dos estrangeiros.</w:t>
+        <w:t xml:space="preserve"> Eu era como um pai para os pobres e ajudava os que não tinham ninguém para defendê-los.</w:t>
       </w:r>
     </w:p>
     <w:p>
@@ -14942,7 +14942,7 @@
         <w:rPr>
           <w:lang w:val="pt_PT" w:bidi="pt_PT"/>
         </w:rPr>
-        <w:t xml:space="preserve"> Pensava comigo mesmo: 'Certamente morrerei em paz em meu lar, e meus dias serão longos como a areia.</w:t>
+        <w:t xml:space="preserve"> Eu pensava: ‘Vou morrer em paz na minha casa, depois de viver muitos anos.</w:t>
       </w:r>
     </w:p>
     <w:p>
@@ -14963,7 +14963,7 @@
         <w:rPr>
           <w:lang w:val="pt_PT" w:bidi="pt_PT"/>
         </w:rPr>
-        <w:t xml:space="preserve"> Minhas raízes alcançam as águas, e o orvalho desce sobre meus ramos.</w:t>
+        <w:t xml:space="preserve"> Minhas raízes chegam até as águas, e o orvalho permanece sobre meus galhos.</w:t>
       </w:r>
     </w:p>
     <w:p>
@@ -14984,7 +14984,7 @@
         <w:rPr>
           <w:lang w:val="pt_PT" w:bidi="pt_PT"/>
         </w:rPr>
-        <w:t xml:space="preserve"> Minha honra se renova continuamente, e minha força permanece firme em minha mão'.</w:t>
+        <w:t xml:space="preserve"> Minha honra continua a crescer, e minha força permanece renovada’.</w:t>
       </w:r>
     </w:p>
     <w:p>
@@ -15026,7 +15026,7 @@
         <w:rPr>
           <w:lang w:val="pt_PT" w:bidi="pt_PT"/>
         </w:rPr>
-        <w:t xml:space="preserve"> Quando eu falava, nada acrescentavam, pois minhas palavras eram claras e sábias.</w:t>
+        <w:t xml:space="preserve"> Depois que eu falava, ninguém discutia; minhas palavras eram recebidas com atenção.</w:t>
       </w:r>
     </w:p>
     <w:p>
@@ -15047,7 +15047,7 @@
         <w:rPr>
           <w:lang w:val="pt_PT" w:bidi="pt_PT"/>
         </w:rPr>
-        <w:t xml:space="preserve"> Esperavam minhas instruções como quem espera a chuva, e bebiam-nas como se fosse chuva da primavera.</w:t>
+        <w:t xml:space="preserve"> Esperavam minhas palavras como esperam a chuva; recebiam meu conselho como a chuva da primavera.</w:t>
       </w:r>
     </w:p>
     <w:p>
@@ -15068,7 +15068,7 @@
         <w:rPr>
           <w:lang w:val="pt_PT" w:bidi="pt_PT"/>
         </w:rPr>
-        <w:t xml:space="preserve"> Quando eu sorria para eles, sentiam alegria; meu olhar lhes dava esperança.</w:t>
+        <w:t xml:space="preserve"> Quando eu sorria para eles, mesmo os desanimados se alegravam; meu rosto lhes trazia confiança.</w:t>
       </w:r>
     </w:p>
     <w:p>
@@ -15089,7 +15089,7 @@
         <w:rPr>
           <w:lang w:val="pt_PT" w:bidi="pt_PT"/>
         </w:rPr>
-        <w:t xml:space="preserve"> Eu decidia o caminho para eles, assentava-me como líder entre suas tropas e consolava os que choravam".</w:t>
+        <w:t xml:space="preserve"> Eu lhes mostrava o caminho a seguir e ocupava meu lugar como líder; era como um rei entre suas tropas e consolava os que estavam tristes”.</w:t>
       </w:r>
     </w:p>
     <w:p>
@@ -15126,7 +15126,7 @@
         <w:rPr>
           <w:lang w:val="pt_PT" w:bidi="pt_PT"/>
         </w:rPr>
-        <w:t xml:space="preserve"> "Agora, porém, até homens mais jovens do que eu dão risada de mim; gente cujos pais eu não teria considerado dignos nem de vigiar o rebanho com os meus cães.</w:t>
+        <w:t xml:space="preserve"> "Mas agora zombam de mim aqueles que são mais jovens do que eu, cujos pais eu não consideraria dignos de ficar ao lado dos cães que guardavam o meu rebanho.</w:t>
       </w:r>
     </w:p>
     <w:p>
@@ -15147,7 +15147,7 @@
         <w:rPr>
           <w:lang w:val="pt_PT" w:bidi="pt_PT"/>
         </w:rPr>
-        <w:t xml:space="preserve"> Que utilidade teria para mim a força das mãos deles, se sua força já se foi?</w:t>
+        <w:t xml:space="preserve"> De que me serviria a força das mãos deles, se já perderam todo o vigor?</w:t>
       </w:r>
     </w:p>
     <w:p>
@@ -15189,7 +15189,7 @@
         <w:rPr>
           <w:lang w:val="pt_PT" w:bidi="pt_PT"/>
         </w:rPr>
-        <w:t xml:space="preserve"> Colhiam ervas entre os arbustos e se alimentavam de raízes do mato.</w:t>
+        <w:t xml:space="preserve"> Colhiam ervas entre os arbustos e se alimentavam de raízes silvestres.</w:t>
       </w:r>
     </w:p>
     <w:p>
@@ -15252,7 +15252,7 @@
         <w:rPr>
           <w:lang w:val="pt_PT" w:bidi="pt_PT"/>
         </w:rPr>
-        <w:t xml:space="preserve"> Gemiam entre os arbustos e ficavam encolhidos debaixo da vegetação.</w:t>
+        <w:t xml:space="preserve"> Gemiam entre os arbustos e se amontoavam debaixo da vegetação.</w:t>
       </w:r>
     </w:p>
     <w:p>
@@ -15273,7 +15273,7 @@
         <w:rPr>
           <w:lang w:val="pt_PT" w:bidi="pt_PT"/>
         </w:rPr>
-        <w:t xml:space="preserve"> Eram gente desprezada, sem nome, expulsa da terra dos homens.</w:t>
+        <w:t xml:space="preserve"> Eram gente desprezada e sem importância, expulsa da convivência humana.</w:t>
       </w:r>
     </w:p>
     <w:p>
@@ -15336,7 +15336,7 @@
         <w:rPr>
           <w:lang w:val="pt_PT" w:bidi="pt_PT"/>
         </w:rPr>
-        <w:t xml:space="preserve"> Pois Deus afrouxou a corda do meu arco e me humilhou; por isso eles perderam todo o respeito diante de mim.</w:t>
+        <w:t xml:space="preserve"> Pois Deus tirou minha força e me humilhou; por isso eles já não demonstram respeito por mim.</w:t>
       </w:r>
     </w:p>
     <w:p>
@@ -15357,7 +15357,7 @@
         <w:rPr>
           <w:lang w:val="pt_PT" w:bidi="pt_PT"/>
         </w:rPr>
-        <w:t xml:space="preserve"> À minha direita se levantam esses homens brutos; empurram meus pés e preparam caminhos para minha queda.</w:t>
+        <w:t xml:space="preserve"> À minha direita se levantam esses homens; eles me fazem tropeçar e preparam caminhos para minha queda.</w:t>
       </w:r>
     </w:p>
     <w:p>
@@ -15378,7 +15378,7 @@
         <w:rPr>
           <w:lang w:val="pt_PT" w:bidi="pt_PT"/>
         </w:rPr>
-        <w:t xml:space="preserve"> Destroem minha estrada e trabalham para minha ruína, sem que ninguém os detenha.</w:t>
+        <w:t xml:space="preserve"> Eles destroem meu caminho e aumentam minha desgraça, sem que ninguém os impeça.</w:t>
       </w:r>
     </w:p>
     <w:p>
@@ -15399,7 +15399,7 @@
         <w:rPr>
           <w:lang w:val="pt_PT" w:bidi="pt_PT"/>
         </w:rPr>
-        <w:t xml:space="preserve"> Avançam como por uma grande brecha e se lançam sobre mim entre as ruínas.</w:t>
+        <w:t xml:space="preserve"> Avançam como quem entra por uma grande brecha; vêm sobre mim em meio à destruição.</w:t>
       </w:r>
     </w:p>
     <w:p>
@@ -15420,7 +15420,7 @@
         <w:rPr>
           <w:lang w:val="pt_PT" w:bidi="pt_PT"/>
         </w:rPr>
-        <w:t xml:space="preserve"> O pavor me domina; minha honra é levada como pelo vento, e minha segurança desaparece como nuvem.</w:t>
+        <w:t xml:space="preserve"> O pavor me domina; minha honra é levada pelo vento, e minha prosperidade desaparece como uma nuvem.</w:t>
       </w:r>
     </w:p>
     <w:p>
@@ -15441,7 +15441,7 @@
         <w:rPr>
           <w:lang w:val="pt_PT" w:bidi="pt_PT"/>
         </w:rPr>
-        <w:t xml:space="preserve"> Agora minha vida se desfaz dentro de mim; dias de sofrimento me cercam.</w:t>
+        <w:t xml:space="preserve"> "Agora minha vida se desfaz dentro de mim; dias de sofrimento me cercam.</w:t>
       </w:r>
     </w:p>
     <w:p>
@@ -15462,7 +15462,7 @@
         <w:rPr>
           <w:lang w:val="pt_PT" w:bidi="pt_PT"/>
         </w:rPr>
-        <w:t xml:space="preserve"> Durante a noite a dor atravessa meus ossos, e aquilo que me corrói não descansa.</w:t>
+        <w:t xml:space="preserve"> Durante a noite a dor atravessa meus ossos, e o sofrimento não me dá descanso.</w:t>
       </w:r>
     </w:p>
     <w:p>
@@ -15483,7 +15483,7 @@
         <w:rPr>
           <w:lang w:val="pt_PT" w:bidi="pt_PT"/>
         </w:rPr>
-        <w:t xml:space="preserve"> Minha roupa se retorce com a grande força do meu mal; ela me aperta como a gola de uma túnica.</w:t>
+        <w:t xml:space="preserve"> Por causa da violência da minha doença, minhas roupas ficaram deformadas sobre mim; elas me apertam como a gola de uma túnica.</w:t>
       </w:r>
     </w:p>
     <w:p>
@@ -15525,7 +15525,7 @@
         <w:rPr>
           <w:lang w:val="pt_PT" w:bidi="pt_PT"/>
         </w:rPr>
-        <w:t xml:space="preserve"> Clamo a ti, ó Deus, mas não respondes; permaneço em tua presença, e apenas me observas.</w:t>
+        <w:t xml:space="preserve"> "Clamo a ti, ó Deus, mas não respondes; fico diante de ti, e apenas me observas.</w:t>
       </w:r>
     </w:p>
     <w:p>
@@ -15567,7 +15567,7 @@
         <w:rPr>
           <w:lang w:val="pt_PT" w:bidi="pt_PT"/>
         </w:rPr>
-        <w:t xml:space="preserve"> Tu me ergues ao vento e me fazes girar na tempestade.</w:t>
+        <w:t xml:space="preserve"> Tu me lanças ao vento e me arrastas na tempestade.</w:t>
       </w:r>
     </w:p>
     <w:p>
@@ -15609,7 +15609,7 @@
         <w:rPr>
           <w:lang w:val="pt_PT" w:bidi="pt_PT"/>
         </w:rPr>
-        <w:t xml:space="preserve"> Contudo, ninguém levanta a mão contra quem está arruinado quando ele clama por socorro em sua desgraça</w:t>
+        <w:t xml:space="preserve"> "Mas quem deixaria de pedir ajuda quando está arruinado? Quem não clamaria em meio à sua desgraça?</w:t>
       </w:r>
     </w:p>
     <w:p>
@@ -15672,7 +15672,7 @@
         <w:rPr>
           <w:lang w:val="pt_PT" w:bidi="pt_PT"/>
         </w:rPr>
-        <w:t xml:space="preserve"> Meu íntimo se agita sem descanso; dias de sofrimento se levantam contra mim.</w:t>
+        <w:t xml:space="preserve"> Meu íntimo se agita sem descanso; dias de sofrimento vieram sobre mim.</w:t>
       </w:r>
     </w:p>
     <w:p>
@@ -15693,7 +15693,7 @@
         <w:rPr>
           <w:lang w:val="pt_PT" w:bidi="pt_PT"/>
         </w:rPr>
-        <w:t xml:space="preserve"> Ando enlutado, sem sol; levanto-me na assembleia e clamo por ajuda.</w:t>
+        <w:t xml:space="preserve"> Ando entristecido e sem alegria; levanto-me na assembleia e clamo por socorro.</w:t>
       </w:r>
     </w:p>
     <w:p>
@@ -15714,7 +15714,7 @@
         <w:rPr>
           <w:lang w:val="pt_PT" w:bidi="pt_PT"/>
         </w:rPr>
-        <w:t xml:space="preserve"> Passei a ser irmão dos chacais e companhia das aves do deserto.</w:t>
+        <w:t xml:space="preserve"> Passei a ser companheiro dos chacais e das aves que vivem em lugares abandonados.</w:t>
       </w:r>
     </w:p>
     <w:p>
@@ -15735,7 +15735,7 @@
         <w:rPr>
           <w:lang w:val="pt_PT" w:bidi="pt_PT"/>
         </w:rPr>
-        <w:t xml:space="preserve"> Minha pele escurece e se desprende, e meu corpo arde de febre.</w:t>
+        <w:t xml:space="preserve"> Minha pele escureceu, e meus ossos queimam de febre.</w:t>
       </w:r>
     </w:p>
     <w:p>
@@ -15756,7 +15756,7 @@
         <w:rPr>
           <w:lang w:val="pt_PT" w:bidi="pt_PT"/>
         </w:rPr>
-        <w:t xml:space="preserve"> Minha harpa se transformou em lamento fúnebre, e minha flauta acompanha o choro."</w:t>
+        <w:t xml:space="preserve"> Minha harpa se transformou em lamento fúnebre, e minha flauta acompanha o choro”.</w:t>
       </w:r>
     </w:p>
     <w:p>
@@ -15793,7 +15793,7 @@
         <w:rPr>
           <w:lang w:val="pt_PT" w:bidi="pt_PT"/>
         </w:rPr>
-        <w:t xml:space="preserve"> "Estabeleci um pacto com meus olhos: não dirigir olhar cobiçoso a uma jovem.</w:t>
+        <w:t xml:space="preserve"> "Fiz um compromisso com meus olhos de não olhar de forma indevida para nenhuma jovem.</w:t>
       </w:r>
     </w:p>
     <w:p>
@@ -15814,7 +15814,7 @@
         <w:rPr>
           <w:lang w:val="pt_PT" w:bidi="pt_PT"/>
         </w:rPr>
-        <w:t xml:space="preserve"> Pois que destino receberia do Deus que está lá no alto? Que herança viria do Todo-poderoso nas alturas?</w:t>
+        <w:t xml:space="preserve"> Pois que recompensa eu receberia do Deus que está nas alturas? Que herança me daria o Todo-poderoso?</w:t>
       </w:r>
     </w:p>
     <w:p>
@@ -15877,7 +15877,7 @@
         <w:rPr>
           <w:lang w:val="pt_PT" w:bidi="pt_PT"/>
         </w:rPr>
-        <w:t xml:space="preserve"> Se caminhei na falsidade ou se meus pés correram para o engano,</w:t>
+        <w:t xml:space="preserve"> "Se caminhei na falsidade ou se meus pés correram para o engano,</w:t>
       </w:r>
     </w:p>
     <w:p>
@@ -15940,7 +15940,7 @@
         <w:rPr>
           <w:lang w:val="pt_PT" w:bidi="pt_PT"/>
         </w:rPr>
-        <w:t xml:space="preserve"> então que outro colha o que eu semeei, e que tudo o que plantei seja arrancado até à raiz.</w:t>
+        <w:t xml:space="preserve"> então que outro coma o que plantei, e que tudo o que cultivei seja arrancado pela raiz.</w:t>
       </w:r>
     </w:p>
     <w:p>
@@ -15961,7 +15961,7 @@
         <w:rPr>
           <w:lang w:val="pt_PT" w:bidi="pt_PT"/>
         </w:rPr>
-        <w:t xml:space="preserve"> Se meu coração se deixou seduzir pela mulher de outro ou se fiquei de vigia junto à porta do meu próximo,</w:t>
+        <w:t xml:space="preserve"> "Se meu coração se deixou seduzir pela mulher de outro ou se fiquei de vigia junto à porta do meu próximo,</w:t>
       </w:r>
     </w:p>
     <w:p>
@@ -15982,7 +15982,7 @@
         <w:rPr>
           <w:lang w:val="pt_PT" w:bidi="pt_PT"/>
         </w:rPr>
-        <w:t xml:space="preserve"> que minha esposa sirva a outro homem e que outros se deitem com ela.</w:t>
+        <w:t xml:space="preserve"> que minha esposa pertença a outro homem, e que outros se deitem com ela.</w:t>
       </w:r>
     </w:p>
     <w:p>
@@ -16024,7 +16024,7 @@
         <w:rPr>
           <w:lang w:val="pt_PT" w:bidi="pt_PT"/>
         </w:rPr>
-        <w:t xml:space="preserve"> Seria como fogo devastador, capaz de consumir tudo o que produzi.</w:t>
+        <w:t xml:space="preserve"> Seria como um fogo destruidor, capaz de consumir tudo o que produzi.</w:t>
       </w:r>
     </w:p>
     <w:p>
@@ -16045,7 +16045,7 @@
         <w:rPr>
           <w:lang w:val="pt_PT" w:bidi="pt_PT"/>
         </w:rPr>
-        <w:t xml:space="preserve"> Se ignorei o direito do meu servo ou da minha serva quando trouxeram suas queixas contra mim,</w:t>
+        <w:t xml:space="preserve"> "Se ignorei o direito de meus servos ou servas quando trouxeram suas queixas contra mim,</w:t>
       </w:r>
     </w:p>
     <w:p>
@@ -16087,7 +16087,7 @@
         <w:rPr>
           <w:lang w:val="pt_PT" w:bidi="pt_PT"/>
         </w:rPr>
-        <w:t xml:space="preserve"> Aquele que me formou no ventre da minha mãe não formou também a eles? Não foi o mesmo Criador que nos deu origem antes do nascimento?</w:t>
+        <w:t xml:space="preserve"> Aquele que me formou no ventre não formou também a eles? Não foi o mesmo Deus que nos criou antes de nascermos?</w:t>
       </w:r>
     </w:p>
     <w:p>
@@ -16108,7 +16108,7 @@
         <w:rPr>
           <w:lang w:val="pt_PT" w:bidi="pt_PT"/>
         </w:rPr>
-        <w:t xml:space="preserve"> Se deixei de atender o pedido do pobre ou fiz a viúva perder a esperança,</w:t>
+        <w:t xml:space="preserve"> "Se deixei de atender o pedido do pobre ou fiz a viúva perder a esperança,</w:t>
       </w:r>
     </w:p>
     <w:p>
@@ -16150,7 +16150,7 @@
         <w:rPr>
           <w:lang w:val="pt_PT" w:bidi="pt_PT"/>
         </w:rPr>
-        <w:t xml:space="preserve"> embora desde jovem eu o tenha tratado como se fosse seu pai e desde cedo tenha amparado a viúva;</w:t>
+        <w:t xml:space="preserve"> desde a minha juventude tratei o órfão como um pai trataria um filho e cuidei da viúva desde cedo;</w:t>
       </w:r>
     </w:p>
     <w:p>
@@ -16192,7 +16192,7 @@
         <w:rPr>
           <w:lang w:val="pt_PT" w:bidi="pt_PT"/>
         </w:rPr>
-        <w:t xml:space="preserve"> e ele não me agradeceu por se aquecer com a lã das minhas ovelhas;</w:t>
+        <w:t xml:space="preserve"> e ele não me abençoou por ter sido aquecido com a lã das minhas ovelhas,</w:t>
       </w:r>
     </w:p>
     <w:p>
@@ -16213,7 +16213,7 @@
         <w:rPr>
           <w:lang w:val="pt_PT" w:bidi="pt_PT"/>
         </w:rPr>
-        <w:t xml:space="preserve"> se levantei a mão para atacar o órfão, apoiado na influência que eu tinha no tribunal,</w:t>
+        <w:t xml:space="preserve"> se levantei a mão contra o órfão porque eu sabia que tinha apoio no tribunal,</w:t>
       </w:r>
     </w:p>
     <w:p>
@@ -16276,7 +16276,7 @@
         <w:rPr>
           <w:lang w:val="pt_PT" w:bidi="pt_PT"/>
         </w:rPr>
-        <w:t xml:space="preserve"> Se coloquei minha confiança no ouro ou disse ao metal precioso: 'Você é a minha segurança',</w:t>
+        <w:t xml:space="preserve"> "Se coloquei minha confiança no ouro ou disse ao metal precioso: ‘Você é a minha segurança’,</w:t>
       </w:r>
     </w:p>
     <w:p>
@@ -16297,7 +16297,7 @@
         <w:rPr>
           <w:lang w:val="pt_PT" w:bidi="pt_PT"/>
         </w:rPr>
-        <w:t xml:space="preserve"> se me alegrei por possuir grande riqueza ou pelo que minhas mãos acumularam,</w:t>
+        <w:t xml:space="preserve"> se me alegrei por causa da minha grande riqueza ou por tudo o que consegui acumular,</w:t>
       </w:r>
     </w:p>
     <w:p>
@@ -16339,7 +16339,7 @@
         <w:rPr>
           <w:lang w:val="pt_PT" w:bidi="pt_PT"/>
         </w:rPr>
-        <w:t xml:space="preserve"> e em segredo meu coração se deixou seduzir e lhes mandei beijos com a mão,</w:t>
+        <w:t xml:space="preserve"> e em segredo meu coração foi seduzido, levando-me a beijar a mão em sinal de adoração,</w:t>
       </w:r>
     </w:p>
     <w:p>
@@ -16381,7 +16381,7 @@
         <w:rPr>
           <w:lang w:val="pt_PT" w:bidi="pt_PT"/>
         </w:rPr>
-        <w:t xml:space="preserve"> Se me alegrei com a desgraça do meu inimigo ou exultei quando o mal o alcançou,</w:t>
+        <w:t xml:space="preserve"> "Alguma vez me alegrei com a desgraça do meu inimigo ou exultei quando o mal o alcançou?</w:t>
       </w:r>
     </w:p>
     <w:p>
@@ -16402,7 +16402,7 @@
         <w:rPr>
           <w:lang w:val="pt_PT" w:bidi="pt_PT"/>
         </w:rPr>
-        <w:t xml:space="preserve"> eu, que nunca permiti que minha boca pecasse pedindo a morte dele com maldição;</w:t>
+        <w:t xml:space="preserve"> Não. Eu nunca permiti que minha boca pecasse pedindo a morte dele com maldição;</w:t>
       </w:r>
     </w:p>
     <w:p>
@@ -16423,7 +16423,7 @@
         <w:rPr>
           <w:lang w:val="pt_PT" w:bidi="pt_PT"/>
         </w:rPr>
-        <w:t xml:space="preserve"> e os que vivem em minha tenda nunca perguntaram: 'Quem não recebeu de Jó alimento em abundância?',</w:t>
+        <w:t xml:space="preserve"> os que viviam em minha casa costumavam dizer: ‘Todos puderam comer à vontade da comida de Jó’.</w:t>
       </w:r>
     </w:p>
     <w:p>
@@ -16444,7 +16444,7 @@
         <w:rPr>
           <w:lang w:val="pt_PT" w:bidi="pt_PT"/>
         </w:rPr>
-        <w:t xml:space="preserve"> pois nenhum estrangeiro precisou dormir na rua, já que sempre abri a minha porta para o viajante;</w:t>
+        <w:t xml:space="preserve"> Nenhum viajante precisou passar a noite na rua, pois eu sempre abria minha porta para quem chegava.</w:t>
       </w:r>
     </w:p>
     <w:p>
@@ -16465,7 +16465,7 @@
         <w:rPr>
           <w:lang w:val="pt_PT" w:bidi="pt_PT"/>
         </w:rPr>
-        <w:t xml:space="preserve"> se escondi minha culpa como muitos fazem, guardando-a dentro do peito,</w:t>
+        <w:t xml:space="preserve"> "Alguma vez escondi meus pecados como as pessoas costumam fazer, guardando minha culpa dentro de mim?</w:t>
       </w:r>
     </w:p>
     <w:p>
@@ -16486,7 +16486,7 @@
         <w:rPr>
           <w:lang w:val="pt_PT" w:bidi="pt_PT"/>
         </w:rPr>
-        <w:t xml:space="preserve"> por medo da multidão ou por receio do desprezo das famílias, a ponto de permanecer calado e não sair de casa...</w:t>
+        <w:t xml:space="preserve"> Por medo da opinião das pessoas ou por receio do desprezo das famílias, fiquei em silêncio e sem sair de casa?</w:t>
       </w:r>
     </w:p>
     <w:p>
@@ -16507,7 +16507,7 @@
         <w:rPr>
           <w:lang w:val="pt_PT" w:bidi="pt_PT"/>
         </w:rPr>
-        <w:t xml:space="preserve"> ("Quem dera que alguém me escutasse! Aqui está minha defesa assinada. Que o Todo-poderoso me responda; que meu acusador apresente sua denúncia por escrito.</w:t>
+        <w:t xml:space="preserve"> (”Quem dera alguém me ouvisse! Aqui está minha declaração final. Que o Todo-poderoso me responda, e que meu acusador escreva sua acusação.</w:t>
       </w:r>
     </w:p>
     <w:p>
@@ -16549,7 +16549,7 @@
         <w:rPr>
           <w:lang w:val="pt_PT" w:bidi="pt_PT"/>
         </w:rPr>
-        <w:t xml:space="preserve"> Eu lhe mostraria todos os meus passos e me aproximaria dele como um príncipe.")</w:t>
+        <w:t xml:space="preserve"> Eu lhe mostraria todos os meus passos e me aproximaria dele com confiança.)</w:t>
       </w:r>
     </w:p>
     <w:p>
@@ -16570,7 +16570,7 @@
         <w:rPr>
           <w:lang w:val="pt_PT" w:bidi="pt_PT"/>
         </w:rPr>
-        <w:t xml:space="preserve"> Se levei minha terra a se queixar de mim e seus sulcos a chorarem juntos,</w:t>
+        <w:t xml:space="preserve"> "Se levei minha terra a se queixar de mim e seus sulcos a chorarem juntos,</w:t>
       </w:r>
     </w:p>
     <w:p>
@@ -16591,7 +16591,7 @@
         <w:rPr>
           <w:lang w:val="pt_PT" w:bidi="pt_PT"/>
         </w:rPr>
-        <w:t xml:space="preserve"> se consumi seus frutos sem pagar ou fiz sofrer aqueles que a cultivavam,</w:t>
+        <w:t xml:space="preserve"> se consumi seus frutos sem pagar ou prejudiquei os trabalhadores da terra,</w:t>
       </w:r>
     </w:p>
     <w:p>
@@ -16612,7 +16612,7 @@
         <w:rPr>
           <w:lang w:val="pt_PT" w:bidi="pt_PT"/>
         </w:rPr>
-        <w:t xml:space="preserve"> então que brotem espinhos em vez de trigo, e ervas daninhas, em vez de cevada." Assim Jó termina de falar.</w:t>
+        <w:t xml:space="preserve"> então que brotem espinhos em vez de trigo, e ervas daninhas, em vez de cevada”. Assim Jó termina de falar.</w:t>
       </w:r>
     </w:p>
     <w:p>
@@ -16649,7 +16649,7 @@
         <w:rPr>
           <w:lang w:val="pt_PT" w:bidi="pt_PT"/>
         </w:rPr>
-        <w:t xml:space="preserve"> Os três amigos de Jó pararam de falar, pois ele continuava a se declarar justo.</w:t>
+        <w:t xml:space="preserve"> Os três amigos de Jó pararam de responder, porque ele continuava a afirmar que era justo.</w:t>
       </w:r>
     </w:p>
     <w:p>
@@ -16670,7 +16670,7 @@
         <w:rPr>
           <w:lang w:val="pt_PT" w:bidi="pt_PT"/>
         </w:rPr>
-        <w:t xml:space="preserve"> Eliú, filho de Baraquel, do povo de Buz, da família de Rão, ficou muito irritado com Jó, porque este insistia em justificar-se diante de Deus.</w:t>
+        <w:t xml:space="preserve"> Eliú, filho de Baraquel, do povo de Buz, da família de Rão, ficou muito irritado com Jó, porque ele afirmava estar certo e colocava sua própria justiça diante de Deus.</w:t>
       </w:r>
     </w:p>
     <w:p>
@@ -16691,7 +16691,7 @@
         <w:rPr>
           <w:lang w:val="pt_PT" w:bidi="pt_PT"/>
         </w:rPr>
-        <w:t xml:space="preserve"> Também ficou irritado com os três amigos, porque não encontraram resposta para Jó e, ainda assim, o declararam culpado.</w:t>
+        <w:t xml:space="preserve"> Também ficou irritado com os três amigos, porque eles não tinham resposta para Jó e mesmo assim o acusavam.</w:t>
       </w:r>
     </w:p>
     <w:p>
@@ -16754,7 +16754,7 @@
         <w:rPr>
           <w:lang w:val="pt_PT" w:bidi="pt_PT"/>
         </w:rPr>
-        <w:t xml:space="preserve"> Então o buzita Eliú, filho de Baraquel, disse: "Sou jovem, e vocês são mais velhos; por isso me contive e hesitei em falar antes.</w:t>
+        <w:t xml:space="preserve"> Então o buzita Eliú, filho de Baraquel, disse: “Sou jovem, e vocês são mais velhos; por isso me contive e hesitei em falar antes.</w:t>
       </w:r>
     </w:p>
     <w:p>
@@ -16775,7 +16775,7 @@
         <w:rPr>
           <w:lang w:val="pt_PT" w:bidi="pt_PT"/>
         </w:rPr>
-        <w:t xml:space="preserve"> Pensava: 'Que os experientes falem; que os anos mostrem sua sabedoria'.</w:t>
+        <w:t xml:space="preserve"> Pensava: ‘Que os experientes falem; que os anos mostrem sua sabedoria’.</w:t>
       </w:r>
     </w:p>
     <w:p>
@@ -16796,7 +16796,7 @@
         <w:rPr>
           <w:lang w:val="pt_PT" w:bidi="pt_PT"/>
         </w:rPr>
-        <w:t xml:space="preserve"> Mas há um espírito no ser humano; o sopro do Todo-poderoso lhe dá entendimento.</w:t>
+        <w:t xml:space="preserve"> Mas existe um espírito dentro do ser humano; o sopro do Todo-poderoso lhe dá entendimento.</w:t>
       </w:r>
     </w:p>
     <w:p>
@@ -16817,7 +16817,7 @@
         <w:rPr>
           <w:lang w:val="pt_PT" w:bidi="pt_PT"/>
         </w:rPr>
-        <w:t xml:space="preserve"> Nem sempre a idade traz sabedoria; nem todos os mais velhos compreendem o que é justo.</w:t>
+        <w:t xml:space="preserve"> Nem sempre os mais velhos são sábios; nem sempre entendem o que é correto.</w:t>
       </w:r>
     </w:p>
     <w:p>
@@ -16838,7 +16838,7 @@
         <w:rPr>
           <w:lang w:val="pt_PT" w:bidi="pt_PT"/>
         </w:rPr>
-        <w:t xml:space="preserve"> Por isso ouçam-me; também quero expressar minha opinião.</w:t>
+        <w:t xml:space="preserve"> Por isso me ouçam; também quero expressar minha opinião.</w:t>
       </w:r>
     </w:p>
     <w:p>
@@ -16859,7 +16859,7 @@
         <w:rPr>
           <w:lang w:val="pt_PT" w:bidi="pt_PT"/>
         </w:rPr>
-        <w:t xml:space="preserve"> Esperei enquanto vocês falavam, observando atentamente cada argumento.</w:t>
+        <w:t xml:space="preserve"> Esperei enquanto vocês falavam e ouvi com atenção seus raciocínios.</w:t>
       </w:r>
     </w:p>
     <w:p>
@@ -16880,7 +16880,7 @@
         <w:rPr>
           <w:lang w:val="pt_PT" w:bidi="pt_PT"/>
         </w:rPr>
-        <w:t xml:space="preserve"> Dei atenção a todos, mas nenhum de vocês refutou Jó nem respondeu às suas palavras.</w:t>
+        <w:t xml:space="preserve"> Dei atenção a todos vocês, mas nenhum conseguiu convencer Jó nem responder às suas palavras.</w:t>
       </w:r>
     </w:p>
     <w:p>
@@ -16901,7 +16901,7 @@
         <w:rPr>
           <w:lang w:val="pt_PT" w:bidi="pt_PT"/>
         </w:rPr>
-        <w:t xml:space="preserve"> Não digam: 'Encontramos sabedoria; Deus é quem o vencerá, não um homem'.</w:t>
+        <w:t xml:space="preserve"> Não digam: ‘Encontramos sabedoria; só Deus pode vencer Jó, não um ser humano’.</w:t>
       </w:r>
     </w:p>
     <w:p>
@@ -16922,7 +16922,7 @@
         <w:rPr>
           <w:lang w:val="pt_PT" w:bidi="pt_PT"/>
         </w:rPr>
-        <w:t xml:space="preserve"> Ele não falou comigo diretamente, e não vou usar os mesmos argumentos de vocês para responder-lhe.</w:t>
+        <w:t xml:space="preserve"> Ele não falou comigo diretamente, e não vou usar os mesmos argumentos de vocês para responder a ele.</w:t>
       </w:r>
     </w:p>
     <w:p>
@@ -17006,7 +17006,7 @@
         <w:rPr>
           <w:lang w:val="pt_PT" w:bidi="pt_PT"/>
         </w:rPr>
-        <w:t xml:space="preserve"> Tenho muito a dizer; o espírito em mim me pressiona a falar.</w:t>
+        <w:t xml:space="preserve"> Tenho muitas palavras para dizer; o espírito dentro de mim me impulsiona a falar.</w:t>
       </w:r>
     </w:p>
     <w:p>
@@ -17027,7 +17027,7 @@
         <w:rPr>
           <w:lang w:val="pt_PT" w:bidi="pt_PT"/>
         </w:rPr>
-        <w:t xml:space="preserve"> Sinto-me como vinho novo dentro de odres, prestes a estourar; meu coração está cheio, não posso mais conter.</w:t>
+        <w:t xml:space="preserve"> Sou como vinho novo guardado em odres prestes a romper; estou cheio por dentro e não consigo ficar calado.</w:t>
       </w:r>
     </w:p>
     <w:p>
@@ -17069,7 +17069,7 @@
         <w:rPr>
           <w:lang w:val="pt_PT" w:bidi="pt_PT"/>
         </w:rPr>
-        <w:t xml:space="preserve"> Não tomarei partido de ninguém, nem vou tentar agradar alguém.</w:t>
+        <w:t xml:space="preserve"> Não vou favorecer ninguém nem tentar agradar a pessoas.</w:t>
       </w:r>
     </w:p>
     <w:p>
@@ -17090,7 +17090,7 @@
         <w:rPr>
           <w:lang w:val="pt_PT" w:bidi="pt_PT"/>
         </w:rPr>
-        <w:t xml:space="preserve"> Pois não sei usar lisonjas; se tentasse, meu Criador logo me levaria".</w:t>
+        <w:t xml:space="preserve"> Não sei elogiar pessoas para ganhar favor; se fizesse isso, meu Criador logo me julgaria”.</w:t>
       </w:r>
     </w:p>
     <w:p>
@@ -17169,7 +17169,7 @@
         <w:rPr>
           <w:lang w:val="pt_PT" w:bidi="pt_PT"/>
         </w:rPr>
-        <w:t xml:space="preserve"> O que digo vem de um coração sincero; meus lábios expressam com honestidade o que sei.</w:t>
+        <w:t xml:space="preserve"> Minhas palavras vêm de um coração sincero; meus lábios falam com clareza o que penso.</w:t>
       </w:r>
     </w:p>
     <w:p>
@@ -17190,7 +17190,7 @@
         <w:rPr>
           <w:lang w:val="pt_PT" w:bidi="pt_PT"/>
         </w:rPr>
-        <w:t xml:space="preserve"> O Espírito de Deus me formou, e o sopro do Todo-poderoso me mantém vivo.</w:t>
+        <w:t xml:space="preserve"> O Espírito de Deus me criou, e o sopro do Todo-poderoso me deu vida.</w:t>
       </w:r>
     </w:p>
     <w:p>
@@ -17232,7 +17232,7 @@
         <w:rPr>
           <w:lang w:val="pt_PT" w:bidi="pt_PT"/>
         </w:rPr>
-        <w:t xml:space="preserve"> Diante de Deus, somos iguais; também fui moldado do barro.</w:t>
+        <w:t xml:space="preserve"> Diante de Deus, somos iguais; fui formado do barro, assim como você.</w:t>
       </w:r>
     </w:p>
     <w:p>
@@ -17274,7 +17274,7 @@
         <w:rPr>
           <w:lang w:val="pt_PT" w:bidi="pt_PT"/>
         </w:rPr>
-        <w:t xml:space="preserve"> Mas ouvi com atenção o que você disse; suas palavras chegaram claramente aos meus ouvidos:</w:t>
+        <w:t xml:space="preserve"> "Ouvi com atenção o que você disse; suas palavras chegaram claramente aos meus ouvidos:</w:t>
       </w:r>
     </w:p>
     <w:p>
@@ -17316,7 +17316,7 @@
         <w:rPr>
           <w:lang w:val="pt_PT" w:bidi="pt_PT"/>
         </w:rPr>
-        <w:t xml:space="preserve"> Mesmo assim, Deus procura motivos contra mim e me trata como inimigo.</w:t>
+        <w:t xml:space="preserve"> Deus encontra motivos para me acusar e me trata como seu inimigo.</w:t>
       </w:r>
     </w:p>
     <w:p>
@@ -17337,7 +17337,7 @@
         <w:rPr>
           <w:lang w:val="pt_PT" w:bidi="pt_PT"/>
         </w:rPr>
-        <w:t xml:space="preserve"> Ele prende meus pés e observa todos os meus caminhos'.</w:t>
+        <w:t xml:space="preserve"> Ele prende meus pés e observa todos os meus caminhos’.</w:t>
       </w:r>
     </w:p>
     <w:p>
@@ -17358,7 +17358,7 @@
         <w:rPr>
           <w:lang w:val="pt_PT" w:bidi="pt_PT"/>
         </w:rPr>
-        <w:t xml:space="preserve"> Mas digo que nisso você não está certo, pois Deus é maior do que qualquer ser humano.</w:t>
+        <w:t xml:space="preserve"> "Mas digo que nisso você não está certo, pois Deus é maior do que qualquer ser humano.</w:t>
       </w:r>
     </w:p>
     <w:p>
@@ -17379,7 +17379,7 @@
         <w:rPr>
           <w:lang w:val="pt_PT" w:bidi="pt_PT"/>
         </w:rPr>
-        <w:t xml:space="preserve"> Por que você discute com ele, dizendo que ele não responde às palavras do ser humano?</w:t>
+        <w:t xml:space="preserve"> Por que você reclama com ele, dizendo: ‘Deus não responde ao que as pessoas dizem’?</w:t>
       </w:r>
     </w:p>
     <w:p>
@@ -17400,7 +17400,7 @@
         <w:rPr>
           <w:lang w:val="pt_PT" w:bidi="pt_PT"/>
         </w:rPr>
-        <w:t xml:space="preserve"> Deus fala de muitas maneiras, embora o ser humano nem sempre perceba.</w:t>
+        <w:t xml:space="preserve"> Deus fala de diferentes formas, mas as pessoas nem sempre percebem.</w:t>
       </w:r>
     </w:p>
     <w:p>
@@ -17442,7 +17442,7 @@
         <w:rPr>
           <w:lang w:val="pt_PT" w:bidi="pt_PT"/>
         </w:rPr>
-        <w:t xml:space="preserve"> Então ele abre os ouvidos delas e sela sua instrução nelas.</w:t>
+        <w:t xml:space="preserve"> Então ele abre os ouvidos delas e as assusta com suas advertências,</w:t>
       </w:r>
     </w:p>
     <w:p>
@@ -17463,7 +17463,7 @@
         <w:rPr>
           <w:lang w:val="pt_PT" w:bidi="pt_PT"/>
         </w:rPr>
-        <w:t xml:space="preserve"> para afastar o ser humano do erro e livrá-lo do orgulho,</w:t>
+        <w:t xml:space="preserve"> para afastá-las do mal e livrá-las do orgulho,</w:t>
       </w:r>
     </w:p>
     <w:p>
@@ -17505,7 +17505,7 @@
         <w:rPr>
           <w:lang w:val="pt_PT" w:bidi="pt_PT"/>
         </w:rPr>
-        <w:t xml:space="preserve"> Às vezes a pessoa também é corrigida com dor no leito, quando seus ossos sofrem continuamente.</w:t>
+        <w:t xml:space="preserve"> "Às vezes a pessoa também é corrigida com dor no leito, quando seus ossos sofrem continuamente.</w:t>
       </w:r>
     </w:p>
     <w:p>
@@ -17568,7 +17568,7 @@
         <w:rPr>
           <w:lang w:val="pt_PT" w:bidi="pt_PT"/>
         </w:rPr>
-        <w:t xml:space="preserve"> Ela se aproxima da sepultura, e sua vida chega perto dos mensageiros da destruição.</w:t>
+        <w:t xml:space="preserve"> Sua alma chega perto da sepultura, e sua vida se aproxima dos que causam a morte.</w:t>
       </w:r>
     </w:p>
     <w:p>
@@ -17589,7 +17589,7 @@
         <w:rPr>
           <w:lang w:val="pt_PT" w:bidi="pt_PT"/>
         </w:rPr>
-        <w:t xml:space="preserve"> Mas, se houver ao lado dela um mensageiro, um mediador entre mil, que mostre ao ser humano o caminho correto,</w:t>
+        <w:t xml:space="preserve"> "Mas, se houver ao lado dela um mensageiro, um intérprete entre mil, que mostre a ela o caminho certo,</w:t>
       </w:r>
     </w:p>
     <w:p>
@@ -17610,7 +17610,7 @@
         <w:rPr>
           <w:lang w:val="pt_PT" w:bidi="pt_PT"/>
         </w:rPr>
-        <w:t xml:space="preserve"> então ele se compadece e diz: 'Livra essa pessoa de descer à cova; encontrei um resgate para ela'.</w:t>
+        <w:t xml:space="preserve"> então ele terá compaixão e dirá: ‘Livra essa pessoa da cova; encontrei uma forma de salvá-la’.</w:t>
       </w:r>
     </w:p>
     <w:p>
@@ -17631,7 +17631,7 @@
         <w:rPr>
           <w:lang w:val="pt_PT" w:bidi="pt_PT"/>
         </w:rPr>
-        <w:t xml:space="preserve"> Então seu corpo se torna vigoroso outra vez, como na infância, e ela volta aos dias em que era jovem.</w:t>
+        <w:t xml:space="preserve"> Então seu corpo se renovará como na juventude, e ela voltará aos dias de força.</w:t>
       </w:r>
     </w:p>
     <w:p>
@@ -17652,7 +17652,7 @@
         <w:rPr>
           <w:lang w:val="pt_PT" w:bidi="pt_PT"/>
         </w:rPr>
-        <w:t xml:space="preserve"> Ela ora a Deus, e Deus recebe seu pedido com favor; ela vê a face de Deus com alegria, e ele lhe devolve sua justiça.</w:t>
+        <w:t xml:space="preserve"> Ela ora a Deus, e Deus a recebe com favor; ela vê a face de Deus com alegria, e Deus restaura sua condição de justa.</w:t>
       </w:r>
     </w:p>
     <w:p>
@@ -17673,7 +17673,7 @@
         <w:rPr>
           <w:lang w:val="pt_PT" w:bidi="pt_PT"/>
         </w:rPr>
-        <w:t xml:space="preserve"> Depois ela declara diante das pessoas: 'Pequei e distorci o que era correto, mas não recebi o castigo merecido.</w:t>
+        <w:t xml:space="preserve"> Depois ela dirá diante de todos: ‘Pequei e torci o que era certo, mas Deus não me tratou conforme meu pecado.</w:t>
       </w:r>
     </w:p>
     <w:p>
@@ -17694,7 +17694,7 @@
         <w:rPr>
           <w:lang w:val="pt_PT" w:bidi="pt_PT"/>
         </w:rPr>
-        <w:t xml:space="preserve"> Deus livrou minha vida de descer à cova, e agora continuo a viver na luz'.</w:t>
+        <w:t xml:space="preserve"> Deus livrou minha vida de descer à cova, e agora continuo a viver na luz’.</w:t>
       </w:r>
     </w:p>
     <w:p>
@@ -17715,7 +17715,7 @@
         <w:rPr>
           <w:lang w:val="pt_PT" w:bidi="pt_PT"/>
         </w:rPr>
-        <w:t xml:space="preserve"> Deus realiza essas coisas com o ser humano, duas ou três vezes,</w:t>
+        <w:t xml:space="preserve"> "Deus faz essas coisas muitas vezes com a pessoa,</w:t>
       </w:r>
     </w:p>
     <w:p>
@@ -17736,7 +17736,7 @@
         <w:rPr>
           <w:lang w:val="pt_PT" w:bidi="pt_PT"/>
         </w:rPr>
-        <w:t xml:space="preserve"> para trazer sua vida de volta da sepultura e fazê-la brilhar com a luz da vida.</w:t>
+        <w:t xml:space="preserve"> para tirar sua vida da sepultura e permitir que ela volte a viver.</w:t>
       </w:r>
     </w:p>
     <w:p>
@@ -17778,7 +17778,7 @@
         <w:rPr>
           <w:lang w:val="pt_PT" w:bidi="pt_PT"/>
         </w:rPr>
-        <w:t xml:space="preserve"> Se tiver algo a dizer, responda; fale, pois desejo que você seja considerado justo.</w:t>
+        <w:t xml:space="preserve"> Mas, se tiver algo a dizer, responda; fale, pois quero que você seja considerado justo.</w:t>
       </w:r>
     </w:p>
     <w:p>
@@ -17799,7 +17799,7 @@
         <w:rPr>
           <w:lang w:val="pt_PT" w:bidi="pt_PT"/>
         </w:rPr>
-        <w:t xml:space="preserve"> Mas, se não tiver nada a acrescentar, escute-me; permaneça em silêncio, e eu lhe ensinarei a sabedoria."</w:t>
+        <w:t xml:space="preserve"> Se não tiver nada a acrescentar, escute-me; permaneça em silêncio, e eu lhe ensinarei a sabedoria”.</w:t>
       </w:r>
     </w:p>
     <w:p>
@@ -17878,7 +17878,7 @@
         <w:rPr>
           <w:lang w:val="pt_PT" w:bidi="pt_PT"/>
         </w:rPr>
-        <w:t xml:space="preserve"> O ouvido avalia o que é dito, assim como a boca prova o sabor do alimento.</w:t>
+        <w:t xml:space="preserve"> O ouvido prova as palavras, assim como a boca sente o sabor da comida.</w:t>
       </w:r>
     </w:p>
     <w:p>
@@ -17920,7 +17920,7 @@
         <w:rPr>
           <w:lang w:val="pt_PT" w:bidi="pt_PT"/>
         </w:rPr>
-        <w:t xml:space="preserve"> Jó declara: 'Sou justo, mas Deus não quer me fazer justiça.</w:t>
+        <w:t xml:space="preserve"> Jó diz: ‘Sou justo, mas Deus não me dá o direito que tenho.</w:t>
       </w:r>
     </w:p>
     <w:p>
@@ -17941,7 +17941,7 @@
         <w:rPr>
           <w:lang w:val="pt_PT" w:bidi="pt_PT"/>
         </w:rPr>
-        <w:t xml:space="preserve"> Mesmo tendo razão, sou tratado como mentiroso; minha ferida é incurável, embora eu não tenha culpa'.</w:t>
+        <w:t xml:space="preserve"> Mesmo tendo razão, sou chamado de mentiroso; minha ferida continua, embora eu não tenha cometido pecado’.</w:t>
       </w:r>
     </w:p>
     <w:p>
@@ -17962,7 +17962,7 @@
         <w:rPr>
           <w:lang w:val="pt_PT" w:bidi="pt_PT"/>
         </w:rPr>
-        <w:t xml:space="preserve"> Existe alguém como Jó, que bebe zombaria como quem bebe água?</w:t>
+        <w:t xml:space="preserve"> "Existe alguém como Jó, que bebe insultos como se fossem água?</w:t>
       </w:r>
     </w:p>
     <w:p>
@@ -18004,7 +18004,7 @@
         <w:rPr>
           <w:lang w:val="pt_PT" w:bidi="pt_PT"/>
         </w:rPr>
-        <w:t xml:space="preserve"> Pois afirma: 'De nada adianta a pessoa agradar a Deus'.</w:t>
+        <w:t xml:space="preserve"> Pois ele diz: ‘Não adianta tentar viver de acordo com a vontade de Deus’.</w:t>
       </w:r>
     </w:p>
     <w:p>
@@ -18025,7 +18025,7 @@
         <w:rPr>
           <w:lang w:val="pt_PT" w:bidi="pt_PT"/>
         </w:rPr>
-        <w:t xml:space="preserve"> Portanto, escutem, vocês que têm entendimento: é impossível que Deus pratique o mal; o Todo-poderoso jamais age com injustiça.</w:t>
+        <w:t xml:space="preserve"> "Portanto, escutem, vocês que têm entendimento: é impossível que Deus pratique o mal; o Todo-poderoso jamais age com injustiça.</w:t>
       </w:r>
     </w:p>
     <w:p>
@@ -18046,7 +18046,7 @@
         <w:rPr>
           <w:lang w:val="pt_PT" w:bidi="pt_PT"/>
         </w:rPr>
-        <w:t xml:space="preserve"> Ele retribui a cada pessoa de acordo com aquilo que ela fez e lhe dá o que merece.</w:t>
+        <w:t xml:space="preserve"> Ele trata cada pessoa conforme suas ações e dá a cada uma o resultado do seu caminho.</w:t>
       </w:r>
     </w:p>
     <w:p>
@@ -18109,7 +18109,7 @@
         <w:rPr>
           <w:lang w:val="pt_PT" w:bidi="pt_PT"/>
         </w:rPr>
-        <w:t xml:space="preserve"> Se ele decidisse recolher para si seu espírito e seu sopro de vida,</w:t>
+        <w:t xml:space="preserve"> Se ele retirasse de todos o seu espírito e o fôlego de vida,</w:t>
       </w:r>
     </w:p>
     <w:p>
@@ -18130,7 +18130,7 @@
         <w:rPr>
           <w:lang w:val="pt_PT" w:bidi="pt_PT"/>
         </w:rPr>
-        <w:t xml:space="preserve"> toda a humanidade morreria num piscar de olhos, e o ser humano voltaria ao pó.</w:t>
+        <w:t xml:space="preserve"> toda a humanidade morreria, e todos voltariam ao pó.</w:t>
       </w:r>
     </w:p>
     <w:p>
@@ -18151,7 +18151,7 @@
         <w:rPr>
           <w:lang w:val="pt_PT" w:bidi="pt_PT"/>
         </w:rPr>
-        <w:t xml:space="preserve"> Se há entendimento, ouça isto; preste atenção no que estou dizendo.</w:t>
+        <w:t xml:space="preserve"> "Se há entendimento, ouça isto; preste atenção no que estou dizendo.</w:t>
       </w:r>
     </w:p>
     <w:p>
@@ -18172,7 +18172,7 @@
         <w:rPr>
           <w:lang w:val="pt_PT" w:bidi="pt_PT"/>
         </w:rPr>
-        <w:t xml:space="preserve"> Será que alguém que odeia a justiça pode governar? E alguém teria coragem de condenar aquele que é justo e poderoso?</w:t>
+        <w:t xml:space="preserve"> Será que alguém que rejeita a justiça poderia governar? Alguém poderia condenar aquele que é justo e poderoso?</w:t>
       </w:r>
     </w:p>
     <w:p>
@@ -18193,7 +18193,7 @@
         <w:rPr>
           <w:lang w:val="pt_PT" w:bidi="pt_PT"/>
         </w:rPr>
-        <w:t xml:space="preserve"> Ele pode dizer a um rei: 'Homem inútil', e aos nobres: 'Ímpios'.</w:t>
+        <w:t xml:space="preserve"> Ele pode dizer a um rei: ‘Homem inútil’, e aos nobres: ‘Ímpios’.</w:t>
       </w:r>
     </w:p>
     <w:p>
@@ -18214,7 +18214,7 @@
         <w:rPr>
           <w:lang w:val="pt_PT" w:bidi="pt_PT"/>
         </w:rPr>
-        <w:t xml:space="preserve"> Ele não favorece governantes nem coloca o rico acima do pobre, pois todos foram feitos por suas mãos.</w:t>
+        <w:t xml:space="preserve"> Deus não favorece governantes nem coloca o rico acima do pobre, pois todos foram feitos por suas mãos.</w:t>
       </w:r>
     </w:p>
     <w:p>
@@ -18235,7 +18235,7 @@
         <w:rPr>
           <w:lang w:val="pt_PT" w:bidi="pt_PT"/>
         </w:rPr>
-        <w:t xml:space="preserve"> De repente, no meio da noite, as pessoas morrem; nações se abalam e desaparecem, e os poderosos são removidos sem intervenção humana.</w:t>
+        <w:t xml:space="preserve"> De repente, no meio da noite, as pessoas morrem; nações são abaladas, e os poderosos são removidos sem que mãos humanas os derrubem.</w:t>
       </w:r>
     </w:p>
     <w:p>
@@ -18256,7 +18256,7 @@
         <w:rPr>
           <w:lang w:val="pt_PT" w:bidi="pt_PT"/>
         </w:rPr>
-        <w:t xml:space="preserve"> Pois os olhos de Deus observam o caminho das pessoas; ele vê cada passo que elas dão.</w:t>
+        <w:t xml:space="preserve"> "Pois os olhos de Deus observam o caminho das pessoas; ele vê cada passo que elas dão.</w:t>
       </w:r>
     </w:p>
     <w:p>
@@ -18298,7 +18298,7 @@
         <w:rPr>
           <w:lang w:val="pt_PT" w:bidi="pt_PT"/>
         </w:rPr>
-        <w:t xml:space="preserve"> Deus não precisa fixar um tempo para que alguém venha a julgamento diante dele.</w:t>
+        <w:t xml:space="preserve"> Deus não precisa marcar uma data para levar alguém ao julgamento.</w:t>
       </w:r>
     </w:p>
     <w:p>
@@ -18319,7 +18319,7 @@
         <w:rPr>
           <w:lang w:val="pt_PT" w:bidi="pt_PT"/>
         </w:rPr>
-        <w:t xml:space="preserve"> Ele derruba os poderosos sem investigação e coloca outros em seu lugar.</w:t>
+        <w:t xml:space="preserve"> Ele derruba os poderosos sem precisar de longas investigações e coloca outros em seu lugar.</w:t>
       </w:r>
     </w:p>
     <w:p>
@@ -18361,7 +18361,7 @@
         <w:rPr>
           <w:lang w:val="pt_PT" w:bidi="pt_PT"/>
         </w:rPr>
-        <w:t xml:space="preserve"> Ele os castiga como criminosos em lugar visível para todos,</w:t>
+        <w:t xml:space="preserve"> Ele os castiga como criminosos, diante de todos,</w:t>
       </w:r>
     </w:p>
     <w:p>
@@ -18424,7 +18424,7 @@
         <w:rPr>
           <w:lang w:val="pt_PT" w:bidi="pt_PT"/>
         </w:rPr>
-        <w:t xml:space="preserve"> Mas, quando ele permanece em silêncio, quem pode condená-lo? Quando ele esconde o rosto, quem pode vê-lo? Isso vale tanto para uma nação quanto para um indivíduo.</w:t>
+        <w:t xml:space="preserve"> Quando ele fica em silêncio, quem pode condená-lo? Quando esconde seu rosto, quem pode vê-lo? Isso acontece tanto com uma nação como com uma pessoa.</w:t>
       </w:r>
     </w:p>
     <w:p>
@@ -18445,7 +18445,7 @@
         <w:rPr>
           <w:lang w:val="pt_PT" w:bidi="pt_PT"/>
         </w:rPr>
-        <w:t xml:space="preserve"> Dessa forma ele impede que o ímpio governe e que o povo seja enredado.</w:t>
+        <w:t xml:space="preserve"> Assim ele impede que o ímpio governe e engane o povo.</w:t>
       </w:r>
     </w:p>
     <w:p>
@@ -18466,7 +18466,7 @@
         <w:rPr>
           <w:lang w:val="pt_PT" w:bidi="pt_PT"/>
         </w:rPr>
-        <w:t xml:space="preserve"> Suponha que alguém diga a Deus: 'Errei e não voltarei a agir assim.</w:t>
+        <w:t xml:space="preserve"> "Talvez alguém diga a Deus: ‘Tenho sofrido por causa do meu erro; não vou repetir isso.</w:t>
       </w:r>
     </w:p>
     <w:p>
@@ -18487,7 +18487,7 @@
         <w:rPr>
           <w:lang w:val="pt_PT" w:bidi="pt_PT"/>
         </w:rPr>
-        <w:t xml:space="preserve"> Mostra o que não consigo perceber; se pratiquei o mal, não farei isso de novo'.</w:t>
+        <w:t xml:space="preserve"> Mostra o que eu não consigo ver; se fiz o mal, não farei isso de novo’.</w:t>
       </w:r>
     </w:p>
     <w:p>
@@ -18508,7 +18508,7 @@
         <w:rPr>
           <w:lang w:val="pt_PT" w:bidi="pt_PT"/>
         </w:rPr>
-        <w:t xml:space="preserve"> Será que Deus deve recompensar segundo o seu desejo, quando você rejeita o que ele faz? A escolha está diante de você, não diante de mim; portanto, diga o que você sabe.</w:t>
+        <w:t xml:space="preserve"> Será que Deus deve agir do jeito que você quer, só porque você rejeita o que ele faz? Você é quem precisa decidir, não eu; fale o que você sabe.</w:t>
       </w:r>
     </w:p>
     <w:p>
@@ -18550,7 +18550,7 @@
         <w:rPr>
           <w:lang w:val="pt_PT" w:bidi="pt_PT"/>
         </w:rPr>
-        <w:t xml:space="preserve"> 'Jó fala sem saber; suas palavras mostram falta de entendimento'.</w:t>
+        <w:t xml:space="preserve"> 'Jó fala sem saber; suas palavras mostram falta de entendimento’.</w:t>
       </w:r>
     </w:p>
     <w:p>
@@ -18571,7 +18571,7 @@
         <w:rPr>
           <w:lang w:val="pt_PT" w:bidi="pt_PT"/>
         </w:rPr>
-        <w:t xml:space="preserve"> Que Jó seja examinado até o fim, pois responde como quem pratica o mal.</w:t>
+        <w:t xml:space="preserve"> Que Jó seja examinado até o fim, pois suas respostas parecem as de alguém que age com maldade.</w:t>
       </w:r>
     </w:p>
     <w:p>
@@ -18592,7 +18592,7 @@
         <w:rPr>
           <w:lang w:val="pt_PT" w:bidi="pt_PT"/>
         </w:rPr>
-        <w:t xml:space="preserve"> Ele acrescenta rebeldia ao seu pecado; bate palmas em desafio diante de todos e multiplica seus ataques contra Deus".</w:t>
+        <w:t xml:space="preserve"> Ele aumenta sua rebeldia e fala contra Deus diante de todos”.</w:t>
       </w:r>
     </w:p>
     <w:p>
@@ -18650,7 +18650,7 @@
         <w:rPr>
           <w:lang w:val="pt_PT" w:bidi="pt_PT"/>
         </w:rPr>
-        <w:t xml:space="preserve"> "Você acha correto afirmar: 'Minha justiça é maior do que a de Deus'?</w:t>
+        <w:t xml:space="preserve"> "Você acha certo dizer: ‘Sou justo diante de Deus’?</w:t>
       </w:r>
     </w:p>
     <w:p>
@@ -18671,7 +18671,7 @@
         <w:rPr>
           <w:lang w:val="pt_PT" w:bidi="pt_PT"/>
         </w:rPr>
-        <w:t xml:space="preserve"> E ainda pergunta: 'De que me serve isso? O que ganho se me afastar do pecado?'.</w:t>
+        <w:t xml:space="preserve"> E ainda pergunta: ‘Que vantagem tenho com isso? O que ganho por não pecar?’.</w:t>
       </w:r>
     </w:p>
     <w:p>
@@ -18692,7 +18692,7 @@
         <w:rPr>
           <w:lang w:val="pt_PT" w:bidi="pt_PT"/>
         </w:rPr>
-        <w:t xml:space="preserve"> Eu darei a resposta a você e também aos amigos que estão ao seu lado.</w:t>
+        <w:t xml:space="preserve"> "Eu darei a resposta a você e também aos amigos que estão ao seu lado.</w:t>
       </w:r>
     </w:p>
     <w:p>
@@ -18713,7 +18713,7 @@
         <w:rPr>
           <w:lang w:val="pt_PT" w:bidi="pt_PT"/>
         </w:rPr>
-        <w:t xml:space="preserve"> Erga os olhos para o céu e repare; veja as nuvens, como estão muito mais acima de você.</w:t>
+        <w:t xml:space="preserve"> Olhe para o céu e observe; veja como as nuvens estão muito acima de você.</w:t>
       </w:r>
     </w:p>
     <w:p>
@@ -18776,7 +18776,7 @@
         <w:rPr>
           <w:lang w:val="pt_PT" w:bidi="pt_PT"/>
         </w:rPr>
-        <w:t xml:space="preserve"> Seus pecados apenas atingem outros seres humanos, e sua justiça beneficia pessoas como você.</w:t>
+        <w:t xml:space="preserve"> Seus pecados afetam pessoas como você, e sua justiça também beneficia outros seres humanos.</w:t>
       </w:r>
     </w:p>
     <w:p>
@@ -18797,7 +18797,7 @@
         <w:rPr>
           <w:lang w:val="pt_PT" w:bidi="pt_PT"/>
         </w:rPr>
-        <w:t xml:space="preserve"> Por causa da opressão severa, muitos se lamentam; pedem ajuda contra o poder dos dominadores.</w:t>
+        <w:t xml:space="preserve"> "Por causa da opressão severa, muitos se lamentam; pedem ajuda contra o poder dos dominadores.</w:t>
       </w:r>
     </w:p>
     <w:p>
@@ -18818,7 +18818,7 @@
         <w:rPr>
           <w:lang w:val="pt_PT" w:bidi="pt_PT"/>
         </w:rPr>
-        <w:t xml:space="preserve"> Contudo, ninguém pergunta: 'Onde está Deus, meu Criador, aquele que nos dá cânticos durante a noite,</w:t>
+        <w:t xml:space="preserve"> Contudo, ninguém pergunta: ‘Onde está Deus, meu Criador, aquele que nos dá cânticos durante a noite,</w:t>
       </w:r>
     </w:p>
     <w:p>
@@ -18839,7 +18839,7 @@
         <w:rPr>
           <w:lang w:val="pt_PT" w:bidi="pt_PT"/>
         </w:rPr>
-        <w:t xml:space="preserve"> que nos dá entendimento maior do que o dos animais da terra e nos torna mais sábios do que as aves do céu?'.</w:t>
+        <w:t xml:space="preserve"> que nos dá entendimento maior do que o dos animais da terra e nos torna mais sábios do que as aves do céu?’.</w:t>
       </w:r>
     </w:p>
     <w:p>
@@ -18860,7 +18860,7 @@
         <w:rPr>
           <w:lang w:val="pt_PT" w:bidi="pt_PT"/>
         </w:rPr>
-        <w:t xml:space="preserve"> Quando gritam, ele não responde, por causa do orgulho dos maus.</w:t>
+        <w:t xml:space="preserve"> Eles gritam por socorro, mas Deus não responde por causa do orgulho presente no coração deles.</w:t>
       </w:r>
     </w:p>
     <w:p>
@@ -18881,7 +18881,7 @@
         <w:rPr>
           <w:lang w:val="pt_PT" w:bidi="pt_PT"/>
         </w:rPr>
-        <w:t xml:space="preserve"> Na verdade, Deus não escuta um clamor vazio; o Todo-poderoso não dá atenção a isso.</w:t>
+        <w:t xml:space="preserve"> Na verdade, Deus não dá atenção a pedidos vazios; o Todo-poderoso não os considera.</w:t>
       </w:r>
     </w:p>
     <w:p>
@@ -18902,7 +18902,7 @@
         <w:rPr>
           <w:lang w:val="pt_PT" w:bidi="pt_PT"/>
         </w:rPr>
-        <w:t xml:space="preserve"> Ainda menos atenderá quando você disser que não o vê; sua causa está diante dele, por isso espere nele.</w:t>
+        <w:t xml:space="preserve"> Ainda menos atenderá quando você diz que não o vê. Ele conhece sua situação; por isso, espere nele.</w:t>
       </w:r>
     </w:p>
     <w:p>
@@ -18923,7 +18923,7 @@
         <w:rPr>
           <w:lang w:val="pt_PT" w:bidi="pt_PT"/>
         </w:rPr>
-        <w:t xml:space="preserve"> Você também afirma que a ira dele não pune e que ele ignora a maldade.</w:t>
+        <w:t xml:space="preserve"> Você pensa que Deus não castiga em sua ira e que não dá atenção à maldade.</w:t>
       </w:r>
     </w:p>
     <w:p>
@@ -18944,7 +18944,7 @@
         <w:rPr>
           <w:lang w:val="pt_PT" w:bidi="pt_PT"/>
         </w:rPr>
-        <w:t xml:space="preserve"> Assim, Jó abre a boca sem razão; sem entendimento, ele multiplica suas palavras".</w:t>
+        <w:t xml:space="preserve"> Assim, Jó fala sem conhecimento e multiplica palavras sem entendimento”.</w:t>
       </w:r>
     </w:p>
     <w:p>
@@ -19002,7 +19002,7 @@
         <w:rPr>
           <w:lang w:val="pt_PT" w:bidi="pt_PT"/>
         </w:rPr>
-        <w:t xml:space="preserve"> "Jó, tenha paciência comigo; ainda tenho muito a dizer em defesa de Deus.</w:t>
+        <w:t xml:space="preserve"> "Tenha mais um pouco de paciência, e eu lhe mostrarei que há mais a dizer em favor de Deus.</w:t>
       </w:r>
     </w:p>
     <w:p>
@@ -19044,7 +19044,7 @@
         <w:rPr>
           <w:lang w:val="pt_PT" w:bidi="pt_PT"/>
         </w:rPr>
-        <w:t xml:space="preserve"> Minhas palavras são verdadeiras; quem fala com você é alguém honesto e experiente.</w:t>
+        <w:t xml:space="preserve"> Minhas palavras são verdadeiras; quem fala com você possui pleno conhecimento.</w:t>
       </w:r>
     </w:p>
     <w:p>
@@ -19086,7 +19086,7 @@
         <w:rPr>
           <w:lang w:val="pt_PT" w:bidi="pt_PT"/>
         </w:rPr>
-        <w:t xml:space="preserve"> Não permite que o perverso continue a viver, mas garante justiça aos oprimidos.</w:t>
+        <w:t xml:space="preserve"> Não mantém vivo o perverso, mas faz justiça aos aflitos.</w:t>
       </w:r>
     </w:p>
     <w:p>
@@ -19233,7 +19233,7 @@
         <w:rPr>
           <w:lang w:val="pt_PT" w:bidi="pt_PT"/>
         </w:rPr>
-        <w:t xml:space="preserve"> Os ímpios guardam ressentimento; mesmo quando Deus os castiga, não pedem socorro.</w:t>
+        <w:t xml:space="preserve"> "Os ímpios guardam ressentimento; mesmo quando Deus os castiga, não pedem socorro.</w:t>
       </w:r>
     </w:p>
     <w:p>
@@ -19254,7 +19254,7 @@
         <w:rPr>
           <w:lang w:val="pt_PT" w:bidi="pt_PT"/>
         </w:rPr>
-        <w:t xml:space="preserve"> Morrem jovens, desperdiçando a vida em imoralidade.</w:t>
+        <w:t xml:space="preserve"> Morrem ainda jovens, e sua vida termina entre os imorais.</w:t>
       </w:r>
     </w:p>
     <w:p>
@@ -19296,7 +19296,7 @@
         <w:rPr>
           <w:lang w:val="pt_PT" w:bidi="pt_PT"/>
         </w:rPr>
-        <w:t xml:space="preserve"> Ele também quer afastá-lo da angústia, levá-lo a um lugar amplo e seguro, onde sua mesa transborda de alimento e fartura.</w:t>
+        <w:t xml:space="preserve"> "Ele também quer tirá-lo da aflição e levá-lo para um lugar amplo, sem aperto, onde sua mesa estaria cheia de alimento.</w:t>
       </w:r>
     </w:p>
     <w:p>
@@ -19317,7 +19317,7 @@
         <w:rPr>
           <w:lang w:val="pt_PT" w:bidi="pt_PT"/>
         </w:rPr>
-        <w:t xml:space="preserve"> Você carrega sobre si o juízo destinado aos ímpios; o castigo e a justiça repousam sobre você.</w:t>
+        <w:t xml:space="preserve"> Mas agora você está sofrendo o julgamento reservado aos ímpios; julgamento e condenação o alcançaram.</w:t>
       </w:r>
     </w:p>
     <w:p>
@@ -19338,7 +19338,7 @@
         <w:rPr>
           <w:lang w:val="pt_PT" w:bidi="pt_PT"/>
         </w:rPr>
-        <w:t xml:space="preserve"> Cuidado para não se deixar levar pelo furor, nem se deixar seduzir pela riqueza.</w:t>
+        <w:t xml:space="preserve"> Tenha cuidado para não se deixar seduzir por riquezas, e não permita que o suborno o desvie do caminho.</w:t>
       </w:r>
     </w:p>
     <w:p>
@@ -19359,7 +19359,7 @@
         <w:rPr>
           <w:lang w:val="pt_PT" w:bidi="pt_PT"/>
         </w:rPr>
-        <w:t xml:space="preserve"> Você pensa que seus protestos e esforços poderiam impedir Deus de agir? Não!</w:t>
+        <w:t xml:space="preserve"> Sua riqueza poderá livrá-lo da aflição? Nem todo o esforço da sua força conseguirá isso.</w:t>
       </w:r>
     </w:p>
     <w:p>
@@ -19401,7 +19401,7 @@
         <w:rPr>
           <w:lang w:val="pt_PT" w:bidi="pt_PT"/>
         </w:rPr>
-        <w:t xml:space="preserve"> Afaste-se do mal, pois Deus permite a aflição para protegê-lo de caminhos errados.</w:t>
+        <w:t xml:space="preserve"> Tome cuidado para não se voltar para o mal, pois parece que você o prefere à aflição.</w:t>
       </w:r>
     </w:p>
     <w:p>
@@ -19422,7 +19422,7 @@
         <w:rPr>
           <w:lang w:val="pt_PT" w:bidi="pt_PT"/>
         </w:rPr>
-        <w:t xml:space="preserve"> Observe como Deus é sublime em poder; quem pode compará-lo?</w:t>
+        <w:t xml:space="preserve"> "Observe como Deus é sublime em poder; quem pode compará-lo?</w:t>
       </w:r>
     </w:p>
     <w:p>
@@ -19443,7 +19443,7 @@
         <w:rPr>
           <w:lang w:val="pt_PT" w:bidi="pt_PT"/>
         </w:rPr>
-        <w:t xml:space="preserve"> Quem ousaria dizer-lhe: 'Cometeste maldade'?</w:t>
+        <w:t xml:space="preserve"> Quem ousaria dizer-lhe: ‘Cometeste maldade’?</w:t>
       </w:r>
     </w:p>
     <w:p>
@@ -19464,7 +19464,7 @@
         <w:rPr>
           <w:lang w:val="pt_PT" w:bidi="pt_PT"/>
         </w:rPr>
-        <w:t xml:space="preserve"> Dê glória a Deus pelas obras que ele fez; todos os homens as contemplam.</w:t>
+        <w:t xml:space="preserve"> Dê glória a Deus pelas obras que ele fez; os homens dedicam cânticos de louvor a elas.</w:t>
       </w:r>
     </w:p>
     <w:p>
@@ -19485,7 +19485,7 @@
         <w:rPr>
           <w:lang w:val="pt_PT" w:bidi="pt_PT"/>
         </w:rPr>
-        <w:t xml:space="preserve"> De longe se pode vê-las.</w:t>
+        <w:t xml:space="preserve"> Todos os seres humanos as contemplam; as pessoas as observam de longe.</w:t>
       </w:r>
     </w:p>
     <w:p>
@@ -19653,7 +19653,7 @@
         <w:rPr>
           <w:lang w:val="pt_PT" w:bidi="pt_PT"/>
         </w:rPr>
-        <w:t xml:space="preserve"> O trovão anuncia a tempestade, e até o gado percebe que ela está chegando".</w:t>
+        <w:t xml:space="preserve"> O trovão anuncia a tempestade, e até o gado percebe que ela está chegando”.</w:t>
       </w:r>
     </w:p>
     <w:p>
@@ -19753,7 +19753,7 @@
         <w:rPr>
           <w:lang w:val="pt_PT" w:bidi="pt_PT"/>
         </w:rPr>
-        <w:t xml:space="preserve"> Depois vem o rugido do trovão, a voz majestosa de sua grandeza; ninguém consegue permanecer firme diante dela.</w:t>
+        <w:t xml:space="preserve"> Depois vem o som do trovão, a voz majestosa de Deus. Quando sua voz é ouvida, ele não retém os relâmpagos.</w:t>
       </w:r>
     </w:p>
     <w:p>
@@ -19795,7 +19795,7 @@
         <w:rPr>
           <w:lang w:val="pt_PT" w:bidi="pt_PT"/>
         </w:rPr>
-        <w:t xml:space="preserve"> Deus diz à neve: 'Cai sobre a terra', e à chuva: 'Desça em torrentes'.</w:t>
+        <w:t xml:space="preserve"> Deus diz à neve: ‘Cai sobre a terra’, e à chuva: ‘Desça em torrentes’.</w:t>
       </w:r>
     </w:p>
     <w:p>
@@ -19816,7 +19816,7 @@
         <w:rPr>
           <w:lang w:val="pt_PT" w:bidi="pt_PT"/>
         </w:rPr>
-        <w:t xml:space="preserve"> Tudo se interrompe para reconhecer o poder de sua mão.</w:t>
+        <w:t xml:space="preserve"> Ele faz todos pararem suas atividades, para que reconheçam sua obra.</w:t>
       </w:r>
     </w:p>
     <w:p>
@@ -19942,7 +19942,7 @@
         <w:rPr>
           <w:lang w:val="pt_PT" w:bidi="pt_PT"/>
         </w:rPr>
-        <w:t xml:space="preserve"> Deus envia tempestades, ora para punir, ora para sustentar a terra.</w:t>
+        <w:t xml:space="preserve"> Deus envia essas coisas para corrigir as pessoas, para beneficiar sua terra ou para demonstrar seu amor.</w:t>
       </w:r>
     </w:p>
     <w:p>
@@ -19963,7 +19963,7 @@
         <w:rPr>
           <w:lang w:val="pt_PT" w:bidi="pt_PT"/>
         </w:rPr>
-        <w:t xml:space="preserve"> Jó, ouve bem e contempla as maravilhas de Deus.</w:t>
+        <w:t xml:space="preserve"> "Jó, ouve bem e contempla as maravilhas de Deus.</w:t>
       </w:r>
     </w:p>
     <w:p>
@@ -20026,7 +20026,7 @@
         <w:rPr>
           <w:lang w:val="pt_PT" w:bidi="pt_PT"/>
         </w:rPr>
-        <w:t xml:space="preserve"> Percebe como o vento do sul aquece tudo ao passar, e tudo parece imóvel?</w:t>
+        <w:t xml:space="preserve"> Você entende por que suas roupas ficam quentes quando o vento do sul traz calmaria sobre a terra?</w:t>
       </w:r>
     </w:p>
     <w:p>
@@ -20068,7 +20068,7 @@
         <w:rPr>
           <w:lang w:val="pt_PT" w:bidi="pt_PT"/>
         </w:rPr>
-        <w:t xml:space="preserve"> Ensine-nos o que dizer a Deus; somos pequenos demais diante de sua grandeza.</w:t>
+        <w:t xml:space="preserve"> "Ensine-nos o que dizer a Deus; somos pequenos demais diante de sua grandeza.</w:t>
       </w:r>
     </w:p>
     <w:p>
@@ -20089,7 +20089,7 @@
         <w:rPr>
           <w:lang w:val="pt_PT" w:bidi="pt_PT"/>
         </w:rPr>
-        <w:t xml:space="preserve"> Quem ousaria falar com ele, pedindo para ser devorado?</w:t>
+        <w:t xml:space="preserve"> Alguém deveria anunciar a Deus que quero falar? Quem falaria com ele sabendo que pode ser destruído?</w:t>
       </w:r>
     </w:p>
     <w:p>
@@ -20131,7 +20131,7 @@
         <w:rPr>
           <w:lang w:val="pt_PT" w:bidi="pt_PT"/>
         </w:rPr>
-        <w:t xml:space="preserve"> Do norte vem uma luz dourada; Deus se mostra rodeado de tremenda majestade.</w:t>
+        <w:t xml:space="preserve"> Do norte vem um brilho dourado; Deus está cercado de majestade impressionante.</w:t>
       </w:r>
     </w:p>
     <w:p>
@@ -20152,7 +20152,7 @@
         <w:rPr>
           <w:lang w:val="pt_PT" w:bidi="pt_PT"/>
         </w:rPr>
-        <w:t xml:space="preserve"> O Todo-poderoso está além do nosso alcance; grande em poder, sua justiça e retidão são infinitas; ninguém consegue compreendê-lo plenamente.</w:t>
+        <w:t xml:space="preserve"> O Todo-poderoso está além do nosso alcance. Ele é grande em poder e rico em justiça; nunca oprime ninguém.</w:t>
       </w:r>
     </w:p>
     <w:p>
@@ -20173,7 +20173,7 @@
         <w:rPr>
           <w:lang w:val="pt_PT" w:bidi="pt_PT"/>
         </w:rPr>
-        <w:t xml:space="preserve"> Por isso, os homens o respeitam e o temem; ele não se impressiona com a sabedoria dos que se julgam sábios".</w:t>
+        <w:t xml:space="preserve"> Por isso as pessoas o temem. Ele não dá atenção aos que se consideram sábios”.</w:t>
       </w:r>
     </w:p>
     <w:p>
@@ -20231,7 +20231,7 @@
         <w:rPr>
           <w:lang w:val="pt_PT" w:bidi="pt_PT"/>
         </w:rPr>
-        <w:t xml:space="preserve"> "Quem é esse que distorce os meus planos com palavras que revelam ignorância?</w:t>
+        <w:t xml:space="preserve"> "Quem é esse que obscurece meus planos com palavras sem conhecimento?</w:t>
       </w:r>
     </w:p>
     <w:p>
@@ -20273,7 +20273,7 @@
         <w:rPr>
           <w:lang w:val="pt_PT" w:bidi="pt_PT"/>
         </w:rPr>
-        <w:t xml:space="preserve"> Onde você estava quando lancei os fundamentos da terra? Responda-me, se é tão inteligente.</w:t>
+        <w:t xml:space="preserve"> "Onde você estava quando lancei os fundamentos da terra? Responda-me, se é tão inteligente.</w:t>
       </w:r>
     </w:p>
     <w:p>
@@ -20357,7 +20357,7 @@
         <w:rPr>
           <w:lang w:val="pt_PT" w:bidi="pt_PT"/>
         </w:rPr>
-        <w:t xml:space="preserve"> Quem fechou o mar com portas quando ele irrompeu e saiu como de um ventre?</w:t>
+        <w:t xml:space="preserve"> "Quem fechou o mar com portas quando ele irrompeu e saiu como de um ventre?</w:t>
       </w:r>
     </w:p>
     <w:p>
@@ -20399,7 +20399,7 @@
         <w:rPr>
           <w:lang w:val="pt_PT" w:bidi="pt_PT"/>
         </w:rPr>
-        <w:t xml:space="preserve"> Quando estabeleci meu limite para ele e coloquei portas e trancas,</w:t>
+        <w:t xml:space="preserve"> Onde você estava quando estabeleci meu limite para ele e coloquei portas e trancas,</w:t>
       </w:r>
     </w:p>
     <w:p>
@@ -20420,7 +20420,7 @@
         <w:rPr>
           <w:lang w:val="pt_PT" w:bidi="pt_PT"/>
         </w:rPr>
-        <w:t xml:space="preserve"> disse-lhe: 'Você não passará daqui; suas ondas orgulhosas se quebrarão até aqui'.</w:t>
+        <w:t xml:space="preserve"> e lhe disse: ‘Você chegará até aqui e não passará; aqui se deterá o orgulho das suas ondas’?</w:t>
       </w:r>
     </w:p>
     <w:p>
@@ -20441,7 +20441,7 @@
         <w:rPr>
           <w:lang w:val="pt_PT" w:bidi="pt_PT"/>
         </w:rPr>
-        <w:t xml:space="preserve"> Alguma vez você deu ordens à manhã, ou mostrou à alvorada o seu devido lugar,</w:t>
+        <w:t xml:space="preserve"> "Alguma vez você deu ordens à manhã, ou mostrou à alvorada o seu devido lugar,</w:t>
       </w:r>
     </w:p>
     <w:p>
@@ -20462,7 +20462,7 @@
         <w:rPr>
           <w:lang w:val="pt_PT" w:bidi="pt_PT"/>
         </w:rPr>
-        <w:t xml:space="preserve"> para que ela tocasse os confins da terra e expulsasse os ímpios de seus esconderijos?</w:t>
+        <w:t xml:space="preserve"> para que ela alcance os confins da terra e sacuda dela os ímpios?</w:t>
       </w:r>
     </w:p>
     <w:p>
@@ -20483,7 +20483,7 @@
         <w:rPr>
           <w:lang w:val="pt_PT" w:bidi="pt_PT"/>
         </w:rPr>
-        <w:t xml:space="preserve"> A terra se molda como barro sob o sinete; seus contornos se mostram como uma veste.</w:t>
+        <w:t xml:space="preserve"> A terra muda de aparência como barro marcado por um selo, e tudo nela se destaca como as dobras de uma roupa.</w:t>
       </w:r>
     </w:p>
     <w:p>
@@ -20525,7 +20525,7 @@
         <w:rPr>
           <w:lang w:val="pt_PT" w:bidi="pt_PT"/>
         </w:rPr>
-        <w:t xml:space="preserve"> Você já visitou as nascentes do mar, ou percorreu as profundezas do abismo?</w:t>
+        <w:t xml:space="preserve"> "Você já visitou as nascentes do mar, ou percorreu as profundezas do abismo?</w:t>
       </w:r>
     </w:p>
     <w:p>
@@ -20588,7 +20588,7 @@
         <w:rPr>
           <w:lang w:val="pt_PT" w:bidi="pt_PT"/>
         </w:rPr>
-        <w:t xml:space="preserve"> Onde a luz mora, e onde as trevas se escondem?</w:t>
+        <w:t xml:space="preserve"> "Onde a luz mora, e onde as trevas se escondem?</w:t>
       </w:r>
     </w:p>
     <w:p>
@@ -20609,7 +20609,7 @@
         <w:rPr>
           <w:lang w:val="pt_PT" w:bidi="pt_PT"/>
         </w:rPr>
-        <w:t xml:space="preserve"> Você pode conduzi-las ao seu devido lugar, e conhece o caminho que leva à habitação delas?</w:t>
+        <w:t xml:space="preserve"> Você consegue levá-las ao seu lugar e conhecer os caminhos que conduzem à sua morada?</w:t>
       </w:r>
     </w:p>
     <w:p>
@@ -20651,7 +20651,7 @@
         <w:rPr>
           <w:lang w:val="pt_PT" w:bidi="pt_PT"/>
         </w:rPr>
-        <w:t xml:space="preserve"> Você já entrou nos tesouros da neve, ou viu onde é armazenado o granizo?</w:t>
+        <w:t xml:space="preserve"> "Você já entrou nos depósitos da neve ou viu os depósitos do granizo?</w:t>
       </w:r>
     </w:p>
     <w:p>
@@ -20672,7 +20672,7 @@
         <w:rPr>
           <w:lang w:val="pt_PT" w:bidi="pt_PT"/>
         </w:rPr>
-        <w:t xml:space="preserve"> Eu os reservei para o dia da angústia, para tempos de guerra e de conflito?</w:t>
+        <w:t xml:space="preserve"> Eu os reservei para tempos de aflição, para dias de guerra e batalha.</w:t>
       </w:r>
     </w:p>
     <w:p>
@@ -20693,7 +20693,7 @@
         <w:rPr>
           <w:lang w:val="pt_PT" w:bidi="pt_PT"/>
         </w:rPr>
-        <w:t xml:space="preserve"> Sabe por onde se distribuem os relâmpagos, ou como se espalha o vento oriental sobre a terra?</w:t>
+        <w:t xml:space="preserve"> Por onde a luz se espalha, e por onde o vento oriental se espalha sobre a terra?</w:t>
       </w:r>
     </w:p>
     <w:p>
@@ -20840,7 +20840,7 @@
         <w:rPr>
           <w:lang w:val="pt_PT" w:bidi="pt_PT"/>
         </w:rPr>
-        <w:t xml:space="preserve"> Você pode amarrar a constelação das Plêiades ou soltar as cordas do Órion?</w:t>
+        <w:t xml:space="preserve"> "Você pode amarrar a constelação das Plêiades ou soltar as cordas do Órion?</w:t>
       </w:r>
     </w:p>
     <w:p>
@@ -20861,7 +20861,7 @@
         <w:rPr>
           <w:lang w:val="pt_PT" w:bidi="pt_PT"/>
         </w:rPr>
-        <w:t xml:space="preserve"> Pode fazer surgir as constelações a seu tempo ou guiar a Ursa com seus filhotes?</w:t>
+        <w:t xml:space="preserve"> Você faz surgir as constelações em seu tempo ou guia a Ursa com suas estrelas?</w:t>
       </w:r>
     </w:p>
     <w:p>
@@ -20903,7 +20903,7 @@
         <w:rPr>
           <w:lang w:val="pt_PT" w:bidi="pt_PT"/>
         </w:rPr>
-        <w:t xml:space="preserve"> Você pode ordenar às nuvens para que a chuva cubra toda a terra?</w:t>
+        <w:t xml:space="preserve"> "Você pode ordenar às nuvens para que a chuva cubra toda a terra?</w:t>
       </w:r>
     </w:p>
     <w:p>
@@ -20924,7 +20924,7 @@
         <w:rPr>
           <w:lang w:val="pt_PT" w:bidi="pt_PT"/>
         </w:rPr>
-        <w:t xml:space="preserve"> Você manda os relâmpagos, e eles obedecem, dizendo: 'Às suas ordens'?</w:t>
+        <w:t xml:space="preserve"> Você manda os relâmpagos, e eles obedecem, dizendo: ‘Às suas ordens’?</w:t>
       </w:r>
     </w:p>
     <w:p>
@@ -20945,7 +20945,7 @@
         <w:rPr>
           <w:lang w:val="pt_PT" w:bidi="pt_PT"/>
         </w:rPr>
-        <w:t xml:space="preserve"> Quem colocou sabedoria no íntimo do ser humano ou deu entendimento à mente?</w:t>
+        <w:t xml:space="preserve"> Quem colocou sabedoria no coração e deu entendimento à mente?</w:t>
       </w:r>
     </w:p>
     <w:p>
@@ -20966,7 +20966,7 @@
         <w:rPr>
           <w:lang w:val="pt_PT" w:bidi="pt_PT"/>
         </w:rPr>
-        <w:t xml:space="preserve"> Quem conta as nuvens com sabedoria, ou inclina os cântaros do céu para chover,</w:t>
+        <w:t xml:space="preserve"> Quem pode entender e controlar as nuvens com sabedoria? Quem abre os reservatórios do céu para fazer chover,</w:t>
       </w:r>
     </w:p>
     <w:p>
@@ -21008,7 +21008,7 @@
         <w:rPr>
           <w:lang w:val="pt_PT" w:bidi="pt_PT"/>
         </w:rPr>
-        <w:t xml:space="preserve"> Você caça a presa para a leoa e satisfaz a fome dos leõezinhos,</w:t>
+        <w:t xml:space="preserve"> "Você caça a presa para a leoa e satisfaz a fome dos leõezinhos,</w:t>
       </w:r>
     </w:p>
     <w:p>
@@ -21050,7 +21050,7 @@
         <w:rPr>
           <w:lang w:val="pt_PT" w:bidi="pt_PT"/>
         </w:rPr>
-        <w:t xml:space="preserve"> Quem alimenta os corvos quando seus filhotes, famintos, clamam a Deus por socorro?".</w:t>
+        <w:t xml:space="preserve"> Quem alimenta os corvos quando seus filhotes, famintos, clamam a Deus por socorro?”.</w:t>
       </w:r>
     </w:p>
     <w:p>
@@ -21171,7 +21171,7 @@
         <w:rPr>
           <w:lang w:val="pt_PT" w:bidi="pt_PT"/>
         </w:rPr>
-        <w:t xml:space="preserve"> Quem deu liberdade ao jumento selvagem? Quem soltou as amarras que prendiam o jumento bravo?</w:t>
+        <w:t xml:space="preserve"> "Quem deu liberdade ao jumento selvagem? Quem soltou as cordas que o prendiam?</w:t>
       </w:r>
     </w:p>
     <w:p>
@@ -21213,7 +21213,7 @@
         <w:rPr>
           <w:lang w:val="pt_PT" w:bidi="pt_PT"/>
         </w:rPr>
-        <w:t xml:space="preserve"> Ele despreza o tumulto das cidades e não dá atenção ao grito de quem tenta conduzi-lo.</w:t>
+        <w:t xml:space="preserve"> Ele despreza o barulho da cidade e não ouve os gritos do condutor.</w:t>
       </w:r>
     </w:p>
     <w:p>
@@ -21234,7 +21234,7 @@
         <w:rPr>
           <w:lang w:val="pt_PT" w:bidi="pt_PT"/>
         </w:rPr>
-        <w:t xml:space="preserve"> Percorre as montanhas em busca de pastagem e procura qualquer planta verde.</w:t>
+        <w:t xml:space="preserve"> Ele procura alimento nos montes e busca qualquer planta verde.</w:t>
       </w:r>
     </w:p>
     <w:p>
@@ -21255,7 +21255,7 @@
         <w:rPr>
           <w:lang w:val="pt_PT" w:bidi="pt_PT"/>
         </w:rPr>
-        <w:t xml:space="preserve"> Será que o boi selvagem concorda em lhe servir? Ele passará a noite no estábulo?</w:t>
+        <w:t xml:space="preserve"> "Será que o boi selvagem concorda em lhe servir? Ele passará a noite no estábulo?</w:t>
       </w:r>
     </w:p>
     <w:p>
@@ -21339,7 +21339,7 @@
         <w:rPr>
           <w:lang w:val="pt_PT" w:bidi="pt_PT"/>
         </w:rPr>
-        <w:t xml:space="preserve"> Alegre, a avestruz bate as asas, embora suas penas não sejam como as da cegonha.</w:t>
+        <w:t xml:space="preserve"> "A avestruz bate as asas com alegria, mas suas asas e penas não têm a beleza da cegonha.</w:t>
       </w:r>
     </w:p>
     <w:p>
@@ -21402,7 +21402,7 @@
         <w:rPr>
           <w:lang w:val="pt_PT" w:bidi="pt_PT"/>
         </w:rPr>
-        <w:t xml:space="preserve"> Age com dureza com seus filhotes, como se não fossem seus, e não se preocupa se seu esforço foi em vão.</w:t>
+        <w:t xml:space="preserve"> Ela trata seus filhotes com dureza, como se não fossem dela, e não se importa se seu trabalho foi perdido.</w:t>
       </w:r>
     </w:p>
     <w:p>
@@ -21423,7 +21423,7 @@
         <w:rPr>
           <w:lang w:val="pt_PT" w:bidi="pt_PT"/>
         </w:rPr>
-        <w:t xml:space="preserve"> Pois Deus não lhe deu sabedoria nem o mínimo de entendimento.</w:t>
+        <w:t xml:space="preserve"> Pois Deus a fez esquecer a sabedoria e não lhe deu entendimento.</w:t>
       </w:r>
     </w:p>
     <w:p>
@@ -21465,7 +21465,7 @@
         <w:rPr>
           <w:lang w:val="pt_PT" w:bidi="pt_PT"/>
         </w:rPr>
-        <w:t xml:space="preserve"> É você que dá vigor ao cavalo ou que coloca a crina no pescoço dele?</w:t>
+        <w:t xml:space="preserve"> "É você que dá vigor ao cavalo ou que coloca a crina no pescoço dele?</w:t>
       </w:r>
     </w:p>
     <w:p>
@@ -21507,7 +21507,7 @@
         <w:rPr>
           <w:lang w:val="pt_PT" w:bidi="pt_PT"/>
         </w:rPr>
-        <w:t xml:space="preserve"> Ele revolve a terra com os cascos, ostenta sua força e avança decidido para o campo de batalha.</w:t>
+        <w:t xml:space="preserve"> Ele cava o chão com os cascos, mostra sua força e corre ao encontro da batalha.</w:t>
       </w:r>
     </w:p>
     <w:p>
@@ -21549,7 +21549,7 @@
         <w:rPr>
           <w:lang w:val="pt_PT" w:bidi="pt_PT"/>
         </w:rPr>
-        <w:t xml:space="preserve"> Ao seu lado se move a aljava com a lança e o dardo reluzentes.</w:t>
+        <w:t xml:space="preserve"> A aljava, a lança e o dardo brilham ao seu lado.</w:t>
       </w:r>
     </w:p>
     <w:p>
@@ -21570,7 +21570,7 @@
         <w:rPr>
           <w:lang w:val="pt_PT" w:bidi="pt_PT"/>
         </w:rPr>
-        <w:t xml:space="preserve"> Com ímpeto ele devora o terreno e mal consegue esperar o som da trombeta</w:t>
+        <w:t xml:space="preserve"> Com força e alegria ele corre tão rápido que parece devorar o chão, e não consegue se controlar quando ouve a trombeta.</w:t>
       </w:r>
     </w:p>
     <w:p>
@@ -21591,7 +21591,7 @@
         <w:rPr>
           <w:lang w:val="pt_PT" w:bidi="pt_PT"/>
         </w:rPr>
-        <w:t xml:space="preserve"> Quando ouve o toque, relincha. De longe percebe o cheiro da luta, os gritos de ordem e o barulho da guerra.</w:t>
+        <w:t xml:space="preserve"> Ao ouvir o toque, relincha. De longe percebe o cheiro da luta, os gritos de ordem e o barulho da guerra.</w:t>
       </w:r>
     </w:p>
     <w:p>
@@ -21612,7 +21612,7 @@
         <w:rPr>
           <w:lang w:val="pt_PT" w:bidi="pt_PT"/>
         </w:rPr>
-        <w:t xml:space="preserve"> Graças à sua inteligência, o falcão voa alto e estende as asas para o sul?</w:t>
+        <w:t xml:space="preserve"> "É por causa da sua sabedoria que o falcão voa e abre suas asas em direção ao sul?</w:t>
       </w:r>
     </w:p>
     <w:p>
@@ -21633,7 +21633,7 @@
         <w:rPr>
           <w:lang w:val="pt_PT" w:bidi="pt_PT"/>
         </w:rPr>
-        <w:t xml:space="preserve"> A águia se eleva e constrói seu ninho nas alturas porque você lhe dá ordem?</w:t>
+        <w:t xml:space="preserve"> É por sua ordem que a águia sobe e faz seu ninho nas alturas?</w:t>
       </w:r>
     </w:p>
     <w:p>
@@ -21696,7 +21696,7 @@
         <w:rPr>
           <w:lang w:val="pt_PT" w:bidi="pt_PT"/>
         </w:rPr>
-        <w:t xml:space="preserve"> Seus filhotes bebem sangue, e onde há um animal morto, ali ela está."</w:t>
+        <w:t xml:space="preserve"> Seus filhotes bebem sangue; onde há um corpo morto, ali ela está”.</w:t>
       </w:r>
     </w:p>
     <w:p>
@@ -21754,7 +21754,7 @@
         <w:rPr>
           <w:lang w:val="pt_PT" w:bidi="pt_PT"/>
         </w:rPr>
-        <w:t xml:space="preserve"> "Aquele que contende com o Todo-poderoso pensa que pode corrigi-lo? Quem acusa Deus apresente agora sua explicação".</w:t>
+        <w:t xml:space="preserve"> "Aquele que tenta discutir com o Todo-poderoso deve responder. Aquele que acusa Deus, responda a ele!”.</w:t>
       </w:r>
     </w:p>
     <w:p>
@@ -21817,7 +21817,7 @@
         <w:rPr>
           <w:lang w:val="pt_PT" w:bidi="pt_PT"/>
         </w:rPr>
-        <w:t xml:space="preserve"> Falei uma vez, não vou negar; falei duas vezes, mas não continuarei".</w:t>
+        <w:t xml:space="preserve"> Falei uma vez, não vou negar; falei duas vezes, mas não continuarei”.</w:t>
       </w:r>
     </w:p>
     <w:p>
@@ -21880,7 +21880,7 @@
         <w:rPr>
           <w:lang w:val="pt_PT" w:bidi="pt_PT"/>
         </w:rPr>
-        <w:t xml:space="preserve"> Você pretende invalidar a minha justiça? Vai me declarar culpado para provar que está certo?</w:t>
+        <w:t xml:space="preserve"> "Você vai anular a minha justiça? Vai me condenar para mostrar que você está certo?</w:t>
       </w:r>
     </w:p>
     <w:p>
@@ -21985,7 +21985,7 @@
         <w:rPr>
           <w:lang w:val="pt_PT" w:bidi="pt_PT"/>
         </w:rPr>
-        <w:t xml:space="preserve"> Coloque todos juntos debaixo do pó e cubra o rosto deles na sepultura.</w:t>
+        <w:t xml:space="preserve"> Esconda todos eles no pó; cubra o rosto deles na sepultura.</w:t>
       </w:r>
     </w:p>
     <w:p>
@@ -22006,7 +22006,7 @@
         <w:rPr>
           <w:lang w:val="pt_PT" w:bidi="pt_PT"/>
         </w:rPr>
-        <w:t xml:space="preserve"> Então eu mesmo reconhecerei que sua própria mão direita poderá salvá-lo.</w:t>
+        <w:t xml:space="preserve"> Então eu também reconhecerei que sua própria mão direita pode salvá-lo.</w:t>
       </w:r>
     </w:p>
     <w:p>
@@ -22027,7 +22027,7 @@
         <w:rPr>
           <w:lang w:val="pt_PT" w:bidi="pt_PT"/>
         </w:rPr>
-        <w:t xml:space="preserve"> Olhe agora para o Beemote,1 que eu fiz assim como fiz você; ele se alimenta de erva, como o boi.</w:t>
+        <w:t xml:space="preserve"> "Olhe agora para o Beemote, que eu fiz assim como fiz você; ele se alimenta de erva, como o boi.</w:t>
       </w:r>
     </w:p>
     <w:p>
@@ -22069,7 +22069,7 @@
         <w:rPr>
           <w:lang w:val="pt_PT" w:bidi="pt_PT"/>
         </w:rPr>
-        <w:t xml:space="preserve"> Sua cauda se move como um cedro, e os tendões de suas coxas são bem entrelaçados.</w:t>
+        <w:t xml:space="preserve"> Sua cauda fica firme como um cedro; os músculos de suas coxas são fortes.</w:t>
       </w:r>
     </w:p>
     <w:p>
@@ -22111,7 +22111,7 @@
         <w:rPr>
           <w:lang w:val="pt_PT" w:bidi="pt_PT"/>
         </w:rPr>
-        <w:t xml:space="preserve"> Ele é o primeiro de todas as obras de Deus; somente seu Criador pode aproximar-se dele com a espada.</w:t>
+        <w:t xml:space="preserve"> Ele é a primeira entre as grandes criaturas feitas por Deus; somente seu Criador pode dominá-lo.</w:t>
       </w:r>
     </w:p>
     <w:p>
@@ -22132,7 +22132,7 @@
         <w:rPr>
           <w:lang w:val="pt_PT" w:bidi="pt_PT"/>
         </w:rPr>
-        <w:t xml:space="preserve"> As montanhas produzem alimento para ele, e ali os animais do campo brincam.</w:t>
+        <w:t xml:space="preserve"> Os montes lhe fornecem alimento, enquanto os animais selvagens brincam ali.</w:t>
       </w:r>
     </w:p>
     <w:p>
@@ -22195,7 +22195,7 @@
         <w:rPr>
           <w:lang w:val="pt_PT" w:bidi="pt_PT"/>
         </w:rPr>
-        <w:t xml:space="preserve"> Se o rio corre com força, ele não se assusta; permanece tranquilo mesmo que o Jordão transborde contra sua boca.</w:t>
+        <w:t xml:space="preserve"> Mesmo que o rio se encha e transborde, ele não fica assustado; permanece tranquilo quando o Jordão chega à sua boca.</w:t>
       </w:r>
     </w:p>
     <w:p>
@@ -22216,7 +22216,7 @@
         <w:rPr>
           <w:lang w:val="pt_PT" w:bidi="pt_PT"/>
         </w:rPr>
-        <w:t xml:space="preserve"> Quem poderia capturá-lo frente a frente ou prender seu nariz com um gancho?".</w:t>
+        <w:t xml:space="preserve"> Alguém consegue capturá-lo enquanto ele está alerta? Pode prendê-lo com um gancho no nariz e puxá-lo com uma corda?”.</w:t>
       </w:r>
     </w:p>
     <w:p>
@@ -22316,7 +22316,7 @@
         <w:rPr>
           <w:lang w:val="pt_PT" w:bidi="pt_PT"/>
         </w:rPr>
-        <w:t xml:space="preserve"> Aceitaria trabalhar para você e se tornar escravo para sempre?</w:t>
+        <w:t xml:space="preserve"> Ele faria um acordo com você? Você o tomaria como servo para sempre?</w:t>
       </w:r>
     </w:p>
     <w:p>
@@ -22337,7 +22337,7 @@
         <w:rPr>
           <w:lang w:val="pt_PT" w:bidi="pt_PT"/>
         </w:rPr>
-        <w:t xml:space="preserve"> Você poderia domá-lo como qualquer animal doméstico ou entregá-lo às suas filhas para brincar?</w:t>
+        <w:t xml:space="preserve"> Você brincaria com ele como faz com um pássaro? Você o prenderia para suas filhas brincarem com ele?</w:t>
       </w:r>
     </w:p>
     <w:p>
@@ -22358,7 +22358,7 @@
         <w:rPr>
           <w:lang w:val="pt_PT" w:bidi="pt_PT"/>
         </w:rPr>
-        <w:t xml:space="preserve"> Pescadores conseguiriam vendê-lo ou dividir seu corpo entre mercadores?</w:t>
+        <w:t xml:space="preserve"> Os comerciantes poderiam negociá-lo? Eles o dividiriam entre os mercadores?</w:t>
       </w:r>
     </w:p>
     <w:p>
@@ -22379,7 +22379,7 @@
         <w:rPr>
           <w:lang w:val="pt_PT" w:bidi="pt_PT"/>
         </w:rPr>
-        <w:t xml:space="preserve"> Você poderia furar a pele dele com arpões ou ferir sua cabeça com lanças de pesca?</w:t>
+        <w:t xml:space="preserve"> Você pode encher sua pele de lanças ou sua cabeça com arpões de pesca?</w:t>
       </w:r>
     </w:p>
     <w:p>
@@ -22421,7 +22421,7 @@
         <w:rPr>
           <w:lang w:val="pt_PT" w:bidi="pt_PT"/>
         </w:rPr>
-        <w:t xml:space="preserve"> A ideia de vencê-lo é puro engano; a simples imagem dele já é aterrorizante.</w:t>
+        <w:t xml:space="preserve"> A esperança de capturá-lo é falsa; basta vê-lo para ficar apavorado.</w:t>
       </w:r>
     </w:p>
     <w:p>
@@ -22442,7 +22442,7 @@
         <w:rPr>
           <w:lang w:val="pt_PT" w:bidi="pt_PT"/>
         </w:rPr>
-        <w:t xml:space="preserve"> Ninguém tem coragem de enfrentá-lo. Então, quem poderia resistir a mim?</w:t>
+        <w:t xml:space="preserve"> Ninguém é tão corajoso que se atreva a provocá-lo. Então, quem poderá permanecer diante de mim?</w:t>
       </w:r>
     </w:p>
     <w:p>
@@ -22463,7 +22463,7 @@
         <w:rPr>
           <w:lang w:val="pt_PT" w:bidi="pt_PT"/>
         </w:rPr>
-        <w:t xml:space="preserve"> Por acaso sou devedor de alguém por ter-me dado alguma coisa? Tudo o que existe debaixo dos céus é meu.</w:t>
+        <w:t xml:space="preserve"> Quem primeiro me deu algo para que eu lhe deva pagar? Tudo o que existe debaixo do céu pertence a mim.</w:t>
       </w:r>
     </w:p>
     <w:p>
@@ -22484,7 +22484,7 @@
         <w:rPr>
           <w:lang w:val="pt_PT" w:bidi="pt_PT"/>
         </w:rPr>
-        <w:t xml:space="preserve"> Não deixarei de falar sobre sua força, seus membros e sua postura imponente.</w:t>
+        <w:t xml:space="preserve"> "Não deixarei de falar sobre a força, os membros e a postura imponente do Leviatã.</w:t>
       </w:r>
     </w:p>
     <w:p>
@@ -22610,7 +22610,7 @@
         <w:rPr>
           <w:lang w:val="pt_PT" w:bidi="pt_PT"/>
         </w:rPr>
-        <w:t xml:space="preserve"> Seu hálito lança faíscas; seus olhos brilham como a luz do amanhecer.</w:t>
+        <w:t xml:space="preserve"> Seus espirros fazem brilhar luzes como relâmpagos, e seus olhos brilham como os primeiros raios da manhã.</w:t>
       </w:r>
     </w:p>
     <w:p>
@@ -22631,7 +22631,7 @@
         <w:rPr>
           <w:lang w:val="pt_PT" w:bidi="pt_PT"/>
         </w:rPr>
-        <w:t xml:space="preserve"> Chamas saem de sua boca; e dela estalam labaredas de fogo.</w:t>
+        <w:t xml:space="preserve"> Chamas saem de sua boca; faíscas de fogo saltam dela.</w:t>
       </w:r>
     </w:p>
     <w:p>
@@ -22652,7 +22652,7 @@
         <w:rPr>
           <w:lang w:val="pt_PT" w:bidi="pt_PT"/>
         </w:rPr>
-        <w:t xml:space="preserve"> De suas narinas sai fumaça, como vapor de uma panela fervente.</w:t>
+        <w:t xml:space="preserve"> De suas narinas sai fumaça, como vapor de uma panela fervendo.</w:t>
       </w:r>
     </w:p>
     <w:p>
@@ -22673,7 +22673,7 @@
         <w:rPr>
           <w:lang w:val="pt_PT" w:bidi="pt_PT"/>
         </w:rPr>
-        <w:t xml:space="preserve"> Seu sopro acende carvões, e labaredas saltam de sua boca.</w:t>
+        <w:t xml:space="preserve"> Seu sopro acende brasas, e chamas saem de sua boca.</w:t>
       </w:r>
     </w:p>
     <w:p>
@@ -22715,7 +22715,7 @@
         <w:rPr>
           <w:lang w:val="pt_PT" w:bidi="pt_PT"/>
         </w:rPr>
-        <w:t xml:space="preserve"> Seus músculos são duros e firmes; sua carne é impenetrável.</w:t>
+        <w:t xml:space="preserve"> As partes do seu corpo são firmes e unidas; nada pode atravessá-la.</w:t>
       </w:r>
     </w:p>
     <w:p>
@@ -22862,7 +22862,7 @@
         <w:rPr>
           <w:lang w:val="pt_PT" w:bidi="pt_PT"/>
         </w:rPr>
-        <w:t xml:space="preserve"> Sua barriga coberta de escamas afiadas deixa marcas profundas, como arados, na lama.</w:t>
+        <w:t xml:space="preserve"> Sua barriga tem pontas afiadas; quando passa pela lama, deixa marcas como um instrumento de debulhar.</w:t>
       </w:r>
     </w:p>
     <w:p>
@@ -22883,7 +22883,7 @@
         <w:rPr>
           <w:lang w:val="pt_PT" w:bidi="pt_PT"/>
         </w:rPr>
-        <w:t xml:space="preserve"> O Leviatã agita as profundezas como água que ferve numa panela; revolve o mar como óleo fervendo no caldeirão,</w:t>
+        <w:t xml:space="preserve"> O Leviatã agita as profundezas como água que ferve numa panela; revolve o mar como óleo fervendo no caldeirão.</w:t>
       </w:r>
     </w:p>
     <w:p>
@@ -22904,7 +22904,7 @@
         <w:rPr>
           <w:lang w:val="pt_PT" w:bidi="pt_PT"/>
         </w:rPr>
-        <w:t xml:space="preserve"> deixando atrás de si um rastro luminoso, como se fosse um abismo com cabelos brancos.</w:t>
+        <w:t xml:space="preserve"> Ele deixa atrás de si um rastro brilhante; as águas parecem cobertas de espuma branca.</w:t>
       </w:r>
     </w:p>
     <w:p>
@@ -22925,7 +22925,7 @@
         <w:rPr>
           <w:lang w:val="pt_PT" w:bidi="pt_PT"/>
         </w:rPr>
-        <w:t xml:space="preserve"> Não há criatura na terra que se compare a ele; ele é destemido.</w:t>
+        <w:t xml:space="preserve"> Nada na terra se compara a ele; ele foi criado sem medo.</w:t>
       </w:r>
     </w:p>
     <w:p>
@@ -22946,7 +22946,7 @@
         <w:rPr>
           <w:lang w:val="pt_PT" w:bidi="pt_PT"/>
         </w:rPr>
-        <w:t xml:space="preserve"> Ele despreza todos os altivos e reina soberano sobre todas as feras orgulhosas."</w:t>
+        <w:t xml:space="preserve"> Ele olha com desprezo para tudo que é orgulhoso; ele é rei entre todos os animais orgulhosos”.</w:t>
       </w:r>
     </w:p>
     <w:p>
@@ -23025,7 +23025,7 @@
         <w:rPr>
           <w:lang w:val="pt_PT" w:bidi="pt_PT"/>
         </w:rPr>
-        <w:t xml:space="preserve"> Perguntaste quem ousou duvidar da tua sabedoria, e eu confesso: fui eu. Falei de coisas que não entendia, coisas maravilhosas demais para eu compreender.</w:t>
+        <w:t xml:space="preserve"> Perguntaste: ‘Quem é esse que fala sem conhecimento?’. Eu reconheço que falei de coisas que não compreendia, coisas grandes demais para mim.</w:t>
       </w:r>
     </w:p>
     <w:p>
@@ -23046,7 +23046,7 @@
         <w:rPr>
           <w:lang w:val="pt_PT" w:bidi="pt_PT"/>
         </w:rPr>
-        <w:t xml:space="preserve"> Tu me disseste: 'Escute, e eu falarei; responda às perguntas que lhe farei'.</w:t>
+        <w:t xml:space="preserve"> Tu disseste: ‘Escute, e eu falarei; eu farei perguntas, e você me responderá’.</w:t>
       </w:r>
     </w:p>
     <w:p>
@@ -23088,7 +23088,7 @@
         <w:rPr>
           <w:lang w:val="pt_PT" w:bidi="pt_PT"/>
         </w:rPr>
-        <w:t xml:space="preserve"> Por isso me retrato e me arrependo no pó e na cinza".</w:t>
+        <w:t xml:space="preserve"> Por isso me desprezo e me arrependo no pó e na cinza”.</w:t>
       </w:r>
     </w:p>
     <w:p>
@@ -23109,7 +23109,7 @@
         <w:rPr>
           <w:lang w:val="pt_PT" w:bidi="pt_PT"/>
         </w:rPr>
-        <w:t xml:space="preserve"> Depois de falar com Jó, o SENHOR disse ao temanita Elifaz: "A minha indignação com você e com seus dois amigos é grande, porque vocês não falaram a verdade sobre mim, como fez meu servo Jó.</w:t>
+        <w:t xml:space="preserve"> Depois de falar com Jó, o SENHOR disse ao temanita Elifaz: “A minha ira se acendeu contra você e seus dois amigos, pois vocês não falaram corretamente sobre mim, como fez meu servo Jó.</w:t>
       </w:r>
     </w:p>
     <w:p>
@@ -23130,7 +23130,7 @@
         <w:rPr>
           <w:lang w:val="pt_PT" w:bidi="pt_PT"/>
         </w:rPr>
-        <w:t xml:space="preserve"> Agora levem sete novilhos e sete carneiros, apresentem-nos ao meu servo Jó e ofereçam sacrifícios por vocês. Meu servo Jó orará por vocês, e eu aceitarei a oração dele; não farei a vocês o que merecem por não terem falado com retidão sobre mim, como fez meu servo Jó".</w:t>
+        <w:t xml:space="preserve"> Agora levem sete novilhos e sete carneiros, entreguem esses animais ao meu servo Jó e ofereçam sacrifícios por vocês. Meu servo Jó orará por vocês, e eu aceitarei a oração dele. Assim vocês não receberão o castigo que merecem, porque não falaram corretamente sobre mim como meu servo Jó”.</w:t>
       </w:r>
     </w:p>
     <w:p>
@@ -23172,7 +23172,7 @@
         <w:rPr>
           <w:lang w:val="pt_PT" w:bidi="pt_PT"/>
         </w:rPr>
-        <w:t xml:space="preserve"> Depois da oração de Jó por seus amigos, o SENHOR restaurou sua prosperidade e lhe deu o dobro de tudo o que ele tinha antes.</w:t>
+        <w:t xml:space="preserve"> Depois que Jó orou por seus amigos, o SENHOR mudou sua situação e lhe deu em dobro tudo o que ele possuía antes.</w:t>
       </w:r>
     </w:p>
     <w:p>
@@ -23193,7 +23193,7 @@
         <w:rPr>
           <w:lang w:val="pt_PT" w:bidi="pt_PT"/>
         </w:rPr>
-        <w:t xml:space="preserve"> Todos os seus irmãos, irmãs e antigos conhecidos vieram à sua casa para festejar com ele. Eles o confortaram e consolaram por todo o sofrimento que o SENHOR permitiu que viesse sobre ele, e cada um lhe trouxe um presente em prata e um anel de ouro.</w:t>
+        <w:t xml:space="preserve"> Todos os seus irmãos, irmãs e antigos conhecidos vieram à sua casa para festejar com ele. Eles o consolaram pelo sofrimento que o SENHOR havia permitido sobre ele, e cada um lhe trouxe um presente em prata e um anel de ouro.</w:t>
       </w:r>
     </w:p>
     <w:p>
@@ -23277,7 +23277,7 @@
         <w:rPr>
           <w:lang w:val="pt_PT" w:bidi="pt_PT"/>
         </w:rPr>
-        <w:t xml:space="preserve"> Em toda a terra, não havia mulheres mais bonitas que as filhas de Jó; e elas se tornaram herdeiras do pai, junto com os irmãos.</w:t>
+        <w:t xml:space="preserve"> Em toda aquela região não havia mulheres tão bonitas quanto as filhas de Jó. Jó deu a elas parte da herança, junto com seus irmãos.</w:t>
       </w:r>
     </w:p>
     <w:p>
@@ -23298,7 +23298,7 @@
         <w:rPr>
           <w:lang w:val="pt_PT" w:bidi="pt_PT"/>
         </w:rPr>
-        <w:t xml:space="preserve"> Depois disso, Jó viveu 140 anos, o suficiente para ver os filhos, netos e bisnetos até a quarta geração.</w:t>
+        <w:t xml:space="preserve"> Depois disso, Jó viveu 140 anos e viu seus filhos, seus netos e até a quarta geração.</w:t>
       </w:r>
     </w:p>
     <w:p>
@@ -23319,7 +23319,7 @@
         <w:rPr>
           <w:lang w:val="pt_PT" w:bidi="pt_PT"/>
         </w:rPr>
-        <w:t xml:space="preserve"> Então morreu, velho e satisfeito com a vida que havia tido.</w:t>
+        <w:t xml:space="preserve"> E Jó morreu velho e cheio de dias.</w:t>
       </w:r>
     </w:p>
     <w:sectPr>
